--- a/Кириченко И.А КП.docx
+++ b/Кириченко И.А КП.docx
@@ -92,8 +92,6 @@
           <w:szCs w:val="32"/>
         </w:rPr>
       </w:pPr>
-      <w:bookmarkStart w:id="1" w:name="_GoBack"/>
-      <w:bookmarkEnd w:id="1"/>
     </w:p>
     <w:p>
       <w:pPr>
@@ -271,7 +269,7 @@
           <w:sz w:val="32"/>
           <w:szCs w:val="32"/>
         </w:rPr>
-        <w:t>ХХ</w:t>
+        <w:t>11</w:t>
       </w:r>
       <w:r>
         <w:rPr>
@@ -468,8 +466,18 @@
           <w:sz w:val="32"/>
           <w:szCs w:val="32"/>
         </w:rPr>
-        <w:t>Д.О. Гариев</w:t>
-      </w:r>
+        <w:t xml:space="preserve">Д.О. </w:t>
+      </w:r>
+      <w:proofErr w:type="spellStart"/>
+      <w:r>
+        <w:rPr>
+          <w:rFonts w:cs="Times New Roman"/>
+          <w:sz w:val="32"/>
+          <w:szCs w:val="32"/>
+        </w:rPr>
+        <w:t>Гариев</w:t>
+      </w:r>
+      <w:proofErr w:type="spellEnd"/>
     </w:p>
     <w:p>
       <w:pPr>
@@ -979,7 +987,7 @@
           <w:sz w:val="32"/>
           <w:szCs w:val="32"/>
         </w:rPr>
-        <w:t>7</w:t>
+        <w:t>6</w:t>
       </w:r>
     </w:p>
     <w:p>
@@ -1076,7 +1084,7 @@
           <w:hyperlink w:anchor="_Toc208490205" w:history="1">
             <w:r>
               <w:rPr>
-                <w:rStyle w:val="aa"/>
+                <w:rStyle w:val="ab"/>
                 <w:rFonts w:cs="Times New Roman"/>
                 <w:noProof/>
               </w:rPr>
@@ -1151,7 +1159,7 @@
           <w:hyperlink w:anchor="_Toc208490206" w:history="1">
             <w:r>
               <w:rPr>
-                <w:rStyle w:val="aa"/>
+                <w:rStyle w:val="ab"/>
                 <w:rFonts w:cs="Times New Roman"/>
                 <w:noProof/>
               </w:rPr>
@@ -1226,7 +1234,7 @@
           <w:hyperlink w:anchor="_Toc208490207" w:history="1">
             <w:r>
               <w:rPr>
-                <w:rStyle w:val="aa"/>
+                <w:rStyle w:val="ab"/>
                 <w:rFonts w:cs="Times New Roman"/>
                 <w:noProof/>
               </w:rPr>
@@ -1301,7 +1309,7 @@
           <w:hyperlink w:anchor="_Toc208490208" w:history="1">
             <w:r>
               <w:rPr>
-                <w:rStyle w:val="aa"/>
+                <w:rStyle w:val="ab"/>
                 <w:rFonts w:cs="Times New Roman"/>
                 <w:noProof/>
               </w:rPr>
@@ -1346,7 +1354,7 @@
                 <w:noProof/>
                 <w:webHidden/>
               </w:rPr>
-              <w:t>5</w:t>
+              <w:t>7</w:t>
             </w:r>
             <w:r>
               <w:rPr>
@@ -1376,7 +1384,7 @@
           <w:hyperlink w:anchor="_Toc208490209" w:history="1">
             <w:r>
               <w:rPr>
-                <w:rStyle w:val="aa"/>
+                <w:rStyle w:val="ab"/>
                 <w:noProof/>
               </w:rPr>
               <w:t>2 Проектирование</w:t>
@@ -1420,7 +1428,7 @@
                 <w:noProof/>
                 <w:webHidden/>
               </w:rPr>
-              <w:t>6</w:t>
+              <w:t>10</w:t>
             </w:r>
             <w:r>
               <w:rPr>
@@ -1450,7 +1458,7 @@
           <w:hyperlink w:anchor="_Toc208490210" w:history="1">
             <w:r>
               <w:rPr>
-                <w:rStyle w:val="aa"/>
+                <w:rStyle w:val="ab"/>
                 <w:noProof/>
               </w:rPr>
               <w:t>2.1 Проектирование логической структуры</w:t>
@@ -1494,7 +1502,7 @@
                 <w:noProof/>
                 <w:webHidden/>
               </w:rPr>
-              <w:t>6</w:t>
+              <w:t>10</w:t>
             </w:r>
             <w:r>
               <w:rPr>
@@ -1524,7 +1532,7 @@
           <w:hyperlink w:anchor="_Toc208490211" w:history="1">
             <w:r>
               <w:rPr>
-                <w:rStyle w:val="aa"/>
+                <w:rStyle w:val="ab"/>
                 <w:noProof/>
               </w:rPr>
               <w:t>2.2 Проектирование физической структуры</w:t>
@@ -1568,7 +1576,7 @@
                 <w:noProof/>
                 <w:webHidden/>
               </w:rPr>
-              <w:t>6</w:t>
+              <w:t>10</w:t>
             </w:r>
             <w:r>
               <w:rPr>
@@ -1598,7 +1606,7 @@
           <w:hyperlink w:anchor="_Toc208490212" w:history="1">
             <w:r>
               <w:rPr>
-                <w:rStyle w:val="aa"/>
+                <w:rStyle w:val="ab"/>
                 <w:noProof/>
               </w:rPr>
               <w:t>3 Разработка и тестирование</w:t>
@@ -1642,7 +1650,7 @@
                 <w:noProof/>
                 <w:webHidden/>
               </w:rPr>
-              <w:t>7</w:t>
+              <w:t>11</w:t>
             </w:r>
             <w:r>
               <w:rPr>
@@ -1672,7 +1680,7 @@
           <w:hyperlink w:anchor="_Toc208490213" w:history="1">
             <w:r>
               <w:rPr>
-                <w:rStyle w:val="aa"/>
+                <w:rStyle w:val="ab"/>
                 <w:rFonts w:cs="Times New Roman"/>
                 <w:noProof/>
               </w:rPr>
@@ -1717,7 +1725,7 @@
                 <w:noProof/>
                 <w:webHidden/>
               </w:rPr>
-              <w:t>8</w:t>
+              <w:t>12</w:t>
             </w:r>
             <w:r>
               <w:rPr>
@@ -1747,7 +1755,7 @@
           <w:hyperlink w:anchor="_Toc208490214" w:history="1">
             <w:r>
               <w:rPr>
-                <w:rStyle w:val="aa"/>
+                <w:rStyle w:val="ab"/>
                 <w:rFonts w:cs="Times New Roman"/>
                 <w:noProof/>
               </w:rPr>
@@ -1792,7 +1800,7 @@
                 <w:noProof/>
                 <w:webHidden/>
               </w:rPr>
-              <w:t>9</w:t>
+              <w:t>13</w:t>
             </w:r>
             <w:r>
               <w:rPr>
@@ -1993,7 +2001,7 @@
           <w:rFonts w:cs="Times New Roman"/>
         </w:rPr>
       </w:pPr>
-      <w:bookmarkStart w:id="2" w:name="_Toc208490205"/>
+      <w:bookmarkStart w:id="1" w:name="_Toc208490205"/>
       <w:r>
         <w:rPr>
           <w:rFonts w:cs="Times New Roman"/>
@@ -2001,7 +2009,7 @@
         <w:lastRenderedPageBreak/>
         <w:t>Введение</w:t>
       </w:r>
-      <w:bookmarkEnd w:id="2"/>
+      <w:bookmarkEnd w:id="1"/>
     </w:p>
     <w:p>
       <w:pPr>
@@ -2017,7 +2025,7 @@
           <w:rFonts w:cs="Times New Roman"/>
         </w:rPr>
       </w:pPr>
-      <w:bookmarkStart w:id="3" w:name="_Toc208490206"/>
+      <w:bookmarkStart w:id="2" w:name="_Toc208490206"/>
       <w:r>
         <w:rPr>
           <w:rFonts w:cs="Times New Roman"/>
@@ -2025,7 +2033,7 @@
         <w:lastRenderedPageBreak/>
         <w:t>1 Постановка задачи</w:t>
       </w:r>
-      <w:bookmarkEnd w:id="3"/>
+      <w:bookmarkEnd w:id="2"/>
     </w:p>
     <w:p>
       <w:pPr>
@@ -2038,7 +2046,7 @@
           <w:rFonts w:cs="Times New Roman"/>
         </w:rPr>
       </w:pPr>
-      <w:bookmarkStart w:id="4" w:name="_Toc208490207"/>
+      <w:bookmarkStart w:id="3" w:name="_Toc208490207"/>
       <w:r>
         <w:rPr>
           <w:rFonts w:cs="Times New Roman"/>
@@ -2051,71 +2059,440 @@
         </w:rPr>
         <w:t xml:space="preserve"> предметной области</w:t>
       </w:r>
-      <w:bookmarkEnd w:id="4"/>
+      <w:bookmarkEnd w:id="3"/>
     </w:p>
     <w:p>
       <w:r>
-        <w:t>Предметная область данного проекта – это процесс управления проектами и задачами в небольших рабочих группах или командах разработчиков.</w:t>
+        <w:t xml:space="preserve">Управление проектами – это </w:t>
+      </w:r>
+      <w:r>
+        <w:t>работа по планированию</w:t>
+      </w:r>
+      <w:r>
+        <w:t xml:space="preserve">, </w:t>
+      </w:r>
+      <w:r>
+        <w:t>распределению и контролю</w:t>
+      </w:r>
+      <w:r>
+        <w:t xml:space="preserve"> ресурсов </w:t>
+      </w:r>
+      <w:r>
+        <w:t>команды</w:t>
+      </w:r>
+      <w:bookmarkStart w:id="4" w:name="_GoBack"/>
+      <w:bookmarkEnd w:id="4"/>
+      <w:r>
+        <w:t xml:space="preserve"> для достижения цели в заданные сроки.</w:t>
       </w:r>
     </w:p>
     <w:p>
       <w:r>
-        <w:t xml:space="preserve">В наше время управление проектами выглядит </w:t>
-      </w:r>
-      <w:r>
-        <w:t>таким</w:t>
-      </w:r>
-      <w:r>
-        <w:t xml:space="preserve"> образом. Для работы в составе команды требуется координация среди участников. Руководитель (владелец проекта) должен </w:t>
-      </w:r>
-      <w:r>
-        <w:t>разделить</w:t>
-      </w:r>
-      <w:r>
-        <w:t xml:space="preserve"> общую цель на несколько маленьких задач, и назначить на выполнение данных задач ответственных исполнителей</w:t>
-      </w:r>
-      <w:r>
-        <w:t xml:space="preserve"> и следить за степенью выполнения каждого ответственного исполнителя. Исполнители в свою очередь должны получать актуальную информацию о том, что им нужно сделать, выполнять свою работу и отчитываться о завершении выполнения своей работы. </w:t>
+        <w:t xml:space="preserve">Руководитель (владелец) </w:t>
+      </w:r>
+      <w:r>
+        <w:t>разделяет общую цель на задачи</w:t>
+      </w:r>
+      <w:r>
+        <w:t xml:space="preserve"> и назначае</w:t>
+      </w:r>
+      <w:r>
+        <w:t xml:space="preserve">т </w:t>
+      </w:r>
+      <w:r>
+        <w:t xml:space="preserve">ответственных </w:t>
+      </w:r>
+      <w:r>
+        <w:t>исполнителей</w:t>
+      </w:r>
+      <w:r>
+        <w:t xml:space="preserve"> для каждой задачи </w:t>
+      </w:r>
+      <w:r>
+        <w:t>и</w:t>
+      </w:r>
+      <w:r>
+        <w:t xml:space="preserve"> следит</w:t>
+      </w:r>
+      <w:r>
+        <w:t xml:space="preserve"> за</w:t>
+      </w:r>
+      <w:r>
+        <w:t xml:space="preserve"> их</w:t>
+      </w:r>
+      <w:r>
+        <w:t xml:space="preserve"> степенью выполнения</w:t>
+      </w:r>
+      <w:r>
+        <w:t>. Исполнители</w:t>
+      </w:r>
+      <w:r>
+        <w:t>,</w:t>
+      </w:r>
+      <w:r>
+        <w:t xml:space="preserve"> в свою очередь</w:t>
+      </w:r>
+      <w:r>
+        <w:t xml:space="preserve">, получают информацию о текущих задачах, </w:t>
+      </w:r>
+      <w:r>
+        <w:t>выполняют данные задачи и отчитываются руководителю о</w:t>
+      </w:r>
+      <w:r>
+        <w:t>б</w:t>
+      </w:r>
+      <w:r>
+        <w:t xml:space="preserve"> их завершении</w:t>
+      </w:r>
+      <w:r>
+        <w:t xml:space="preserve">. </w:t>
+      </w:r>
+      <w:r>
+        <w:t>Администратор управляет учётными данными пользователей и следит за работоспособностью системы.</w:t>
+      </w:r>
+      <w:r>
+        <w:t xml:space="preserve"> </w:t>
       </w:r>
     </w:p>
     <w:p>
       <w:r>
-        <w:t>Чаще всего небольшие команды пытаются вести данный учет в чатах мессенджеров или</w:t>
-      </w:r>
-      <w:r>
-        <w:t xml:space="preserve"> таблицах </w:t>
-      </w:r>
-      <w:r>
-        <w:t>(</w:t>
-      </w:r>
-      <w:r>
-        <w:rPr>
-          <w:lang w:val="en-US"/>
-        </w:rPr>
-        <w:t>Excel</w:t>
-      </w:r>
-      <w:r>
-        <w:t xml:space="preserve">, </w:t>
-      </w:r>
-      <w:r>
-        <w:rPr>
-          <w:lang w:val="en-US"/>
-        </w:rPr>
-        <w:t>Google</w:t>
-      </w:r>
-      <w:r>
-        <w:t>)</w:t>
-      </w:r>
-      <w:r>
-        <w:t xml:space="preserve">. </w:t>
-      </w:r>
-      <w:r>
-        <w:t>На деле такой процесс выполнения задач приводит к ряду проблем:</w:t>
+        <w:t>В небольших командах роли могут совмещаться. Например, владелец проекта также</w:t>
+      </w:r>
+      <w:r>
+        <w:t xml:space="preserve"> может</w:t>
+      </w:r>
+      <w:r>
+        <w:t xml:space="preserve"> работать над поставленными задачами, и сам администратор может быть исполнителем.  Данное совмещен</w:t>
+      </w:r>
+      <w:r>
+        <w:t>ие требует чёткого разграничения</w:t>
+      </w:r>
+      <w:r>
+        <w:t xml:space="preserve"> прав доступа, чтобы избежать ошибок при изменении задач и управлении участниками.</w:t>
       </w:r>
     </w:p>
     <w:p>
-      <w:pPr>
-        <w:pStyle w:val="ab"/>
+      <w:r>
+        <w:t>Жизненный цикл проекта:</w:t>
+      </w:r>
+    </w:p>
+    <w:p>
+      <w:pPr>
+        <w:pStyle w:val="ac"/>
+        <w:numPr>
+          <w:ilvl w:val="0"/>
+          <w:numId w:val="10"/>
+        </w:numPr>
+      </w:pPr>
+      <w:r>
+        <w:t>инициация (</w:t>
+      </w:r>
+      <w:r>
+        <w:t>постановка</w:t>
+      </w:r>
+      <w:r>
+        <w:t xml:space="preserve"> цели</w:t>
+      </w:r>
+      <w:r>
+        <w:t>)</w:t>
+      </w:r>
+      <w:r>
+        <w:t>;</w:t>
+      </w:r>
+    </w:p>
+    <w:p>
+      <w:pPr>
+        <w:pStyle w:val="ac"/>
+        <w:numPr>
+          <w:ilvl w:val="0"/>
+          <w:numId w:val="10"/>
+        </w:numPr>
+      </w:pPr>
+      <w:r>
+        <w:t>планирование (разбиение на задачи);</w:t>
+      </w:r>
+    </w:p>
+    <w:p>
+      <w:pPr>
+        <w:pStyle w:val="ac"/>
+        <w:numPr>
+          <w:ilvl w:val="0"/>
+          <w:numId w:val="10"/>
+        </w:numPr>
+      </w:pPr>
+      <w:r>
+        <w:t>выполнение (работа над задачами)</w:t>
+      </w:r>
+      <w:r>
+        <w:t>;</w:t>
+      </w:r>
+    </w:p>
+    <w:p>
+      <w:pPr>
+        <w:pStyle w:val="ac"/>
+        <w:numPr>
+          <w:ilvl w:val="0"/>
+          <w:numId w:val="10"/>
+        </w:numPr>
+      </w:pPr>
+      <w:r>
+        <w:t>контроль (отслеживание статусов)</w:t>
+      </w:r>
+      <w:r>
+        <w:t>;</w:t>
+      </w:r>
+    </w:p>
+    <w:p>
+      <w:pPr>
+        <w:pStyle w:val="ac"/>
+        <w:numPr>
+          <w:ilvl w:val="0"/>
+          <w:numId w:val="10"/>
+        </w:numPr>
+      </w:pPr>
+      <w:r>
+        <w:t>закрытие (</w:t>
+      </w:r>
+      <w:r>
+        <w:t>анализ задач</w:t>
+      </w:r>
+      <w:r>
+        <w:t>)</w:t>
+      </w:r>
+      <w:r>
+        <w:t>.</w:t>
+      </w:r>
+    </w:p>
+    <w:p>
+      <w:r>
+        <w:t>При проектировке проектов применяют несколько методологий</w:t>
+      </w:r>
+      <w:r>
+        <w:t xml:space="preserve"> управления</w:t>
+      </w:r>
+      <w:r>
+        <w:t xml:space="preserve"> проектами:</w:t>
+      </w:r>
+    </w:p>
+    <w:p>
+      <w:pPr>
+        <w:pStyle w:val="ac"/>
+        <w:numPr>
+          <w:ilvl w:val="0"/>
+          <w:numId w:val="11"/>
+        </w:numPr>
+      </w:pPr>
+      <w:r>
+        <w:rPr>
+          <w:lang w:val="en-US"/>
+        </w:rPr>
+        <w:t>Waterfall</w:t>
+      </w:r>
+      <w:r>
+        <w:t xml:space="preserve"> (</w:t>
+      </w:r>
+      <w:r>
+        <w:t>каскадная модель, методология водопада</w:t>
+      </w:r>
+      <w:r>
+        <w:t>)</w:t>
+      </w:r>
+      <w:r>
+        <w:t xml:space="preserve"> – проект выглядит как поток, где каждый шаг заранее определён, а все шаги следуют строго один за другим. Иногда задачи могут накладываться друг на друга и идти параллельно. У проекта всегда фиксированный бюджет и сроки, поэтому </w:t>
+      </w:r>
+      <w:r>
+        <w:lastRenderedPageBreak/>
+        <w:t>подходит для проектов с чёткими требованиями,</w:t>
+      </w:r>
+      <w:r>
+        <w:t xml:space="preserve"> но плохо переносит изменения;</w:t>
+      </w:r>
+    </w:p>
+    <w:p>
+      <w:pPr>
+        <w:pStyle w:val="ac"/>
+        <w:numPr>
+          <w:ilvl w:val="0"/>
+          <w:numId w:val="11"/>
+        </w:numPr>
+      </w:pPr>
+      <w:r>
+        <w:rPr>
+          <w:lang w:val="en-US"/>
+        </w:rPr>
+        <w:t>Agile</w:t>
+      </w:r>
+      <w:r>
+        <w:t xml:space="preserve"> </w:t>
+      </w:r>
+      <w:r>
+        <w:t xml:space="preserve">– </w:t>
+      </w:r>
+      <w:r>
+        <w:t>гибкая методология</w:t>
+      </w:r>
+      <w:r>
+        <w:t>,</w:t>
+      </w:r>
+      <w:r>
+        <w:t xml:space="preserve"> в которой люди и их взаимодействия важнее процессов и инструментов взаимодействия, реагирование на изменение важнее следования плану. В данной методологии команды трудятся циклами и в результате каждого цикла получают готовую функцию или продукт. Работа часто идёт параллельно. Но у данной методологии нет чё</w:t>
+      </w:r>
+      <w:r>
+        <w:t>ткого плана и структуры проекта;</w:t>
+      </w:r>
+    </w:p>
+    <w:p>
+      <w:pPr>
+        <w:pStyle w:val="ac"/>
+        <w:numPr>
+          <w:ilvl w:val="0"/>
+          <w:numId w:val="11"/>
+        </w:numPr>
+      </w:pPr>
+      <w:r>
+        <w:rPr>
+          <w:lang w:val="en-US"/>
+        </w:rPr>
+        <w:t>Critical</w:t>
+      </w:r>
+      <w:r>
+        <w:t xml:space="preserve"> </w:t>
+      </w:r>
+      <w:r>
+        <w:rPr>
+          <w:lang w:val="en-US"/>
+        </w:rPr>
+        <w:t>Path</w:t>
+      </w:r>
+      <w:r>
+        <w:t xml:space="preserve"> </w:t>
+      </w:r>
+      <w:r>
+        <w:rPr>
+          <w:lang w:val="en-US"/>
+        </w:rPr>
+        <w:t>Method</w:t>
+      </w:r>
+      <w:r>
+        <w:t xml:space="preserve"> – </w:t>
+      </w:r>
+      <w:r>
+        <w:t>руководство строит цепочку задач, которые определяют минимальную длительность проекта. Метод помогает точно выяснить «узкие места», но фокус только на сроках,</w:t>
+      </w:r>
+      <w:r>
+        <w:t xml:space="preserve"> а не на ресурсах или рисках;</w:t>
+      </w:r>
+    </w:p>
+    <w:p>
+      <w:pPr>
+        <w:pStyle w:val="ac"/>
+        <w:numPr>
+          <w:ilvl w:val="0"/>
+          <w:numId w:val="11"/>
+        </w:numPr>
+      </w:pPr>
+      <w:r>
+        <w:rPr>
+          <w:lang w:val="en-US"/>
+        </w:rPr>
+        <w:t>Scrum</w:t>
+      </w:r>
+      <w:r>
+        <w:t xml:space="preserve"> – </w:t>
+      </w:r>
+      <w:r>
+        <w:t xml:space="preserve">один из фреймворков </w:t>
+      </w:r>
+      <w:r>
+        <w:rPr>
+          <w:lang w:val="en-US"/>
+        </w:rPr>
+        <w:t>Agile</w:t>
+      </w:r>
+      <w:r>
+        <w:t xml:space="preserve">. </w:t>
+      </w:r>
+      <w:r>
+        <w:t xml:space="preserve"> Команда (3-7 человек) работает спринтами (1-4 недели), каждый день обсуждают сделанное. </w:t>
+      </w:r>
+      <w:r>
+        <w:t xml:space="preserve">Имеет четкие роли (Scrum-мастер, </w:t>
+      </w:r>
+      <w:r>
+        <w:t>владелец продукта</w:t>
+      </w:r>
+      <w:r>
+        <w:t>, команда)</w:t>
+      </w:r>
+      <w:r>
+        <w:t>;</w:t>
+      </w:r>
+    </w:p>
+    <w:p>
+      <w:pPr>
+        <w:pStyle w:val="ac"/>
+        <w:numPr>
+          <w:ilvl w:val="0"/>
+          <w:numId w:val="11"/>
+        </w:numPr>
+      </w:pPr>
+      <w:r>
+        <w:rPr>
+          <w:lang w:val="en-US"/>
+        </w:rPr>
+        <w:t>Kanban</w:t>
+      </w:r>
+      <w:r>
+        <w:t xml:space="preserve"> – </w:t>
+      </w:r>
+      <w:r>
+        <w:t>визуализация задач на доске. Непрерывный поток работы без жёстких спринтов. Метод гибкий, подходит для непрерывного производства. Однако чётких спринтов нет: может быть трудно прогнозировать сроки.</w:t>
+      </w:r>
+    </w:p>
+    <w:p>
+      <w:r>
+        <w:t>Н</w:t>
+      </w:r>
+      <w:r>
+        <w:t>ебольшие команды пытаются вести учет в чатах мессенджеров или</w:t>
+      </w:r>
+      <w:r>
+        <w:t xml:space="preserve"> таблицах </w:t>
+      </w:r>
+      <w:r>
+        <w:t>(</w:t>
+      </w:r>
+      <w:r>
+        <w:rPr>
+          <w:lang w:val="en-US"/>
+        </w:rPr>
+        <w:t>Excel</w:t>
+      </w:r>
+      <w:r>
+        <w:t xml:space="preserve">, </w:t>
+      </w:r>
+      <w:r>
+        <w:rPr>
+          <w:lang w:val="en-US"/>
+        </w:rPr>
+        <w:t>Google</w:t>
+      </w:r>
+      <w:r>
+        <w:t>)</w:t>
+      </w:r>
+      <w:r>
+        <w:t xml:space="preserve">. </w:t>
+      </w:r>
+      <w:r>
+        <w:t>Такой подход</w:t>
+      </w:r>
+      <w:r>
+        <w:t xml:space="preserve"> приводит к ряду проблем:</w:t>
+      </w:r>
+    </w:p>
+    <w:p>
+      <w:pPr>
+        <w:pStyle w:val="ac"/>
         <w:numPr>
           <w:ilvl w:val="0"/>
           <w:numId w:val="2"/>
@@ -2136,17 +2513,23 @@
     </w:p>
     <w:p>
       <w:pPr>
-        <w:pStyle w:val="ab"/>
+        <w:pStyle w:val="ac"/>
         <w:numPr>
           <w:ilvl w:val="0"/>
-          <w:numId w:val="2"/>
+          <w:numId w:val="9"/>
         </w:numPr>
       </w:pPr>
       <w:r>
         <w:t>р</w:t>
       </w:r>
       <w:r>
-        <w:t xml:space="preserve">уководителю сложно понять в какой момент </w:t>
+        <w:t>уководителю сложно понять</w:t>
+      </w:r>
+      <w:r>
+        <w:t>,</w:t>
+      </w:r>
+      <w:r>
+        <w:t xml:space="preserve"> в какой момент </w:t>
       </w:r>
       <w:r>
         <w:t>исполнители свободны или заняты;</w:t>
@@ -2154,10 +2537,10 @@
     </w:p>
     <w:p>
       <w:pPr>
-        <w:pStyle w:val="ab"/>
+        <w:pStyle w:val="ac"/>
         <w:numPr>
           <w:ilvl w:val="0"/>
-          <w:numId w:val="2"/>
+          <w:numId w:val="9"/>
         </w:numPr>
       </w:pPr>
       <w:r>
@@ -2167,17 +2550,116 @@
         <w:t>частники забыв</w:t>
       </w:r>
       <w:r>
-        <w:t>ают отмечать выполненные задачи.</w:t>
+        <w:t>ают отмечать выполненные задачи;</w:t>
       </w:r>
     </w:p>
     <w:p>
-      <w:r>
-        <w:t>Таким образом, существующий способ ручного отслеживания задач отнимает много времени, сопровождается ошибками из-за человеческого фактора и является неэффективным. Для решения этих недостатков требуется автоматизация данного процесса.</w:t>
+      <w:pPr>
+        <w:pStyle w:val="ac"/>
+        <w:numPr>
+          <w:ilvl w:val="0"/>
+          <w:numId w:val="9"/>
+        </w:numPr>
+      </w:pPr>
+      <w:r>
+        <w:t>отсутствует</w:t>
+      </w:r>
+      <w:r>
+        <w:t xml:space="preserve"> единая история изменений и аналитика.</w:t>
       </w:r>
     </w:p>
     <w:p>
       <w:r>
-        <w:t>На основании анализа предметной области можно сделать вывод о необходимости разработки программного продукта. Создание специальной системы управления проектами позволит хранить задачи, организовать распределение работы между исполнителями и обеспечить удобный контроль статусов выполнения в режиме реального времени.</w:t>
+        <w:t>С</w:t>
+      </w:r>
+      <w:r>
+        <w:t>уществующий способ ручного отслеживания задач отнимает много времени, сопровождается ошибками из-за человеческого</w:t>
+      </w:r>
+      <w:r>
+        <w:t xml:space="preserve"> фактора и неэффективен</w:t>
+      </w:r>
+      <w:r>
+        <w:t>.</w:t>
+      </w:r>
+      <w:r>
+        <w:t xml:space="preserve"> Это подтверждает необходимость автоматизировать данный процесс</w:t>
+      </w:r>
+      <w:r>
+        <w:t>.</w:t>
+      </w:r>
+    </w:p>
+    <w:p>
+      <w:r>
+        <w:t>Критерии эффективной</w:t>
+      </w:r>
+      <w:r>
+        <w:t xml:space="preserve"> системы для небольшой команды:</w:t>
+      </w:r>
+    </w:p>
+    <w:p>
+      <w:pPr>
+        <w:pStyle w:val="ac"/>
+        <w:numPr>
+          <w:ilvl w:val="0"/>
+          <w:numId w:val="12"/>
+        </w:numPr>
+      </w:pPr>
+      <w:r>
+        <w:lastRenderedPageBreak/>
+        <w:t>простая в освоении;</w:t>
+      </w:r>
+    </w:p>
+    <w:p>
+      <w:pPr>
+        <w:pStyle w:val="ac"/>
+        <w:numPr>
+          <w:ilvl w:val="0"/>
+          <w:numId w:val="12"/>
+        </w:numPr>
+      </w:pPr>
+      <w:r>
+        <w:t>с разграничением прав доступа;</w:t>
+      </w:r>
+    </w:p>
+    <w:p>
+      <w:pPr>
+        <w:pStyle w:val="ac"/>
+        <w:numPr>
+          <w:ilvl w:val="0"/>
+          <w:numId w:val="12"/>
+        </w:numPr>
+      </w:pPr>
+      <w:r>
+        <w:t>независимость</w:t>
+      </w:r>
+      <w:r>
+        <w:t xml:space="preserve"> от чужих серверов;</w:t>
+      </w:r>
+    </w:p>
+    <w:p>
+      <w:pPr>
+        <w:pStyle w:val="ac"/>
+        <w:numPr>
+          <w:ilvl w:val="0"/>
+          <w:numId w:val="12"/>
+        </w:numPr>
+      </w:pPr>
+      <w:r>
+        <w:t>минимальные аппаратные требования.</w:t>
+      </w:r>
+    </w:p>
+    <w:p>
+      <w:r>
+        <w:t xml:space="preserve">Создание </w:t>
+      </w:r>
+      <w:r>
+        <w:t xml:space="preserve">системы управления проектами позволит хранить задачи, организовать распределение работы между исполнителями и обеспечить </w:t>
+      </w:r>
+      <w:r>
+        <w:t>контроль статусов выполнения</w:t>
+      </w:r>
+      <w:r>
+        <w:t>.</w:t>
       </w:r>
     </w:p>
     <w:p>
@@ -2196,88 +2678,162 @@
         <w:rPr>
           <w:rFonts w:cs="Times New Roman"/>
         </w:rPr>
-        <w:lastRenderedPageBreak/>
         <w:t>Требования к программному продукту</w:t>
       </w:r>
       <w:bookmarkEnd w:id="5"/>
     </w:p>
     <w:p>
       <w:r>
-        <w:t>На основе описанных выше проблем, к новой системе управления проектами предъявляются следующие требования.</w:t>
+        <w:t>Разрабатываемая система должна обеспечивать регистрацию и аутентификацию пользователей. При создании учётной записи пользователь указывает имя, адрес электронной почты и пароль. Пароль сохраняется в базе данных в хешированном виде, что исключает возможность его прочтения даже при прямом доступе к файлу базы. После регистрации пользователь входит в систему под своими данными и выходит из неё по завершении работы.</w:t>
       </w:r>
     </w:p>
     <w:p>
       <w:r>
-        <w:t>Разрабатываемая программа должна предоставлять программный интерфейс для общения с пользователем. Будет реализована многопользовательская система, в которой будет работа с аккаунтами. Система будет регистрировать пользователей и хранить их данные в базе данных (имя, пароль, электронная почта) и разделять права доступа на обычных участников и администраторов.</w:t>
+        <w:t xml:space="preserve">В системе предусмотрено три роли с разными правами доступа. Администратор управляет учётными записями пользователей, может создавать, блокировать и удалять их, а также видит все проекты и </w:t>
+      </w:r>
+      <w:r>
+        <w:t>может редактировать их</w:t>
+      </w:r>
+      <w:r>
+        <w:t>. Владелец проекта создаёт проект, добавляет и удаляет участников, назначает задачи, редактирует и удаляет любые задачи внутри своего проекта. Исполнитель видит задачи, в которых он назначен ответственным, может менять их статус, редактировать и удалять только те задачи, которые создал сам. Менять состав участников проекта или удалять чужие задачи он не может. Поскольку в малых командах роли часто совмещаются, один пользователь может одновременно быть владельцем одного проекта и исполнителем в другом. Система должна поддерживать такое совмещение без конфликтов прав.</w:t>
       </w:r>
     </w:p>
     <w:p>
       <w:r>
-        <w:t>Программа должна позволять создавать проекты и закреплять владельца за ними. Также необходима возможность добавления множества пользователей в конкретный проект.</w:t>
-      </w:r>
-      <w:r>
-        <w:t xml:space="preserve"> Внутри проекта пользователи могут создавать задачи. При создании задачи программа до</w:t>
-      </w:r>
-      <w:r>
-        <w:t xml:space="preserve">лжна сохранять ответственного исполнителя </w:t>
-      </w:r>
-      <w:r>
-        <w:t xml:space="preserve">создавшего задачу, сохранять название, </w:t>
-      </w:r>
-      <w:r>
-        <w:t>фиксировать дату и устанавливать статус задачи («выполнено», «в работе»). Пользователи должны иметь возможность просматривать списки проектов и задач, редактировать их (менять статус или исполнителя) и удалять неактуальные записи. В проекте менять задачи может только владелец, а исполнители в проекте могут менять только собственные задачи, которые они создали сами.</w:t>
+        <w:t xml:space="preserve">Управление проектами включает создание, редактирование и удаление проекта. Владелец указывает название проекта. Проект привязывается к владельцу. В проект можно добавлять других пользователей — они становятся </w:t>
+      </w:r>
+      <w:r>
+        <w:lastRenderedPageBreak/>
+        <w:t>исполнителями. Владелец может удалить участника из проекта. Удаление проекта возможно только владельцем с дополнительным подтверждением.</w:t>
       </w:r>
     </w:p>
     <w:p>
       <w:r>
-        <w:t xml:space="preserve">Техническая часть проекта будет реализована на языке программирования </w:t>
-      </w:r>
-      <w:r>
-        <w:rPr>
-          <w:lang w:val="en-US"/>
-        </w:rPr>
-        <w:t>Go</w:t>
-      </w:r>
-      <w:r>
-        <w:t xml:space="preserve"> </w:t>
-      </w:r>
-      <w:r>
-        <w:t xml:space="preserve">с использованием веб-фреймворка </w:t>
-      </w:r>
-      <w:r>
-        <w:rPr>
-          <w:lang w:val="en-US"/>
-        </w:rPr>
-        <w:t>Gin</w:t>
-      </w:r>
-      <w:r>
-        <w:t xml:space="preserve"> </w:t>
-      </w:r>
-      <w:r>
-        <w:t>для маршрутизации запросов. Вся информация о пользователях будет надёжно сохранят</w:t>
-      </w:r>
-      <w:r>
-        <w:t>ь</w:t>
-      </w:r>
-      <w:r>
-        <w:t xml:space="preserve">ся в локальную базу данных </w:t>
-      </w:r>
-      <w:r>
-        <w:rPr>
-          <w:lang w:val="en-US"/>
-        </w:rPr>
-        <w:t>SQLite</w:t>
-      </w:r>
-      <w:r>
-        <w:t xml:space="preserve">. </w:t>
+        <w:t>Управление задачами включает создание, редактирование, смену статуса и удаление. При создании задачи указываются название, описание (</w:t>
+      </w:r>
+      <w:r>
+        <w:t>необязательно</w:t>
+      </w:r>
+      <w:r>
+        <w:t xml:space="preserve">), ответственный исполнитель (по умолчанию </w:t>
+      </w:r>
+      <w:r>
+        <w:t>это</w:t>
+      </w:r>
+      <w:r>
+        <w:t xml:space="preserve"> создатель задачи), дата создания и статус: «в работе» или «выполнено». Владелец проекта может назначать ответственным любого участника. Исполнитель может создавать задачи только на себя. Редактировать задачу может её автор или владелец проекта. Удалять задачи может только владелец проекта или автор задачи.</w:t>
       </w:r>
     </w:p>
     <w:p>
       <w:r>
-        <w:t xml:space="preserve">Для оценки актуальности разрабатываемой программы, проведено сравнение с </w:t>
-      </w:r>
-      <w:r>
-        <w:t xml:space="preserve">существующими аналогами. Чаще всего для управления проектами использую такие платформы, как </w:t>
+        <w:t>Пользователь должен видеть список своих про</w:t>
+      </w:r>
+      <w:r>
+        <w:t xml:space="preserve">ектов и задач. Внутри проекта </w:t>
+      </w:r>
+      <w:r>
+        <w:t xml:space="preserve">список всех задач с возможностью фильтрации по статусу и </w:t>
+      </w:r>
+      <w:r>
+        <w:t>дате</w:t>
+      </w:r>
+      <w:r>
+        <w:t xml:space="preserve">. Это позволяет быстро понять, что сделано, а что ещё в работе. Отдельно можно посмотреть задачи, </w:t>
+      </w:r>
+      <w:r>
+        <w:t>которые были обновлены или добавлены последними</w:t>
+      </w:r>
+      <w:r>
+        <w:t>. Владелец проекта может просмотреть сводку: сколько задач всего, сколько выполнено, сколько в работе,</w:t>
+      </w:r>
+      <w:r>
+        <w:t xml:space="preserve"> какая была добавлена задача последней.</w:t>
+      </w:r>
+    </w:p>
+    <w:p>
+      <w:r>
+        <w:t xml:space="preserve">Техническая часть проекта будет реализована на языке программирования </w:t>
+      </w:r>
+      <w:r>
+        <w:rPr>
+          <w:lang w:val="en-US"/>
+        </w:rPr>
+        <w:t>Go</w:t>
+      </w:r>
+      <w:r>
+        <w:t xml:space="preserve"> </w:t>
+      </w:r>
+      <w:r>
+        <w:t>с использованием веб-</w:t>
+      </w:r>
+      <w:proofErr w:type="spellStart"/>
+      <w:r>
+        <w:t>фреймворка</w:t>
+      </w:r>
+      <w:proofErr w:type="spellEnd"/>
+      <w:r>
+        <w:t xml:space="preserve"> </w:t>
+      </w:r>
+      <w:r>
+        <w:rPr>
+          <w:lang w:val="en-US"/>
+        </w:rPr>
+        <w:t>Gin</w:t>
+      </w:r>
+      <w:r>
+        <w:t xml:space="preserve"> </w:t>
+      </w:r>
+      <w:r>
+        <w:t>для маршрутизации запросов. Вся информация о пользователях будет надёжно сохранят</w:t>
+      </w:r>
+      <w:r>
+        <w:t>ь</w:t>
+      </w:r>
+      <w:r>
+        <w:t xml:space="preserve">ся в локальную базу данных </w:t>
+      </w:r>
+      <w:r>
+        <w:rPr>
+          <w:lang w:val="en-US"/>
+        </w:rPr>
+        <w:t>SQLite</w:t>
+      </w:r>
+      <w:r>
+        <w:t xml:space="preserve">. </w:t>
+      </w:r>
+    </w:p>
+    <w:p>
+      <w:r>
+        <w:t xml:space="preserve">Интерфейс должен быть </w:t>
+      </w:r>
+      <w:r>
+        <w:t>простым</w:t>
+      </w:r>
+      <w:r>
+        <w:t xml:space="preserve"> и понятным с первого взгляда. На главной странице отображается список проектов, к которым у пользователя есть доступ, и кнопка «Созда</w:t>
+      </w:r>
+      <w:r>
+        <w:t>ть проект». На странице проекта:</w:t>
+      </w:r>
+      <w:r>
+        <w:t xml:space="preserve"> список задач в виде </w:t>
+      </w:r>
+      <w:r>
+        <w:t>списка</w:t>
+      </w:r>
+      <w:r>
+        <w:t xml:space="preserve">, фильтры по статусу и </w:t>
+      </w:r>
+      <w:r>
+        <w:t>дате</w:t>
+      </w:r>
+      <w:r>
+        <w:t>, кнопка «Добавить задачу». В карточке задачи отображаются название, описание, исполнитель, статус и дата. Там же находятся кнопки «Редактировать» и «Удалить», если у пользователя есть на это права. В личном кабинете пользователь может посмотреть информацию о себе и сменить пароль.</w:t>
+      </w:r>
+    </w:p>
+    <w:p>
+      <w:r>
+        <w:t xml:space="preserve">Чаще всего для управления проектами использую такие платформы, как </w:t>
       </w:r>
       <w:r>
         <w:rPr>
@@ -2307,13 +2863,14 @@
     <w:p/>
     <w:p>
       <w:r>
+        <w:lastRenderedPageBreak/>
         <w:t>Таблица 1.1 – Сравнение разрабатываемой системы с существующими аналогами.</w:t>
       </w:r>
     </w:p>
     <w:p/>
     <w:tbl>
       <w:tblPr>
-        <w:tblStyle w:val="a7"/>
+        <w:tblStyle w:val="a8"/>
         <w:tblW w:w="0" w:type="auto"/>
         <w:tblLook w:val="04A0" w:firstRow="1" w:lastRow="0" w:firstColumn="1" w:lastColumn="0" w:noHBand="0" w:noVBand="1"/>
       </w:tblPr>
@@ -2342,7 +2899,6 @@
                 <w:sz w:val="24"/>
                 <w:szCs w:val="24"/>
               </w:rPr>
-              <w:lastRenderedPageBreak/>
               <w:t>Критерии</w:t>
             </w:r>
           </w:p>
@@ -2858,7 +3414,23 @@
                 <w:sz w:val="24"/>
                 <w:szCs w:val="24"/>
               </w:rPr>
-              <w:t xml:space="preserve"> (минималистичный интерфейс, содержит необходимые функции)</w:t>
+              <w:t xml:space="preserve"> (</w:t>
+            </w:r>
+            <w:proofErr w:type="spellStart"/>
+            <w:r>
+              <w:rPr>
+                <w:sz w:val="24"/>
+                <w:szCs w:val="24"/>
+              </w:rPr>
+              <w:t>минималистичный</w:t>
+            </w:r>
+            <w:proofErr w:type="spellEnd"/>
+            <w:r>
+              <w:rPr>
+                <w:sz w:val="24"/>
+                <w:szCs w:val="24"/>
+              </w:rPr>
+              <w:t xml:space="preserve"> интерфейс, содержит необходимые функции)</w:t>
             </w:r>
           </w:p>
         </w:tc>
@@ -2971,16 +3543,7 @@
     <w:p/>
     <w:p>
       <w:r>
-        <w:t>Исходя из таблицы 1.1, популярные аналоги имею</w:t>
-      </w:r>
-      <w:r>
-        <w:t>т</w:t>
-      </w:r>
-      <w:r>
-        <w:t xml:space="preserve"> ряд недостатков</w:t>
-      </w:r>
-      <w:r>
-        <w:t xml:space="preserve"> для использования в небольших командах. Данные аналоги требуют постоянный </w:t>
+        <w:t xml:space="preserve">Данные аналоги требуют постоянный </w:t>
       </w:r>
       <w:r>
         <w:t>финансовых вложений</w:t>
@@ -3043,19 +3606,7 @@
         <w:t xml:space="preserve"> </w:t>
       </w:r>
       <w:r>
-        <w:t>и работать без интернета</w:t>
-      </w:r>
-      <w:r>
-        <w:t>, позвол</w:t>
-      </w:r>
-      <w:r>
-        <w:t>яя работать по</w:t>
-      </w:r>
-      <w:r>
-        <w:t xml:space="preserve"> локальной сети</w:t>
-      </w:r>
-      <w:r>
-        <w:t>.</w:t>
+        <w:t>и работать без интернета.</w:t>
       </w:r>
     </w:p>
     <w:p/>
@@ -3207,7 +3758,7 @@
 <w:ftr xmlns:wpc="http://schemas.microsoft.com/office/word/2010/wordprocessingCanvas" xmlns:cx="http://schemas.microsoft.com/office/drawing/2014/chartex" xmlns:mc="http://schemas.openxmlformats.org/markup-compatibility/2006" xmlns:o="urn:schemas-microsoft-com:office:office" xmlns:r="http://schemas.openxmlformats.org/officeDocument/2006/relationships" xmlns:m="http://schemas.openxmlformats.org/officeDocument/2006/math" xmlns:v="urn:schemas-microsoft-com:vml" xmlns:wp14="http://schemas.microsoft.com/office/word/2010/wordprocessingDrawing" xmlns:wp="http://schemas.openxmlformats.org/drawingml/2006/wordprocessingDrawing" xmlns:w10="urn:schemas-microsoft-com:office:word" xmlns:w="http://schemas.openxmlformats.org/wordprocessingml/2006/main" xmlns:w14="http://schemas.microsoft.com/office/word/2010/wordml" xmlns:w15="http://schemas.microsoft.com/office/word/2012/wordml" xmlns:w16se="http://schemas.microsoft.com/office/word/2015/wordml/symex" xmlns:wpg="http://schemas.microsoft.com/office/word/2010/wordprocessingGroup" xmlns:wpi="http://schemas.microsoft.com/office/word/2010/wordprocessingInk" xmlns:wne="http://schemas.microsoft.com/office/word/2006/wordml" xmlns:wps="http://schemas.microsoft.com/office/word/2010/wordprocessingShape" mc:Ignorable="w14 w15 w16se wp14">
   <w:p>
     <w:pPr>
-      <w:pStyle w:val="a5"/>
+      <w:pStyle w:val="a6"/>
       <w:ind w:firstLine="0"/>
     </w:pPr>
   </w:p>
@@ -3243,7 +3794,7 @@
 <w:hdr xmlns:wpc="http://schemas.microsoft.com/office/word/2010/wordprocessingCanvas" xmlns:cx="http://schemas.microsoft.com/office/drawing/2014/chartex" xmlns:mc="http://schemas.openxmlformats.org/markup-compatibility/2006" xmlns:o="urn:schemas-microsoft-com:office:office" xmlns:r="http://schemas.openxmlformats.org/officeDocument/2006/relationships" xmlns:m="http://schemas.openxmlformats.org/officeDocument/2006/math" xmlns:v="urn:schemas-microsoft-com:vml" xmlns:wp14="http://schemas.microsoft.com/office/word/2010/wordprocessingDrawing" xmlns:wp="http://schemas.openxmlformats.org/drawingml/2006/wordprocessingDrawing" xmlns:w10="urn:schemas-microsoft-com:office:word" xmlns:w="http://schemas.openxmlformats.org/wordprocessingml/2006/main" xmlns:w14="http://schemas.microsoft.com/office/word/2010/wordml" xmlns:w15="http://schemas.microsoft.com/office/word/2012/wordml" xmlns:w16se="http://schemas.microsoft.com/office/word/2015/wordml/symex" xmlns:wpg="http://schemas.microsoft.com/office/word/2010/wordprocessingGroup" xmlns:wpi="http://schemas.microsoft.com/office/word/2010/wordprocessingInk" xmlns:wne="http://schemas.microsoft.com/office/word/2006/wordml" xmlns:wps="http://schemas.microsoft.com/office/word/2010/wordprocessingShape" mc:Ignorable="w14 w15 w16se wp14">
   <w:p>
     <w:pPr>
-      <w:pStyle w:val="a3"/>
+      <w:pStyle w:val="a4"/>
       <w:ind w:firstLine="0"/>
     </w:pPr>
     <w:r>
@@ -3319,7 +3870,7 @@
             </wp:anchor>
           </w:drawing>
         </mc:Choice>
-        <mc:Fallback xmlns:cx1="http://schemas.microsoft.com/office/drawing/2015/9/8/chartex" xmlns:cx2="http://schemas.microsoft.com/office/drawing/2015/10/21/chartex" xmlns:cx3="http://schemas.microsoft.com/office/drawing/2016/5/9/chartex" xmlns:cx4="http://schemas.microsoft.com/office/drawing/2016/5/10/chartex" xmlns:cx5="http://schemas.microsoft.com/office/drawing/2016/5/11/chartex" xmlns:cx6="http://schemas.microsoft.com/office/drawing/2016/5/12/chartex" xmlns:cx7="http://schemas.microsoft.com/office/drawing/2016/5/13/chartex" xmlns:cx8="http://schemas.microsoft.com/office/drawing/2016/5/14/chartex" xmlns:aink="http://schemas.microsoft.com/office/drawing/2016/ink" xmlns:am3d="http://schemas.microsoft.com/office/drawing/2017/model3d" xmlns:w16cex="http://schemas.microsoft.com/office/word/2018/wordml/cex" xmlns:w16cid="http://schemas.microsoft.com/office/word/2016/wordml/cid" xmlns:w16="http://schemas.microsoft.com/office/word/2018/wordml" xmlns:w16sdtdh="http://schemas.microsoft.com/office/word/2020/wordml/sdtdatahash" xmlns:w16sdtfl="http://schemas.microsoft.com/office/word/2024/wordml/sdtformatlock" xmlns:w16du="http://schemas.microsoft.com/office/word/2023/wordml/word16du" xmlns:oel="http://schemas.microsoft.com/office/2019/extlst">
+        <mc:Fallback xmlns:oel="http://schemas.microsoft.com/office/2019/extlst" xmlns:w16du="http://schemas.microsoft.com/office/word/2023/wordml/word16du" xmlns:w16sdtfl="http://schemas.microsoft.com/office/word/2024/wordml/sdtformatlock" xmlns:w16sdtdh="http://schemas.microsoft.com/office/word/2020/wordml/sdtdatahash" xmlns:w16="http://schemas.microsoft.com/office/word/2018/wordml" xmlns:w16cid="http://schemas.microsoft.com/office/word/2016/wordml/cid" xmlns:w16cex="http://schemas.microsoft.com/office/word/2018/wordml/cex" xmlns:am3d="http://schemas.microsoft.com/office/drawing/2017/model3d" xmlns:aink="http://schemas.microsoft.com/office/drawing/2016/ink" xmlns:cx8="http://schemas.microsoft.com/office/drawing/2016/5/14/chartex" xmlns:cx7="http://schemas.microsoft.com/office/drawing/2016/5/13/chartex" xmlns:cx6="http://schemas.microsoft.com/office/drawing/2016/5/12/chartex" xmlns:cx5="http://schemas.microsoft.com/office/drawing/2016/5/11/chartex" xmlns:cx4="http://schemas.microsoft.com/office/drawing/2016/5/10/chartex" xmlns:cx3="http://schemas.microsoft.com/office/drawing/2016/5/9/chartex" xmlns:cx2="http://schemas.microsoft.com/office/drawing/2015/10/21/chartex" xmlns:cx1="http://schemas.microsoft.com/office/drawing/2015/9/8/chartex">
           <w:pict>
             <v:rect w14:anchorId="1282D344" id="Rectangle 2" o:spid="_x0000_s1026" style="position:absolute;margin-left:-18.25pt;margin-top:-20.4pt;width:520.7pt;height:807.65pt;z-index:251665408;visibility:visible;mso-wrap-style:square;mso-width-percent:0;mso-height-percent:0;mso-wrap-distance-left:9pt;mso-wrap-distance-top:0;mso-wrap-distance-right:9pt;mso-wrap-distance-bottom:0;mso-position-horizontal:absolute;mso-position-horizontal-relative:margin;mso-position-vertical:absolute;mso-position-vertical-relative:text;mso-width-percent:0;mso-height-percent:0;mso-width-relative:page;mso-height-relative:page;v-text-anchor:top" o:gfxdata="UEsDBBQABgAIAAAAIQC2gziS/gAAAOEBAAATAAAAW0NvbnRlbnRfVHlwZXNdLnhtbJSRQU7DMBBF&#10;90jcwfIWJU67QAgl6YK0S0CoHGBkTxKLZGx5TGhvj5O2G0SRWNoz/78nu9wcxkFMGNg6quQqL6RA&#10;0s5Y6ir5vt9lD1JwBDIwOMJKHpHlpr69KfdHjyxSmriSfYz+USnWPY7AufNIadK6MEJMx9ApD/oD&#10;OlTrorhX2lFEilmcO2RdNtjC5xDF9pCuTyYBB5bi6bQ4syoJ3g9WQ0ymaiLzg5KdCXlKLjvcW893&#10;SUOqXwnz5DrgnHtJTxOsQfEKIT7DmDSUCaxw7Rqn8787ZsmRM9e2VmPeBN4uqYvTtW7jvijg9N/y&#10;JsXecLq0q+WD6m8AAAD//wMAUEsDBBQABgAIAAAAIQA4/SH/1gAAAJQBAAALAAAAX3JlbHMvLnJl&#10;bHOkkMFqwzAMhu+DvYPRfXGawxijTi+j0GvpHsDYimMaW0Yy2fr2M4PBMnrbUb/Q94l/f/hMi1qR&#10;JVI2sOt6UJgd+ZiDgffL8ekFlFSbvV0oo4EbChzGx4f9GRdb25HMsYhqlCwG5lrLq9biZkxWOiqY&#10;22YiTra2kYMu1l1tQD30/bPm3wwYN0x18gb45AdQl1tp5j/sFB2T0FQ7R0nTNEV3j6o9feQzro1i&#10;OWA14Fm+Q8a1a8+Bvu/d/dMb2JY5uiPbhG/ktn4cqGU/er3pcvwCAAD//wMAUEsDBBQABgAIAAAA&#10;IQDeEfnGCAIAAPADAAAOAAAAZHJzL2Uyb0RvYy54bWysU9tu2zAMfR+wfxD0vvjSJO2MOEWRrsOA&#10;7gJ0+wBFlm1hsqhRSpzs60cpbpptb8P8IJAmeUgeHa1uD4Nhe4Veg615Mcs5U1ZCo21X829fH97c&#10;cOaDsI0wYFXNj8rz2/XrV6vRVaqEHkyjkBGI9dXoat6H4Kos87JXg/AzcMpSsAUcRCAXu6xBMRL6&#10;YLIyz5fZCNg4BKm8p7/3pyBfJ/y2VTJ8bluvAjM1p9lCOjGd23hm65WoOhSu13IaQ/zDFIPQlpqe&#10;oe5FEGyH+i+oQUsED22YSRgyaFstVdqBtinyP7Z56oVTaRcix7szTf7/wcpP+yf3BePo3j2C/O6Z&#10;hU0vbKfuEGHslWioXRGJykbnq3NBdDyVsu34ERq6WrELkDg4tDhEQNqOHRLVxzPV6hCYpJ/LZXGV&#10;l1ecSYoVebm4LuaL1ERUz/UOfXivYGDRqDnSZSZ8sX/0Ic4jqueU2M7CgzYmXaixbKx5uZjnearw&#10;YHQTo2lP7LYbg2wvoibSNzX+LW3QgZRp9FDzm3OSqCIh72yT2gShzcmmUYydGIqkRP35agvNkQhC&#10;OMmOngkZPeBPzkaSXM39j51AxZn5YInkt8V8HjWanPniuiQHLyPby4iwkqBqHjg7mZtw0vXOoe56&#10;6lSk3S3c0cW0OjH2MtU0LMkqETk9gajbSz9lvTzU9S8AAAD//wMAUEsDBBQABgAIAAAAIQByzsdk&#10;4AAAAA0BAAAPAAAAZHJzL2Rvd25yZXYueG1sTI/NTsMwEITvSLyDtUjcWhtIShPiVClSrwhCH8CN&#10;3SRqvA6x8wNPz/YEtxntp9mZbLfYjk1m8K1DCQ9rAcxg5XSLtYTj52G1BeaDQq06h0bCt/Gwy29v&#10;MpVqN+OHmcpQMwpBnyoJTQh9yrmvGmOVX7veIN3ObrAqkB1qrgc1U7jt+KMQG25Vi/ShUb15bUx1&#10;KUcr4RKW6a2oy59Dctwn1fu+mMevQsr7u6V4ARbMEv5guNan6pBTp5MbUXvWSVg9bWJCSUSCNlwJ&#10;IaIE2IlU/BzFwPOM/1+R/wIAAP//AwBQSwECLQAUAAYACAAAACEAtoM4kv4AAADhAQAAEwAAAAAA&#10;AAAAAAAAAAAAAAAAW0NvbnRlbnRfVHlwZXNdLnhtbFBLAQItABQABgAIAAAAIQA4/SH/1gAAAJQB&#10;AAALAAAAAAAAAAAAAAAAAC8BAABfcmVscy8ucmVsc1BLAQItABQABgAIAAAAIQDeEfnGCAIAAPAD&#10;AAAOAAAAAAAAAAAAAAAAAC4CAABkcnMvZTJvRG9jLnhtbFBLAQItABQABgAIAAAAIQByzsdk4AAA&#10;AA0BAAAPAAAAAAAAAAAAAAAAAGIEAABkcnMvZG93bnJldi54bWxQSwUGAAAAAAQABADzAAAAbwUA&#10;AAAA&#10;" filled="f" strokeweight="2pt">
               <w10:wrap anchorx="margin"/>
@@ -3336,7 +3887,7 @@
 <w:hdr xmlns:wpc="http://schemas.microsoft.com/office/word/2010/wordprocessingCanvas" xmlns:cx="http://schemas.microsoft.com/office/drawing/2014/chartex" xmlns:mc="http://schemas.openxmlformats.org/markup-compatibility/2006" xmlns:o="urn:schemas-microsoft-com:office:office" xmlns:r="http://schemas.openxmlformats.org/officeDocument/2006/relationships" xmlns:m="http://schemas.openxmlformats.org/officeDocument/2006/math" xmlns:v="urn:schemas-microsoft-com:vml" xmlns:wp14="http://schemas.microsoft.com/office/word/2010/wordprocessingDrawing" xmlns:wp="http://schemas.openxmlformats.org/drawingml/2006/wordprocessingDrawing" xmlns:w10="urn:schemas-microsoft-com:office:word" xmlns:w="http://schemas.openxmlformats.org/wordprocessingml/2006/main" xmlns:w14="http://schemas.microsoft.com/office/word/2010/wordml" xmlns:w15="http://schemas.microsoft.com/office/word/2012/wordml" xmlns:w16se="http://schemas.microsoft.com/office/word/2015/wordml/symex" xmlns:wpg="http://schemas.microsoft.com/office/word/2010/wordprocessingGroup" xmlns:wpi="http://schemas.microsoft.com/office/word/2010/wordprocessingInk" xmlns:wne="http://schemas.microsoft.com/office/word/2006/wordml" xmlns:wps="http://schemas.microsoft.com/office/word/2010/wordprocessingShape" mc:Ignorable="w14 w15 w16se wp14">
   <w:p>
     <w:pPr>
-      <w:pStyle w:val="a3"/>
+      <w:pStyle w:val="a4"/>
       <w:ind w:firstLine="0"/>
     </w:pPr>
     <w:r>
@@ -3412,7 +3963,7 @@
             </wp:anchor>
           </w:drawing>
         </mc:Choice>
-        <mc:Fallback xmlns:cx1="http://schemas.microsoft.com/office/drawing/2015/9/8/chartex" xmlns:cx2="http://schemas.microsoft.com/office/drawing/2015/10/21/chartex" xmlns:cx3="http://schemas.microsoft.com/office/drawing/2016/5/9/chartex" xmlns:cx4="http://schemas.microsoft.com/office/drawing/2016/5/10/chartex" xmlns:cx5="http://schemas.microsoft.com/office/drawing/2016/5/11/chartex" xmlns:cx6="http://schemas.microsoft.com/office/drawing/2016/5/12/chartex" xmlns:cx7="http://schemas.microsoft.com/office/drawing/2016/5/13/chartex" xmlns:cx8="http://schemas.microsoft.com/office/drawing/2016/5/14/chartex" xmlns:aink="http://schemas.microsoft.com/office/drawing/2016/ink" xmlns:am3d="http://schemas.microsoft.com/office/drawing/2017/model3d" xmlns:w16cex="http://schemas.microsoft.com/office/word/2018/wordml/cex" xmlns:w16cid="http://schemas.microsoft.com/office/word/2016/wordml/cid" xmlns:w16="http://schemas.microsoft.com/office/word/2018/wordml" xmlns:w16sdtdh="http://schemas.microsoft.com/office/word/2020/wordml/sdtdatahash" xmlns:w16sdtfl="http://schemas.microsoft.com/office/word/2024/wordml/sdtformatlock" xmlns:w16du="http://schemas.microsoft.com/office/word/2023/wordml/word16du" xmlns:oel="http://schemas.microsoft.com/office/2019/extlst">
+        <mc:Fallback xmlns:oel="http://schemas.microsoft.com/office/2019/extlst" xmlns:w16du="http://schemas.microsoft.com/office/word/2023/wordml/word16du" xmlns:w16sdtfl="http://schemas.microsoft.com/office/word/2024/wordml/sdtformatlock" xmlns:w16sdtdh="http://schemas.microsoft.com/office/word/2020/wordml/sdtdatahash" xmlns:w16="http://schemas.microsoft.com/office/word/2018/wordml" xmlns:w16cid="http://schemas.microsoft.com/office/word/2016/wordml/cid" xmlns:w16cex="http://schemas.microsoft.com/office/word/2018/wordml/cex" xmlns:am3d="http://schemas.microsoft.com/office/drawing/2017/model3d" xmlns:aink="http://schemas.microsoft.com/office/drawing/2016/ink" xmlns:cx8="http://schemas.microsoft.com/office/drawing/2016/5/14/chartex" xmlns:cx7="http://schemas.microsoft.com/office/drawing/2016/5/13/chartex" xmlns:cx6="http://schemas.microsoft.com/office/drawing/2016/5/12/chartex" xmlns:cx5="http://schemas.microsoft.com/office/drawing/2016/5/11/chartex" xmlns:cx4="http://schemas.microsoft.com/office/drawing/2016/5/10/chartex" xmlns:cx3="http://schemas.microsoft.com/office/drawing/2016/5/9/chartex" xmlns:cx2="http://schemas.microsoft.com/office/drawing/2015/10/21/chartex" xmlns:cx1="http://schemas.microsoft.com/office/drawing/2015/9/8/chartex">
           <w:pict>
             <v:rect w14:anchorId="7C87A908" id="Rectangle 2" o:spid="_x0000_s1026" style="position:absolute;margin-left:-19.3pt;margin-top:-19.35pt;width:521.55pt;height:808.7pt;z-index:251663360;visibility:visible;mso-wrap-style:square;mso-width-percent:0;mso-height-percent:0;mso-wrap-distance-left:9pt;mso-wrap-distance-top:0;mso-wrap-distance-right:9pt;mso-wrap-distance-bottom:0;mso-position-horizontal:absolute;mso-position-horizontal-relative:margin;mso-position-vertical:absolute;mso-position-vertical-relative:text;mso-width-percent:0;mso-height-percent:0;mso-width-relative:page;mso-height-relative:page;v-text-anchor:top" o:gfxdata="UEsDBBQABgAIAAAAIQC2gziS/gAAAOEBAAATAAAAW0NvbnRlbnRfVHlwZXNdLnhtbJSRQU7DMBBF&#10;90jcwfIWJU67QAgl6YK0S0CoHGBkTxKLZGx5TGhvj5O2G0SRWNoz/78nu9wcxkFMGNg6quQqL6RA&#10;0s5Y6ir5vt9lD1JwBDIwOMJKHpHlpr69KfdHjyxSmriSfYz+USnWPY7AufNIadK6MEJMx9ApD/oD&#10;OlTrorhX2lFEilmcO2RdNtjC5xDF9pCuTyYBB5bi6bQ4syoJ3g9WQ0ymaiLzg5KdCXlKLjvcW893&#10;SUOqXwnz5DrgnHtJTxOsQfEKIT7DmDSUCaxw7Rqn8787ZsmRM9e2VmPeBN4uqYvTtW7jvijg9N/y&#10;JsXecLq0q+WD6m8AAAD//wMAUEsDBBQABgAIAAAAIQA4/SH/1gAAAJQBAAALAAAAX3JlbHMvLnJl&#10;bHOkkMFqwzAMhu+DvYPRfXGawxijTi+j0GvpHsDYimMaW0Yy2fr2M4PBMnrbUb/Q94l/f/hMi1qR&#10;JVI2sOt6UJgd+ZiDgffL8ekFlFSbvV0oo4EbChzGx4f9GRdb25HMsYhqlCwG5lrLq9biZkxWOiqY&#10;22YiTra2kYMu1l1tQD30/bPm3wwYN0x18gb45AdQl1tp5j/sFB2T0FQ7R0nTNEV3j6o9feQzro1i&#10;OWA14Fm+Q8a1a8+Bvu/d/dMb2JY5uiPbhG/ktn4cqGU/er3pcvwCAAD//wMAUEsDBBQABgAIAAAA&#10;IQARIGBNCQIAAPADAAAOAAAAZHJzL2Uyb0RvYy54bWysU9tu2zAMfR+wfxD0vviyJM2MOEWRrsOA&#10;7gJ0+wBFlm1hsqhRSpzs60fJaRpsb8P8IIgmeUgeHq1vj4NhB4Veg615Mcs5U1ZCo21X8+/fHt6s&#10;OPNB2EYYsKrmJ+X57eb1q/XoKlVCD6ZRyAjE+mp0Ne9DcFWWedmrQfgZOGXJ2QIOIpCJXdagGAl9&#10;MFmZ58tsBGwcglTe09/7yck3Cb9tlQxf2tarwEzNqbeQTkznLp7ZZi2qDoXrtTy3If6hi0FoS0Uv&#10;UPciCLZH/RfUoCWChzbMJAwZtK2WKs1A0xT5H9M89cKpNAuR492FJv//YOXnw5P7irF17x5B/vDM&#10;wrYXtlN3iDD2SjRUrohEZaPz1SUhGp5S2W78BA2tVuwDJA6OLQ4RkKZjx0T16UK1OgYm6edyWb5d&#10;LhacSfIVeXmTz1dpG5monvMd+vBBwcDipeZIy0z44vDoQ+xHVM8hsZyFB21MWqixbKx5uZjnecrw&#10;YHQTvWlO7HZbg+wgoibSl6YjBq7DBh1ImUYPNV9dgkQVCXlvm1QmCG2mO7Vi7JmhSErUn6920JyI&#10;IIRJdvRM6NID/uJsJMnV3P/cC1ScmY+WSH5XzOdRo8mYL25KMvDas7v2CCsJquaBs+m6DZOu9w51&#10;11OlIs1u4Y4W0+rE2EtX52ZJVonI8xOIur22U9TLQ938BgAA//8DAFBLAwQUAAYACAAAACEAR/9j&#10;7OAAAAANAQAADwAAAGRycy9kb3ducmV2LnhtbEyPy07DMBBF90j8gzVI7FqbR5s0jVOlSN0iCP0A&#10;N54mUeNxiJ0HfD0uG9jd0RzdOZPuZtOyEXvXWJLwsBTAkEqrG6okHD8OixiY84q0ai2hhC90sMtu&#10;b1KVaDvRO46Fr1goIZcoCbX3XcK5K2s0yi1thxR2Z9sb5cPYV1z3agrlpuWPQqy5UQ2FC7Xq8KXG&#10;8lIMRsLFz+NrXhXfh81xvynf9vk0fOZS3t/N+RaYx9n/wXDVD+qQBaeTHUg71kpYPMXrgP6GCNiV&#10;EOJ5BewU0iqKI+BZyv9/kf0AAAD//wMAUEsBAi0AFAAGAAgAAAAhALaDOJL+AAAA4QEAABMAAAAA&#10;AAAAAAAAAAAAAAAAAFtDb250ZW50X1R5cGVzXS54bWxQSwECLQAUAAYACAAAACEAOP0h/9YAAACU&#10;AQAACwAAAAAAAAAAAAAAAAAvAQAAX3JlbHMvLnJlbHNQSwECLQAUAAYACAAAACEAESBgTQkCAADw&#10;AwAADgAAAAAAAAAAAAAAAAAuAgAAZHJzL2Uyb0RvYy54bWxQSwECLQAUAAYACAAAACEAR/9j7OAA&#10;AAANAQAADwAAAAAAAAAAAAAAAABjBAAAZHJzL2Rvd25yZXYueG1sUEsFBgAAAAAEAAQA8wAAAHAF&#10;AAAAAA==&#10;" filled="f" strokeweight="2pt">
               <w10:wrap anchorx="margin"/>
@@ -3429,7 +3980,7 @@
 <w:hdr xmlns:wpc="http://schemas.microsoft.com/office/word/2010/wordprocessingCanvas" xmlns:cx="http://schemas.microsoft.com/office/drawing/2014/chartex" xmlns:mc="http://schemas.openxmlformats.org/markup-compatibility/2006" xmlns:o="urn:schemas-microsoft-com:office:office" xmlns:r="http://schemas.openxmlformats.org/officeDocument/2006/relationships" xmlns:m="http://schemas.openxmlformats.org/officeDocument/2006/math" xmlns:v="urn:schemas-microsoft-com:vml" xmlns:wp14="http://schemas.microsoft.com/office/word/2010/wordprocessingDrawing" xmlns:wp="http://schemas.openxmlformats.org/drawingml/2006/wordprocessingDrawing" xmlns:w10="urn:schemas-microsoft-com:office:word" xmlns:w="http://schemas.openxmlformats.org/wordprocessingml/2006/main" xmlns:w14="http://schemas.microsoft.com/office/word/2010/wordml" xmlns:w15="http://schemas.microsoft.com/office/word/2012/wordml" xmlns:w16se="http://schemas.microsoft.com/office/word/2015/wordml/symex" xmlns:wpg="http://schemas.microsoft.com/office/word/2010/wordprocessingGroup" xmlns:wpi="http://schemas.microsoft.com/office/word/2010/wordprocessingInk" xmlns:wne="http://schemas.microsoft.com/office/word/2006/wordml" xmlns:wps="http://schemas.microsoft.com/office/word/2010/wordprocessingShape" mc:Ignorable="w14 w15 w16se wp14">
   <w:p>
     <w:pPr>
-      <w:pStyle w:val="a3"/>
+      <w:pStyle w:val="a4"/>
     </w:pPr>
     <w:r>
       <w:rPr>
@@ -3536,7 +4087,7 @@
                               <w:txbxContent>
                                 <w:p>
                                   <w:pPr>
-                                    <w:pStyle w:val="a8"/>
+                                    <w:pStyle w:val="a9"/>
                                     <w:spacing w:after="0" w:line="240" w:lineRule="auto"/>
                                     <w:ind w:firstLine="0"/>
                                     <w:rPr>
@@ -3589,7 +4140,7 @@
                               <w:txbxContent>
                                 <w:p>
                                   <w:pPr>
-                                    <w:pStyle w:val="a8"/>
+                                    <w:pStyle w:val="a9"/>
                                     <w:spacing w:after="0" w:line="240" w:lineRule="auto"/>
                                     <w:ind w:firstLine="0"/>
                                     <w:rPr>
@@ -3642,7 +4193,7 @@
                               <w:txbxContent>
                                 <w:p>
                                   <w:pPr>
-                                    <w:pStyle w:val="a8"/>
+                                    <w:pStyle w:val="a9"/>
                                     <w:spacing w:after="0" w:line="240" w:lineRule="auto"/>
                                     <w:ind w:firstLine="0"/>
                                     <w:rPr>
@@ -3695,7 +4246,7 @@
                               <w:txbxContent>
                                 <w:p>
                                   <w:pPr>
-                                    <w:pStyle w:val="a8"/>
+                                    <w:pStyle w:val="a9"/>
                                     <w:spacing w:after="0" w:line="240" w:lineRule="auto"/>
                                     <w:ind w:firstLine="0"/>
                                     <w:rPr>
@@ -3748,7 +4299,7 @@
                               <w:txbxContent>
                                 <w:p>
                                   <w:pPr>
-                                    <w:pStyle w:val="a8"/>
+                                    <w:pStyle w:val="a9"/>
                                     <w:spacing w:after="0" w:line="240" w:lineRule="auto"/>
                                     <w:ind w:firstLine="0"/>
                                     <w:rPr>
@@ -3815,7 +4366,7 @@
                               <w:txbxContent>
                                 <w:p>
                                   <w:pPr>
-                                    <w:pStyle w:val="a8"/>
+                                    <w:pStyle w:val="a9"/>
                                     <w:spacing w:after="0" w:line="240" w:lineRule="auto"/>
                                     <w:ind w:firstLine="0"/>
                                     <w:rPr>
@@ -3858,7 +4409,7 @@
                               <w:txbxContent>
                                 <w:p>
                                   <w:pPr>
-                                    <w:pStyle w:val="a8"/>
+                                    <w:pStyle w:val="a9"/>
                                     <w:spacing w:after="0" w:line="240" w:lineRule="auto"/>
                                     <w:ind w:firstLine="0"/>
                                     <w:rPr>
@@ -3901,7 +4452,7 @@
                               <w:txbxContent>
                                 <w:p>
                                   <w:pPr>
-                                    <w:pStyle w:val="a8"/>
+                                    <w:pStyle w:val="a9"/>
                                     <w:spacing w:after="0" w:line="240" w:lineRule="auto"/>
                                     <w:ind w:firstLine="0"/>
                                     <w:rPr>
@@ -3944,7 +4495,7 @@
                               <w:txbxContent>
                                 <w:p>
                                   <w:pPr>
-                                    <w:pStyle w:val="a8"/>
+                                    <w:pStyle w:val="a9"/>
                                     <w:spacing w:after="0" w:line="240" w:lineRule="auto"/>
                                     <w:ind w:firstLine="0"/>
                                     <w:rPr>
@@ -3987,7 +4538,7 @@
                               <w:txbxContent>
                                 <w:p>
                                   <w:pPr>
-                                    <w:pStyle w:val="a8"/>
+                                    <w:pStyle w:val="a9"/>
                                     <w:spacing w:after="0" w:line="240" w:lineRule="auto"/>
                                     <w:ind w:firstLine="0"/>
                                     <w:rPr>
@@ -4142,7 +4693,7 @@
                                   <w:txbxContent>
                                     <w:p>
                                       <w:pPr>
-                                        <w:pStyle w:val="a8"/>
+                                        <w:pStyle w:val="a9"/>
                                         <w:spacing w:after="0" w:line="240" w:lineRule="auto"/>
                                         <w:ind w:firstLine="0"/>
                                         <w:rPr>
@@ -4197,7 +4748,7 @@
                                   <w:txbxContent>
                                     <w:p>
                                       <w:pPr>
-                                        <w:pStyle w:val="a8"/>
+                                        <w:pStyle w:val="a9"/>
                                         <w:spacing w:after="0" w:line="240" w:lineRule="auto"/>
                                         <w:ind w:firstLine="0"/>
                                         <w:rPr>
@@ -4252,7 +4803,7 @@
                                   <w:txbxContent>
                                     <w:p>
                                       <w:pPr>
-                                        <w:pStyle w:val="a8"/>
+                                        <w:pStyle w:val="a9"/>
                                         <w:spacing w:after="0" w:line="240" w:lineRule="auto"/>
                                         <w:ind w:firstLine="0"/>
                                         <w:rPr>
@@ -4421,7 +4972,7 @@
                                     <w:txbxContent>
                                       <w:p>
                                         <w:pPr>
-                                          <w:pStyle w:val="a8"/>
+                                          <w:pStyle w:val="a9"/>
                                           <w:spacing w:after="0" w:line="240" w:lineRule="auto"/>
                                           <w:ind w:firstLine="0"/>
                                           <w:rPr>
@@ -4464,7 +5015,7 @@
                                     <w:txbxContent>
                                       <w:p>
                                         <w:pPr>
-                                          <w:pStyle w:val="a8"/>
+                                          <w:pStyle w:val="a9"/>
                                           <w:spacing w:after="0" w:line="240" w:lineRule="auto"/>
                                           <w:ind w:firstLine="0"/>
                                           <w:rPr>
@@ -4525,7 +5076,7 @@
                                     <w:txbxContent>
                                       <w:p>
                                         <w:pPr>
-                                          <w:pStyle w:val="a8"/>
+                                          <w:pStyle w:val="a9"/>
                                           <w:spacing w:after="0" w:line="240" w:lineRule="auto"/>
                                           <w:ind w:firstLine="0"/>
                                           <w:rPr>
@@ -4570,7 +5121,7 @@
                                 <w:txbxContent>
                                   <w:p>
                                     <w:pPr>
-                                      <w:pStyle w:val="a8"/>
+                                      <w:pStyle w:val="a9"/>
                                       <w:spacing w:after="0" w:line="240" w:lineRule="auto"/>
                                       <w:ind w:firstLine="0"/>
                                       <w:rPr>
@@ -4652,7 +5203,7 @@
                                 <w:txbxContent>
                                   <w:p>
                                     <w:pPr>
-                                      <w:pStyle w:val="a8"/>
+                                      <w:pStyle w:val="a9"/>
                                       <w:spacing w:after="0" w:line="240" w:lineRule="auto"/>
                                       <w:ind w:firstLine="0"/>
                                       <w:rPr>
@@ -4668,7 +5219,7 @@
                                         <w:sz w:val="28"/>
                                         <w:szCs w:val="28"/>
                                       </w:rPr>
-                                      <w:t>Разработка информационной системы «Отдел кадров»</w:t>
+                                      <w:t>«Разработка системы управления проектами»</w:t>
                                     </w:r>
                                     <w:r>
                                       <w:rPr>
@@ -4733,7 +5284,7 @@
                                 <w:txbxContent>
                                   <w:p>
                                     <w:pPr>
-                                      <w:pStyle w:val="a8"/>
+                                      <w:pStyle w:val="a9"/>
                                       <w:spacing w:after="0" w:line="240" w:lineRule="auto"/>
                                       <w:ind w:firstLine="0"/>
                                       <w:rPr>
@@ -4910,7 +5461,7 @@
                                     <w:txbxContent>
                                       <w:p>
                                         <w:pPr>
-                                          <w:pStyle w:val="a8"/>
+                                          <w:pStyle w:val="a9"/>
                                           <w:spacing w:after="0" w:line="240" w:lineRule="auto"/>
                                           <w:ind w:firstLine="0"/>
                                           <w:rPr>
@@ -4969,7 +5520,7 @@
                                     <w:txbxContent>
                                       <w:p>
                                         <w:pPr>
-                                          <w:pStyle w:val="a8"/>
+                                          <w:pStyle w:val="a9"/>
                                           <w:spacing w:after="0" w:line="240" w:lineRule="auto"/>
                                           <w:ind w:firstLine="0"/>
                                           <w:rPr>
@@ -5022,7 +5573,7 @@
                                     <w:txbxContent>
                                       <w:p>
                                         <w:pPr>
-                                          <w:pStyle w:val="a8"/>
+                                          <w:pStyle w:val="a9"/>
                                           <w:spacing w:after="0" w:line="240" w:lineRule="auto"/>
                                           <w:ind w:firstLine="0"/>
                                           <w:rPr>
@@ -5085,7 +5636,7 @@
                                     <w:txbxContent>
                                       <w:p>
                                         <w:pPr>
-                                          <w:pStyle w:val="a8"/>
+                                          <w:pStyle w:val="a9"/>
                                           <w:spacing w:after="0" w:line="240" w:lineRule="auto"/>
                                           <w:ind w:firstLine="0"/>
                                           <w:rPr>
@@ -5148,7 +5699,7 @@
                                     <w:txbxContent>
                                       <w:p>
                                         <w:pPr>
-                                          <w:pStyle w:val="a8"/>
+                                          <w:pStyle w:val="a9"/>
                                           <w:spacing w:after="0" w:line="240" w:lineRule="auto"/>
                                           <w:ind w:firstLine="0"/>
                                           <w:rPr>
@@ -5243,7 +5794,7 @@
                                         <w:txbxContent>
                                           <w:p>
                                             <w:pPr>
-                                              <w:pStyle w:val="a8"/>
+                                              <w:pStyle w:val="a9"/>
                                               <w:spacing w:after="0" w:line="240" w:lineRule="auto"/>
                                               <w:ind w:firstLine="0"/>
                                               <w:jc w:val="left"/>
@@ -5313,7 +5864,7 @@
                                         <w:txbxContent>
                                           <w:p>
                                             <w:pPr>
-                                              <w:pStyle w:val="a8"/>
+                                              <w:pStyle w:val="a9"/>
                                               <w:spacing w:after="0" w:line="240" w:lineRule="auto"/>
                                               <w:ind w:firstLine="0"/>
                                               <w:rPr>
@@ -5376,7 +5927,7 @@
                                         <w:txbxContent>
                                           <w:p>
                                             <w:pPr>
-                                              <w:pStyle w:val="a8"/>
+                                              <w:pStyle w:val="a9"/>
                                               <w:spacing w:after="0" w:line="240" w:lineRule="auto"/>
                                               <w:ind w:firstLine="0"/>
                                               <w:rPr>
@@ -5500,7 +6051,7 @@
                                         <w:txbxContent>
                                           <w:p>
                                             <w:pPr>
-                                              <w:pStyle w:val="a8"/>
+                                              <w:pStyle w:val="a9"/>
                                               <w:spacing w:after="0" w:line="240" w:lineRule="auto"/>
                                               <w:ind w:firstLine="0"/>
                                               <w:rPr>
@@ -5510,6 +6061,7 @@
                                                 <w:noProof w:val="0"/>
                                               </w:rPr>
                                             </w:pPr>
+                                            <w:proofErr w:type="spellStart"/>
                                             <w:r>
                                               <w:rPr>
                                                 <w:rFonts w:ascii="GOST type B" w:hAnsi="GOST type B"/>
@@ -5517,7 +6069,17 @@
                                                 <w:iCs/>
                                                 <w:noProof w:val="0"/>
                                               </w:rPr>
-                                              <w:t>Гариев Д.О.</w:t>
+                                              <w:t>Гариев</w:t>
+                                            </w:r>
+                                            <w:proofErr w:type="spellEnd"/>
+                                            <w:r>
+                                              <w:rPr>
+                                                <w:rFonts w:ascii="GOST type B" w:hAnsi="GOST type B"/>
+                                                <w:i/>
+                                                <w:iCs/>
+                                                <w:noProof w:val="0"/>
+                                              </w:rPr>
+                                              <w:t xml:space="preserve"> Д.О.</w:t>
                                             </w:r>
                                           </w:p>
                                         </w:txbxContent>
@@ -5555,7 +6117,7 @@
                                         <w:txbxContent>
                                           <w:p>
                                             <w:pPr>
-                                              <w:pStyle w:val="a8"/>
+                                              <w:pStyle w:val="a9"/>
                                               <w:spacing w:after="0" w:line="240" w:lineRule="auto"/>
                                               <w:ind w:firstLine="0"/>
                                               <w:rPr>
@@ -5618,7 +6180,7 @@
                                         <w:txbxContent>
                                           <w:p>
                                             <w:pPr>
-                                              <w:pStyle w:val="a8"/>
+                                              <w:pStyle w:val="a9"/>
                                               <w:spacing w:after="0" w:line="240" w:lineRule="auto"/>
                                               <w:ind w:firstLine="0"/>
                                               <w:rPr>
@@ -5661,7 +6223,7 @@
                                         <w:txbxContent>
                                           <w:p>
                                             <w:pPr>
-                                              <w:pStyle w:val="a8"/>
+                                              <w:pStyle w:val="a9"/>
                                               <w:spacing w:after="0" w:line="240" w:lineRule="auto"/>
                                               <w:ind w:firstLine="0"/>
                                               <w:rPr>
@@ -5718,7 +6280,7 @@
                                         <w:txbxContent>
                                           <w:p>
                                             <w:pPr>
-                                              <w:pStyle w:val="a8"/>
+                                              <w:pStyle w:val="a9"/>
                                               <w:spacing w:after="0" w:line="240" w:lineRule="auto"/>
                                               <w:ind w:firstLine="0"/>
                                               <w:rPr>
@@ -5847,7 +6409,7 @@
                                         <w:txbxContent>
                                           <w:p>
                                             <w:pPr>
-                                              <w:pStyle w:val="a8"/>
+                                              <w:pStyle w:val="a9"/>
                                               <w:spacing w:after="0" w:line="240" w:lineRule="auto"/>
                                               <w:ind w:firstLine="0"/>
                                               <w:rPr>
@@ -5890,7 +6452,7 @@
                                         <w:txbxContent>
                                           <w:p>
                                             <w:pPr>
-                                              <w:pStyle w:val="a8"/>
+                                              <w:pStyle w:val="a9"/>
                                               <w:spacing w:after="0" w:line="240" w:lineRule="auto"/>
                                               <w:ind w:firstLine="0"/>
                                               <w:rPr>
@@ -5947,7 +6509,7 @@
                                         <w:txbxContent>
                                           <w:p>
                                             <w:pPr>
-                                              <w:pStyle w:val="a8"/>
+                                              <w:pStyle w:val="a9"/>
                                               <w:spacing w:after="0" w:line="240" w:lineRule="auto"/>
                                               <w:ind w:firstLine="0"/>
                                               <w:rPr>
@@ -6024,7 +6586,7 @@
                                         <w:txbxContent>
                                           <w:p>
                                             <w:pPr>
-                                              <w:pStyle w:val="a8"/>
+                                              <w:pStyle w:val="a9"/>
                                               <w:spacing w:after="0" w:line="240" w:lineRule="auto"/>
                                               <w:ind w:firstLine="0"/>
                                               <w:rPr>
@@ -6079,7 +6641,7 @@
                                         <w:txbxContent>
                                           <w:p>
                                             <w:pPr>
-                                              <w:pStyle w:val="a8"/>
+                                              <w:pStyle w:val="a9"/>
                                               <w:spacing w:after="0" w:line="240" w:lineRule="auto"/>
                                               <w:ind w:firstLine="0"/>
                                               <w:rPr>
@@ -6122,7 +6684,7 @@
                                         <w:txbxContent>
                                           <w:p>
                                             <w:pPr>
-                                              <w:pStyle w:val="a8"/>
+                                              <w:pStyle w:val="a9"/>
                                               <w:spacing w:after="0" w:line="240" w:lineRule="auto"/>
                                               <w:ind w:firstLine="0"/>
                                               <w:rPr>
@@ -6179,7 +6741,7 @@
                                         <w:txbxContent>
                                           <w:p>
                                             <w:pPr>
-                                              <w:pStyle w:val="a8"/>
+                                              <w:pStyle w:val="a9"/>
                                               <w:spacing w:after="0" w:line="240" w:lineRule="auto"/>
                                               <w:ind w:firstLine="0"/>
                                               <w:rPr>
@@ -6232,7 +6794,7 @@
                                         <w:txbxContent>
                                           <w:p>
                                             <w:pPr>
-                                              <w:pStyle w:val="a8"/>
+                                              <w:pStyle w:val="a9"/>
                                               <w:spacing w:after="0" w:line="240" w:lineRule="auto"/>
                                               <w:ind w:firstLine="0"/>
                                               <w:rPr>
@@ -6295,7 +6857,7 @@
                                         <w:txbxContent>
                                           <w:p>
                                             <w:pPr>
-                                              <w:pStyle w:val="a8"/>
+                                              <w:pStyle w:val="a9"/>
                                               <w:spacing w:after="0" w:line="240" w:lineRule="auto"/>
                                               <w:ind w:firstLine="0"/>
                                               <w:rPr>
@@ -6338,7 +6900,7 @@
                                         <w:txbxContent>
                                           <w:p>
                                             <w:pPr>
-                                              <w:pStyle w:val="a8"/>
+                                              <w:pStyle w:val="a9"/>
                                               <w:spacing w:after="0" w:line="240" w:lineRule="auto"/>
                                               <w:ind w:firstLine="0"/>
                                               <w:rPr>
@@ -6584,7 +7146,7 @@
                                       <w:txbxContent>
                                         <w:p>
                                           <w:pPr>
-                                            <w:pStyle w:val="a8"/>
+                                            <w:pStyle w:val="a9"/>
                                             <w:spacing w:after="0" w:line="240" w:lineRule="auto"/>
                                             <w:ind w:firstLine="0"/>
                                             <w:rPr>
@@ -6627,7 +7189,7 @@
                                       <w:txbxContent>
                                         <w:p>
                                           <w:pPr>
-                                            <w:pStyle w:val="a8"/>
+                                            <w:pStyle w:val="a9"/>
                                             <w:spacing w:after="0" w:line="240" w:lineRule="auto"/>
                                             <w:ind w:firstLine="0"/>
                                             <w:rPr>
@@ -6670,7 +7232,7 @@
                                       <w:txbxContent>
                                         <w:p>
                                           <w:pPr>
-                                            <w:pStyle w:val="a8"/>
+                                            <w:pStyle w:val="a9"/>
                                             <w:spacing w:after="0" w:line="240" w:lineRule="auto"/>
                                             <w:ind w:firstLine="0"/>
                                             <w:rPr>
@@ -6713,7 +7275,7 @@
                                       <w:txbxContent>
                                         <w:p>
                                           <w:pPr>
-                                            <w:pStyle w:val="a8"/>
+                                            <w:pStyle w:val="a9"/>
                                             <w:spacing w:after="0" w:line="240" w:lineRule="auto"/>
                                             <w:ind w:firstLine="0"/>
                                             <w:rPr>
@@ -6756,7 +7318,7 @@
                                       <w:txbxContent>
                                         <w:p>
                                           <w:pPr>
-                                            <w:pStyle w:val="a8"/>
+                                            <w:pStyle w:val="a9"/>
                                             <w:spacing w:after="0" w:line="240" w:lineRule="auto"/>
                                             <w:ind w:firstLine="0"/>
                                             <w:rPr>
@@ -6813,7 +7375,7 @@
                                       <w:txbxContent>
                                         <w:p>
                                           <w:pPr>
-                                            <w:pStyle w:val="a8"/>
+                                            <w:pStyle w:val="a9"/>
                                             <w:spacing w:after="0" w:line="240" w:lineRule="auto"/>
                                             <w:ind w:firstLine="0"/>
                                             <w:rPr>
@@ -6856,7 +7418,7 @@
                                       <w:txbxContent>
                                         <w:p>
                                           <w:pPr>
-                                            <w:pStyle w:val="a8"/>
+                                            <w:pStyle w:val="a9"/>
                                             <w:spacing w:after="0" w:line="240" w:lineRule="auto"/>
                                             <w:ind w:firstLine="0"/>
                                             <w:rPr>
@@ -6899,7 +7461,7 @@
                                       <w:txbxContent>
                                         <w:p>
                                           <w:pPr>
-                                            <w:pStyle w:val="a8"/>
+                                            <w:pStyle w:val="a9"/>
                                             <w:spacing w:after="0" w:line="240" w:lineRule="auto"/>
                                             <w:ind w:firstLine="0"/>
                                             <w:rPr>
@@ -6942,7 +7504,7 @@
                                       <w:txbxContent>
                                         <w:p>
                                           <w:pPr>
-                                            <w:pStyle w:val="a8"/>
+                                            <w:pStyle w:val="a9"/>
                                             <w:spacing w:after="0" w:line="240" w:lineRule="auto"/>
                                             <w:ind w:firstLine="0"/>
                                             <w:rPr>
@@ -6985,7 +7547,7 @@
                                       <w:txbxContent>
                                         <w:p>
                                           <w:pPr>
-                                            <w:pStyle w:val="a8"/>
+                                            <w:pStyle w:val="a9"/>
                                             <w:spacing w:after="0" w:line="240" w:lineRule="auto"/>
                                             <w:ind w:firstLine="0"/>
                                             <w:rPr>
@@ -7304,7 +7866,7 @@
                         <w:txbxContent>
                           <w:p>
                             <w:pPr>
-                              <w:pStyle w:val="a8"/>
+                              <w:pStyle w:val="a9"/>
                               <w:spacing w:after="0" w:line="240" w:lineRule="auto"/>
                               <w:ind w:firstLine="0"/>
                               <w:rPr>
@@ -7330,7 +7892,7 @@
                         <w:txbxContent>
                           <w:p>
                             <w:pPr>
-                              <w:pStyle w:val="a8"/>
+                              <w:pStyle w:val="a9"/>
                               <w:spacing w:after="0" w:line="240" w:lineRule="auto"/>
                               <w:ind w:firstLine="0"/>
                               <w:rPr>
@@ -7356,7 +7918,7 @@
                         <w:txbxContent>
                           <w:p>
                             <w:pPr>
-                              <w:pStyle w:val="a8"/>
+                              <w:pStyle w:val="a9"/>
                               <w:spacing w:after="0" w:line="240" w:lineRule="auto"/>
                               <w:ind w:firstLine="0"/>
                               <w:rPr>
@@ -7382,7 +7944,7 @@
                         <w:txbxContent>
                           <w:p>
                             <w:pPr>
-                              <w:pStyle w:val="a8"/>
+                              <w:pStyle w:val="a9"/>
                               <w:spacing w:after="0" w:line="240" w:lineRule="auto"/>
                               <w:ind w:firstLine="0"/>
                               <w:rPr>
@@ -7408,7 +7970,7 @@
                         <w:txbxContent>
                           <w:p>
                             <w:pPr>
-                              <w:pStyle w:val="a8"/>
+                              <w:pStyle w:val="a9"/>
                               <w:spacing w:after="0" w:line="240" w:lineRule="auto"/>
                               <w:ind w:firstLine="0"/>
                               <w:rPr>
@@ -7436,7 +7998,7 @@
                         <w:txbxContent>
                           <w:p>
                             <w:pPr>
-                              <w:pStyle w:val="a8"/>
+                              <w:pStyle w:val="a9"/>
                               <w:spacing w:after="0" w:line="240" w:lineRule="auto"/>
                               <w:ind w:firstLine="0"/>
                               <w:rPr>
@@ -7452,7 +8014,7 @@
                         <w:txbxContent>
                           <w:p>
                             <w:pPr>
-                              <w:pStyle w:val="a8"/>
+                              <w:pStyle w:val="a9"/>
                               <w:spacing w:after="0" w:line="240" w:lineRule="auto"/>
                               <w:ind w:firstLine="0"/>
                               <w:rPr>
@@ -7468,7 +8030,7 @@
                         <w:txbxContent>
                           <w:p>
                             <w:pPr>
-                              <w:pStyle w:val="a8"/>
+                              <w:pStyle w:val="a9"/>
                               <w:spacing w:after="0" w:line="240" w:lineRule="auto"/>
                               <w:ind w:firstLine="0"/>
                               <w:rPr>
@@ -7484,7 +8046,7 @@
                         <w:txbxContent>
                           <w:p>
                             <w:pPr>
-                              <w:pStyle w:val="a8"/>
+                              <w:pStyle w:val="a9"/>
                               <w:spacing w:after="0" w:line="240" w:lineRule="auto"/>
                               <w:ind w:firstLine="0"/>
                               <w:rPr>
@@ -7500,7 +8062,7 @@
                         <w:txbxContent>
                           <w:p>
                             <w:pPr>
-                              <w:pStyle w:val="a8"/>
+                              <w:pStyle w:val="a9"/>
                               <w:spacing w:after="0" w:line="240" w:lineRule="auto"/>
                               <w:ind w:firstLine="0"/>
                               <w:rPr>
@@ -7528,7 +8090,7 @@
                             <w:txbxContent>
                               <w:p>
                                 <w:pPr>
-                                  <w:pStyle w:val="a8"/>
+                                  <w:pStyle w:val="a9"/>
                                   <w:spacing w:after="0" w:line="240" w:lineRule="auto"/>
                                   <w:ind w:firstLine="0"/>
                                   <w:rPr>
@@ -7556,7 +8118,7 @@
                             <w:txbxContent>
                               <w:p>
                                 <w:pPr>
-                                  <w:pStyle w:val="a8"/>
+                                  <w:pStyle w:val="a9"/>
                                   <w:spacing w:after="0" w:line="240" w:lineRule="auto"/>
                                   <w:ind w:firstLine="0"/>
                                   <w:rPr>
@@ -7584,7 +8146,7 @@
                             <w:txbxContent>
                               <w:p>
                                 <w:pPr>
-                                  <w:pStyle w:val="a8"/>
+                                  <w:pStyle w:val="a9"/>
                                   <w:spacing w:after="0" w:line="240" w:lineRule="auto"/>
                                   <w:ind w:firstLine="0"/>
                                   <w:rPr>
@@ -7660,7 +8222,7 @@
                               <w:txbxContent>
                                 <w:p>
                                   <w:pPr>
-                                    <w:pStyle w:val="a8"/>
+                                    <w:pStyle w:val="a9"/>
                                     <w:spacing w:after="0" w:line="240" w:lineRule="auto"/>
                                     <w:ind w:firstLine="0"/>
                                     <w:rPr>
@@ -7676,7 +8238,7 @@
                               <w:txbxContent>
                                 <w:p>
                                   <w:pPr>
-                                    <w:pStyle w:val="a8"/>
+                                    <w:pStyle w:val="a9"/>
                                     <w:spacing w:after="0" w:line="240" w:lineRule="auto"/>
                                     <w:ind w:firstLine="0"/>
                                     <w:rPr>
@@ -7710,7 +8272,7 @@
                               <w:txbxContent>
                                 <w:p>
                                   <w:pPr>
-                                    <w:pStyle w:val="a8"/>
+                                    <w:pStyle w:val="a9"/>
                                     <w:spacing w:after="0" w:line="240" w:lineRule="auto"/>
                                     <w:ind w:firstLine="0"/>
                                     <w:rPr>
@@ -7728,7 +8290,7 @@
                           <w:txbxContent>
                             <w:p>
                               <w:pPr>
-                                <w:pStyle w:val="a8"/>
+                                <w:pStyle w:val="a9"/>
                                 <w:spacing w:after="0" w:line="240" w:lineRule="auto"/>
                                 <w:ind w:firstLine="0"/>
                                 <w:rPr>
@@ -7783,7 +8345,7 @@
                           <w:txbxContent>
                             <w:p>
                               <w:pPr>
-                                <w:pStyle w:val="a8"/>
+                                <w:pStyle w:val="a9"/>
                                 <w:spacing w:after="0" w:line="240" w:lineRule="auto"/>
                                 <w:ind w:firstLine="0"/>
                                 <w:rPr>
@@ -7799,7 +8361,7 @@
                                   <w:sz w:val="28"/>
                                   <w:szCs w:val="28"/>
                                 </w:rPr>
-                                <w:t>Разработка информационной системы «Отдел кадров»</w:t>
+                                <w:t>«Разработка системы управления проектами»</w:t>
                               </w:r>
                               <w:r>
                                 <w:rPr>
@@ -7837,7 +8399,7 @@
                           <w:txbxContent>
                             <w:p>
                               <w:pPr>
-                                <w:pStyle w:val="a8"/>
+                                <w:pStyle w:val="a9"/>
                                 <w:spacing w:after="0" w:line="240" w:lineRule="auto"/>
                                 <w:ind w:firstLine="0"/>
                                 <w:rPr>
@@ -7951,7 +8513,7 @@
                               <w:txbxContent>
                                 <w:p>
                                   <w:pPr>
-                                    <w:pStyle w:val="a8"/>
+                                    <w:pStyle w:val="a9"/>
                                     <w:spacing w:after="0" w:line="240" w:lineRule="auto"/>
                                     <w:ind w:firstLine="0"/>
                                     <w:rPr>
@@ -7983,7 +8545,7 @@
                               <w:txbxContent>
                                 <w:p>
                                   <w:pPr>
-                                    <w:pStyle w:val="a8"/>
+                                    <w:pStyle w:val="a9"/>
                                     <w:spacing w:after="0" w:line="240" w:lineRule="auto"/>
                                     <w:ind w:firstLine="0"/>
                                     <w:rPr>
@@ -8009,7 +8571,7 @@
                               <w:txbxContent>
                                 <w:p>
                                   <w:pPr>
-                                    <w:pStyle w:val="a8"/>
+                                    <w:pStyle w:val="a9"/>
                                     <w:spacing w:after="0" w:line="240" w:lineRule="auto"/>
                                     <w:ind w:firstLine="0"/>
                                     <w:rPr>
@@ -8045,7 +8607,7 @@
                               <w:txbxContent>
                                 <w:p>
                                   <w:pPr>
-                                    <w:pStyle w:val="a8"/>
+                                    <w:pStyle w:val="a9"/>
                                     <w:spacing w:after="0" w:line="240" w:lineRule="auto"/>
                                     <w:ind w:firstLine="0"/>
                                     <w:rPr>
@@ -8081,7 +8643,7 @@
                               <w:txbxContent>
                                 <w:p>
                                   <w:pPr>
-                                    <w:pStyle w:val="a8"/>
+                                    <w:pStyle w:val="a9"/>
                                     <w:spacing w:after="0" w:line="240" w:lineRule="auto"/>
                                     <w:ind w:firstLine="0"/>
                                     <w:rPr>
@@ -8113,7 +8675,7 @@
                                   <w:txbxContent>
                                     <w:p>
                                       <w:pPr>
-                                        <w:pStyle w:val="a8"/>
+                                        <w:pStyle w:val="a9"/>
                                         <w:spacing w:after="0" w:line="240" w:lineRule="auto"/>
                                         <w:ind w:firstLine="0"/>
                                         <w:jc w:val="left"/>
@@ -8156,7 +8718,7 @@
                                   <w:txbxContent>
                                     <w:p>
                                       <w:pPr>
-                                        <w:pStyle w:val="a8"/>
+                                        <w:pStyle w:val="a9"/>
                                         <w:spacing w:after="0" w:line="240" w:lineRule="auto"/>
                                         <w:ind w:firstLine="0"/>
                                         <w:rPr>
@@ -8192,7 +8754,7 @@
                                   <w:txbxContent>
                                     <w:p>
                                       <w:pPr>
-                                        <w:pStyle w:val="a8"/>
+                                        <w:pStyle w:val="a9"/>
                                         <w:spacing w:after="0" w:line="240" w:lineRule="auto"/>
                                         <w:ind w:firstLine="0"/>
                                         <w:rPr>
@@ -8250,7 +8812,7 @@
                                   <w:txbxContent>
                                     <w:p>
                                       <w:pPr>
-                                        <w:pStyle w:val="a8"/>
+                                        <w:pStyle w:val="a9"/>
                                         <w:spacing w:after="0" w:line="240" w:lineRule="auto"/>
                                         <w:ind w:firstLine="0"/>
                                         <w:rPr>
@@ -8260,6 +8822,7 @@
                                           <w:noProof w:val="0"/>
                                         </w:rPr>
                                       </w:pPr>
+                                      <w:proofErr w:type="spellStart"/>
                                       <w:r>
                                         <w:rPr>
                                           <w:rFonts w:ascii="GOST type B" w:hAnsi="GOST type B"/>
@@ -8267,7 +8830,17 @@
                                           <w:iCs/>
                                           <w:noProof w:val="0"/>
                                         </w:rPr>
-                                        <w:t>Гариев Д.О.</w:t>
+                                        <w:t>Гариев</w:t>
+                                      </w:r>
+                                      <w:proofErr w:type="spellEnd"/>
+                                      <w:r>
+                                        <w:rPr>
+                                          <w:rFonts w:ascii="GOST type B" w:hAnsi="GOST type B"/>
+                                          <w:i/>
+                                          <w:iCs/>
+                                          <w:noProof w:val="0"/>
+                                        </w:rPr>
+                                        <w:t xml:space="preserve"> Д.О.</w:t>
                                       </w:r>
                                     </w:p>
                                   </w:txbxContent>
@@ -8278,7 +8851,7 @@
                                   <w:txbxContent>
                                     <w:p>
                                       <w:pPr>
-                                        <w:pStyle w:val="a8"/>
+                                        <w:pStyle w:val="a9"/>
                                         <w:spacing w:after="0" w:line="240" w:lineRule="auto"/>
                                         <w:ind w:firstLine="0"/>
                                         <w:rPr>
@@ -8314,7 +8887,7 @@
                                   <w:txbxContent>
                                     <w:p>
                                       <w:pPr>
-                                        <w:pStyle w:val="a8"/>
+                                        <w:pStyle w:val="a9"/>
                                         <w:spacing w:after="0" w:line="240" w:lineRule="auto"/>
                                         <w:ind w:firstLine="0"/>
                                         <w:rPr>
@@ -8330,7 +8903,7 @@
                                   <w:txbxContent>
                                     <w:p>
                                       <w:pPr>
-                                        <w:pStyle w:val="a8"/>
+                                        <w:pStyle w:val="a9"/>
                                         <w:spacing w:after="0" w:line="240" w:lineRule="auto"/>
                                         <w:ind w:firstLine="0"/>
                                         <w:rPr>
@@ -8348,7 +8921,7 @@
                                   <w:txbxContent>
                                     <w:p>
                                       <w:pPr>
-                                        <w:pStyle w:val="a8"/>
+                                        <w:pStyle w:val="a9"/>
                                         <w:spacing w:after="0" w:line="240" w:lineRule="auto"/>
                                         <w:ind w:firstLine="0"/>
                                         <w:rPr>
@@ -8423,7 +8996,7 @@
                                   <w:txbxContent>
                                     <w:p>
                                       <w:pPr>
-                                        <w:pStyle w:val="a8"/>
+                                        <w:pStyle w:val="a9"/>
                                         <w:spacing w:after="0" w:line="240" w:lineRule="auto"/>
                                         <w:ind w:firstLine="0"/>
                                         <w:rPr>
@@ -8439,7 +9012,7 @@
                                   <w:txbxContent>
                                     <w:p>
                                       <w:pPr>
-                                        <w:pStyle w:val="a8"/>
+                                        <w:pStyle w:val="a9"/>
                                         <w:spacing w:after="0" w:line="240" w:lineRule="auto"/>
                                         <w:ind w:firstLine="0"/>
                                         <w:rPr>
@@ -8457,7 +9030,7 @@
                                   <w:txbxContent>
                                     <w:p>
                                       <w:pPr>
-                                        <w:pStyle w:val="a8"/>
+                                        <w:pStyle w:val="a9"/>
                                         <w:spacing w:after="0" w:line="240" w:lineRule="auto"/>
                                         <w:ind w:firstLine="0"/>
                                         <w:rPr>
@@ -8507,7 +9080,7 @@
                                   <w:txbxContent>
                                     <w:p>
                                       <w:pPr>
-                                        <w:pStyle w:val="a8"/>
+                                        <w:pStyle w:val="a9"/>
                                         <w:spacing w:after="0" w:line="240" w:lineRule="auto"/>
                                         <w:ind w:firstLine="0"/>
                                         <w:rPr>
@@ -8535,7 +9108,7 @@
                                   <w:txbxContent>
                                     <w:p>
                                       <w:pPr>
-                                        <w:pStyle w:val="a8"/>
+                                        <w:pStyle w:val="a9"/>
                                         <w:spacing w:after="0" w:line="240" w:lineRule="auto"/>
                                         <w:ind w:firstLine="0"/>
                                         <w:rPr>
@@ -8551,7 +9124,7 @@
                                   <w:txbxContent>
                                     <w:p>
                                       <w:pPr>
-                                        <w:pStyle w:val="a8"/>
+                                        <w:pStyle w:val="a9"/>
                                         <w:spacing w:after="0" w:line="240" w:lineRule="auto"/>
                                         <w:ind w:firstLine="0"/>
                                         <w:rPr>
@@ -8569,7 +9142,7 @@
                                   <w:txbxContent>
                                     <w:p>
                                       <w:pPr>
-                                        <w:pStyle w:val="a8"/>
+                                        <w:pStyle w:val="a9"/>
                                         <w:spacing w:after="0" w:line="240" w:lineRule="auto"/>
                                         <w:ind w:firstLine="0"/>
                                         <w:rPr>
@@ -8595,7 +9168,7 @@
                                   <w:txbxContent>
                                     <w:p>
                                       <w:pPr>
-                                        <w:pStyle w:val="a8"/>
+                                        <w:pStyle w:val="a9"/>
                                         <w:spacing w:after="0" w:line="240" w:lineRule="auto"/>
                                         <w:ind w:firstLine="0"/>
                                         <w:rPr>
@@ -8631,7 +9204,7 @@
                                   <w:txbxContent>
                                     <w:p>
                                       <w:pPr>
-                                        <w:pStyle w:val="a8"/>
+                                        <w:pStyle w:val="a9"/>
                                         <w:spacing w:after="0" w:line="240" w:lineRule="auto"/>
                                         <w:ind w:firstLine="0"/>
                                         <w:rPr>
@@ -8647,7 +9220,7 @@
                                   <w:txbxContent>
                                     <w:p>
                                       <w:pPr>
-                                        <w:pStyle w:val="a8"/>
+                                        <w:pStyle w:val="a9"/>
                                         <w:spacing w:after="0" w:line="240" w:lineRule="auto"/>
                                         <w:ind w:firstLine="0"/>
                                         <w:rPr>
@@ -8675,7 +9248,7 @@
                                 <w:txbxContent>
                                   <w:p>
                                     <w:pPr>
-                                      <w:pStyle w:val="a8"/>
+                                      <w:pStyle w:val="a9"/>
                                       <w:spacing w:after="0" w:line="240" w:lineRule="auto"/>
                                       <w:ind w:firstLine="0"/>
                                       <w:rPr>
@@ -8691,7 +9264,7 @@
                                 <w:txbxContent>
                                   <w:p>
                                     <w:pPr>
-                                      <w:pStyle w:val="a8"/>
+                                      <w:pStyle w:val="a9"/>
                                       <w:spacing w:after="0" w:line="240" w:lineRule="auto"/>
                                       <w:ind w:firstLine="0"/>
                                       <w:rPr>
@@ -8707,7 +9280,7 @@
                                 <w:txbxContent>
                                   <w:p>
                                     <w:pPr>
-                                      <w:pStyle w:val="a8"/>
+                                      <w:pStyle w:val="a9"/>
                                       <w:spacing w:after="0" w:line="240" w:lineRule="auto"/>
                                       <w:ind w:firstLine="0"/>
                                       <w:rPr>
@@ -8723,7 +9296,7 @@
                                 <w:txbxContent>
                                   <w:p>
                                     <w:pPr>
-                                      <w:pStyle w:val="a8"/>
+                                      <w:pStyle w:val="a9"/>
                                       <w:spacing w:after="0" w:line="240" w:lineRule="auto"/>
                                       <w:ind w:firstLine="0"/>
                                       <w:rPr>
@@ -8739,7 +9312,7 @@
                                 <w:txbxContent>
                                   <w:p>
                                     <w:pPr>
-                                      <w:pStyle w:val="a8"/>
+                                      <w:pStyle w:val="a9"/>
                                       <w:spacing w:after="0" w:line="240" w:lineRule="auto"/>
                                       <w:ind w:firstLine="0"/>
                                       <w:rPr>
@@ -8757,7 +9330,7 @@
                                 <w:txbxContent>
                                   <w:p>
                                     <w:pPr>
-                                      <w:pStyle w:val="a8"/>
+                                      <w:pStyle w:val="a9"/>
                                       <w:spacing w:after="0" w:line="240" w:lineRule="auto"/>
                                       <w:ind w:firstLine="0"/>
                                       <w:rPr>
@@ -8773,7 +9346,7 @@
                                 <w:txbxContent>
                                   <w:p>
                                     <w:pPr>
-                                      <w:pStyle w:val="a8"/>
+                                      <w:pStyle w:val="a9"/>
                                       <w:spacing w:after="0" w:line="240" w:lineRule="auto"/>
                                       <w:ind w:firstLine="0"/>
                                       <w:rPr>
@@ -8789,7 +9362,7 @@
                                 <w:txbxContent>
                                   <w:p>
                                     <w:pPr>
-                                      <w:pStyle w:val="a8"/>
+                                      <w:pStyle w:val="a9"/>
                                       <w:spacing w:after="0" w:line="240" w:lineRule="auto"/>
                                       <w:ind w:firstLine="0"/>
                                       <w:rPr>
@@ -8805,7 +9378,7 @@
                                 <w:txbxContent>
                                   <w:p>
                                     <w:pPr>
-                                      <w:pStyle w:val="a8"/>
+                                      <w:pStyle w:val="a9"/>
                                       <w:spacing w:after="0" w:line="240" w:lineRule="auto"/>
                                       <w:ind w:firstLine="0"/>
                                       <w:rPr>
@@ -8821,7 +9394,7 @@
                                 <w:txbxContent>
                                   <w:p>
                                     <w:pPr>
-                                      <w:pStyle w:val="a8"/>
+                                      <w:pStyle w:val="a9"/>
                                       <w:spacing w:after="0" w:line="240" w:lineRule="auto"/>
                                       <w:ind w:firstLine="0"/>
                                       <w:rPr>
@@ -8899,7 +9472,7 @@
 <w:hdr xmlns:wpc="http://schemas.microsoft.com/office/word/2010/wordprocessingCanvas" xmlns:cx="http://schemas.microsoft.com/office/drawing/2014/chartex" xmlns:mc="http://schemas.openxmlformats.org/markup-compatibility/2006" xmlns:o="urn:schemas-microsoft-com:office:office" xmlns:r="http://schemas.openxmlformats.org/officeDocument/2006/relationships" xmlns:m="http://schemas.openxmlformats.org/officeDocument/2006/math" xmlns:v="urn:schemas-microsoft-com:vml" xmlns:wp14="http://schemas.microsoft.com/office/word/2010/wordprocessingDrawing" xmlns:wp="http://schemas.openxmlformats.org/drawingml/2006/wordprocessingDrawing" xmlns:w10="urn:schemas-microsoft-com:office:word" xmlns:w="http://schemas.openxmlformats.org/wordprocessingml/2006/main" xmlns:w14="http://schemas.microsoft.com/office/word/2010/wordml" xmlns:w15="http://schemas.microsoft.com/office/word/2012/wordml" xmlns:w16se="http://schemas.microsoft.com/office/word/2015/wordml/symex" xmlns:wpg="http://schemas.microsoft.com/office/word/2010/wordprocessingGroup" xmlns:wpi="http://schemas.microsoft.com/office/word/2010/wordprocessingInk" xmlns:wne="http://schemas.microsoft.com/office/word/2006/wordml" xmlns:wps="http://schemas.microsoft.com/office/word/2010/wordprocessingShape" mc:Ignorable="w14 w15 w16se wp14">
   <w:p>
     <w:pPr>
-      <w:pStyle w:val="a3"/>
+      <w:pStyle w:val="a4"/>
     </w:pPr>
     <w:r>
       <w:rPr>
@@ -8993,7 +9566,7 @@
                             <w:txbxContent>
                               <w:p>
                                 <w:pPr>
-                                  <w:pStyle w:val="a8"/>
+                                  <w:pStyle w:val="a9"/>
                                   <w:spacing w:after="0" w:line="240" w:lineRule="auto"/>
                                   <w:ind w:firstLine="0"/>
                                   <w:rPr>
@@ -9046,7 +9619,7 @@
                             <w:txbxContent>
                               <w:p>
                                 <w:pPr>
-                                  <w:pStyle w:val="a8"/>
+                                  <w:pStyle w:val="a9"/>
                                   <w:spacing w:after="0" w:line="240" w:lineRule="auto"/>
                                   <w:ind w:firstLine="0"/>
                                   <w:rPr>
@@ -9099,7 +9672,7 @@
                             <w:txbxContent>
                               <w:p>
                                 <w:pPr>
-                                  <w:pStyle w:val="a8"/>
+                                  <w:pStyle w:val="a9"/>
                                   <w:spacing w:after="0" w:line="240" w:lineRule="auto"/>
                                   <w:ind w:firstLine="0"/>
                                   <w:rPr>
@@ -9152,7 +9725,7 @@
                             <w:txbxContent>
                               <w:p>
                                 <w:pPr>
-                                  <w:pStyle w:val="a8"/>
+                                  <w:pStyle w:val="a9"/>
                                   <w:spacing w:after="0" w:line="240" w:lineRule="auto"/>
                                   <w:ind w:firstLine="0"/>
                                   <w:rPr>
@@ -9205,7 +9778,7 @@
                             <w:txbxContent>
                               <w:p>
                                 <w:pPr>
-                                  <w:pStyle w:val="a8"/>
+                                  <w:pStyle w:val="a9"/>
                                   <w:spacing w:after="0" w:line="240" w:lineRule="auto"/>
                                   <w:ind w:firstLine="0"/>
                                   <w:rPr>
@@ -9272,7 +9845,7 @@
                             <w:txbxContent>
                               <w:p>
                                 <w:pPr>
-                                  <w:pStyle w:val="a8"/>
+                                  <w:pStyle w:val="a9"/>
                                   <w:spacing w:after="0" w:line="240" w:lineRule="auto"/>
                                   <w:ind w:firstLine="0"/>
                                   <w:rPr>
@@ -9315,7 +9888,7 @@
                             <w:txbxContent>
                               <w:p>
                                 <w:pPr>
-                                  <w:pStyle w:val="a8"/>
+                                  <w:pStyle w:val="a9"/>
                                   <w:spacing w:after="0" w:line="240" w:lineRule="auto"/>
                                   <w:ind w:firstLine="0"/>
                                   <w:rPr>
@@ -9358,7 +9931,7 @@
                             <w:txbxContent>
                               <w:p>
                                 <w:pPr>
-                                  <w:pStyle w:val="a8"/>
+                                  <w:pStyle w:val="a9"/>
                                   <w:spacing w:after="0" w:line="240" w:lineRule="auto"/>
                                   <w:ind w:firstLine="0"/>
                                   <w:rPr>
@@ -9401,7 +9974,7 @@
                             <w:txbxContent>
                               <w:p>
                                 <w:pPr>
-                                  <w:pStyle w:val="a8"/>
+                                  <w:pStyle w:val="a9"/>
                                   <w:spacing w:after="0" w:line="240" w:lineRule="auto"/>
                                   <w:ind w:firstLine="0"/>
                                   <w:rPr>
@@ -9444,7 +10017,7 @@
                             <w:txbxContent>
                               <w:p>
                                 <w:pPr>
-                                  <w:pStyle w:val="a8"/>
+                                  <w:pStyle w:val="a9"/>
                                   <w:spacing w:after="0" w:line="240" w:lineRule="auto"/>
                                   <w:ind w:firstLine="0"/>
                                   <w:rPr>
@@ -9586,7 +10159,7 @@
                               <w:txbxContent>
                                 <w:p>
                                   <w:pPr>
-                                    <w:pStyle w:val="a8"/>
+                                    <w:pStyle w:val="a9"/>
                                     <w:spacing w:after="0" w:line="240" w:lineRule="auto"/>
                                     <w:ind w:firstLine="0"/>
                                     <w:rPr>
@@ -9639,7 +10212,7 @@
                               <w:txbxContent>
                                 <w:p>
                                   <w:pPr>
-                                    <w:pStyle w:val="a8"/>
+                                    <w:pStyle w:val="a9"/>
                                     <w:spacing w:after="0" w:line="240" w:lineRule="auto"/>
                                     <w:ind w:firstLine="0"/>
                                     <w:rPr>
@@ -9692,7 +10265,7 @@
                                       <w:sz w:val="32"/>
                                       <w:szCs w:val="32"/>
                                     </w:rPr>
-                                    <w:t>11</w:t>
+                                    <w:t>8</w:t>
                                   </w:r>
                                   <w:r>
                                     <w:rPr>
@@ -9875,7 +10448,7 @@
                                 <w:txbxContent>
                                   <w:p>
                                     <w:pPr>
-                                      <w:pStyle w:val="a8"/>
+                                      <w:pStyle w:val="a9"/>
                                       <w:spacing w:after="0" w:line="240" w:lineRule="auto"/>
                                       <w:ind w:firstLine="0"/>
                                       <w:rPr>
@@ -9930,7 +10503,7 @@
                                 <w:txbxContent>
                                   <w:p>
                                     <w:pPr>
-                                      <w:pStyle w:val="a8"/>
+                                      <w:pStyle w:val="a9"/>
                                       <w:spacing w:after="0" w:line="240" w:lineRule="auto"/>
                                       <w:ind w:firstLine="0"/>
                                       <w:rPr>
@@ -9983,7 +10556,7 @@
                                 <w:txbxContent>
                                   <w:p>
                                     <w:pPr>
-                                      <w:pStyle w:val="a8"/>
+                                      <w:pStyle w:val="a9"/>
                                       <w:spacing w:after="0" w:line="240" w:lineRule="auto"/>
                                       <w:ind w:firstLine="0"/>
                                       <w:rPr>
@@ -10046,7 +10619,7 @@
                                 <w:txbxContent>
                                   <w:p>
                                     <w:pPr>
-                                      <w:pStyle w:val="a8"/>
+                                      <w:pStyle w:val="a9"/>
                                       <w:spacing w:after="0" w:line="240" w:lineRule="auto"/>
                                       <w:ind w:firstLine="0"/>
                                       <w:rPr>
@@ -10109,7 +10682,7 @@
                                 <w:txbxContent>
                                   <w:p>
                                     <w:pPr>
-                                      <w:pStyle w:val="a8"/>
+                                      <w:pStyle w:val="a9"/>
                                       <w:spacing w:after="0" w:line="240" w:lineRule="auto"/>
                                       <w:ind w:firstLine="0"/>
                                       <w:rPr>
@@ -10204,7 +10777,7 @@
                                     <w:txbxContent>
                                       <w:p>
                                         <w:pPr>
-                                          <w:pStyle w:val="a8"/>
+                                          <w:pStyle w:val="a9"/>
                                           <w:spacing w:after="0" w:line="240" w:lineRule="auto"/>
                                           <w:ind w:firstLine="0"/>
                                           <w:rPr>
@@ -10247,7 +10820,7 @@
                                     <w:txbxContent>
                                       <w:p>
                                         <w:pPr>
-                                          <w:pStyle w:val="a8"/>
+                                          <w:pStyle w:val="a9"/>
                                           <w:spacing w:after="0" w:line="240" w:lineRule="auto"/>
                                           <w:ind w:firstLine="0"/>
                                           <w:rPr>
@@ -10290,7 +10863,7 @@
                                     <w:txbxContent>
                                       <w:p>
                                         <w:pPr>
-                                          <w:pStyle w:val="a8"/>
+                                          <w:pStyle w:val="a9"/>
                                           <w:spacing w:after="0" w:line="240" w:lineRule="auto"/>
                                           <w:ind w:firstLine="0"/>
                                           <w:rPr>
@@ -10333,7 +10906,7 @@
                                     <w:txbxContent>
                                       <w:p>
                                         <w:pPr>
-                                          <w:pStyle w:val="a8"/>
+                                          <w:pStyle w:val="a9"/>
                                           <w:spacing w:after="0" w:line="240" w:lineRule="auto"/>
                                           <w:ind w:firstLine="0"/>
                                           <w:rPr>
@@ -10376,7 +10949,7 @@
                                     <w:txbxContent>
                                       <w:p>
                                         <w:pPr>
-                                          <w:pStyle w:val="a8"/>
+                                          <w:pStyle w:val="a9"/>
                                           <w:spacing w:after="0" w:line="240" w:lineRule="auto"/>
                                           <w:ind w:firstLine="0"/>
                                           <w:rPr>
@@ -10433,7 +11006,7 @@
                                     <w:txbxContent>
                                       <w:p>
                                         <w:pPr>
-                                          <w:pStyle w:val="a8"/>
+                                          <w:pStyle w:val="a9"/>
                                           <w:spacing w:after="0" w:line="240" w:lineRule="auto"/>
                                           <w:ind w:firstLine="0"/>
                                           <w:rPr>
@@ -10476,7 +11049,7 @@
                                     <w:txbxContent>
                                       <w:p>
                                         <w:pPr>
-                                          <w:pStyle w:val="a8"/>
+                                          <w:pStyle w:val="a9"/>
                                           <w:spacing w:after="0" w:line="240" w:lineRule="auto"/>
                                           <w:ind w:firstLine="0"/>
                                           <w:rPr>
@@ -10519,7 +11092,7 @@
                                     <w:txbxContent>
                                       <w:p>
                                         <w:pPr>
-                                          <w:pStyle w:val="a8"/>
+                                          <w:pStyle w:val="a9"/>
                                           <w:spacing w:after="0" w:line="240" w:lineRule="auto"/>
                                           <w:ind w:firstLine="0"/>
                                           <w:rPr>
@@ -10562,7 +11135,7 @@
                                     <w:txbxContent>
                                       <w:p>
                                         <w:pPr>
-                                          <w:pStyle w:val="a8"/>
+                                          <w:pStyle w:val="a9"/>
                                           <w:spacing w:after="0" w:line="240" w:lineRule="auto"/>
                                           <w:ind w:firstLine="0"/>
                                           <w:rPr>
@@ -10605,7 +11178,7 @@
                                     <w:txbxContent>
                                       <w:p>
                                         <w:pPr>
-                                          <w:pStyle w:val="a8"/>
+                                          <w:pStyle w:val="a9"/>
                                           <w:spacing w:after="0" w:line="240" w:lineRule="auto"/>
                                           <w:ind w:firstLine="0"/>
                                           <w:rPr>
@@ -10843,7 +11416,7 @@
                       <w:txbxContent>
                         <w:p>
                           <w:pPr>
-                            <w:pStyle w:val="a8"/>
+                            <w:pStyle w:val="a9"/>
                             <w:spacing w:after="0" w:line="240" w:lineRule="auto"/>
                             <w:ind w:firstLine="0"/>
                             <w:rPr>
@@ -10869,7 +11442,7 @@
                       <w:txbxContent>
                         <w:p>
                           <w:pPr>
-                            <w:pStyle w:val="a8"/>
+                            <w:pStyle w:val="a9"/>
                             <w:spacing w:after="0" w:line="240" w:lineRule="auto"/>
                             <w:ind w:firstLine="0"/>
                             <w:rPr>
@@ -10895,7 +11468,7 @@
                       <w:txbxContent>
                         <w:p>
                           <w:pPr>
-                            <w:pStyle w:val="a8"/>
+                            <w:pStyle w:val="a9"/>
                             <w:spacing w:after="0" w:line="240" w:lineRule="auto"/>
                             <w:ind w:firstLine="0"/>
                             <w:rPr>
@@ -10921,7 +11494,7 @@
                       <w:txbxContent>
                         <w:p>
                           <w:pPr>
-                            <w:pStyle w:val="a8"/>
+                            <w:pStyle w:val="a9"/>
                             <w:spacing w:after="0" w:line="240" w:lineRule="auto"/>
                             <w:ind w:firstLine="0"/>
                             <w:rPr>
@@ -10947,7 +11520,7 @@
                       <w:txbxContent>
                         <w:p>
                           <w:pPr>
-                            <w:pStyle w:val="a8"/>
+                            <w:pStyle w:val="a9"/>
                             <w:spacing w:after="0" w:line="240" w:lineRule="auto"/>
                             <w:ind w:firstLine="0"/>
                             <w:rPr>
@@ -10975,7 +11548,7 @@
                       <w:txbxContent>
                         <w:p>
                           <w:pPr>
-                            <w:pStyle w:val="a8"/>
+                            <w:pStyle w:val="a9"/>
                             <w:spacing w:after="0" w:line="240" w:lineRule="auto"/>
                             <w:ind w:firstLine="0"/>
                             <w:rPr>
@@ -10991,7 +11564,7 @@
                       <w:txbxContent>
                         <w:p>
                           <w:pPr>
-                            <w:pStyle w:val="a8"/>
+                            <w:pStyle w:val="a9"/>
                             <w:spacing w:after="0" w:line="240" w:lineRule="auto"/>
                             <w:ind w:firstLine="0"/>
                             <w:rPr>
@@ -11007,7 +11580,7 @@
                       <w:txbxContent>
                         <w:p>
                           <w:pPr>
-                            <w:pStyle w:val="a8"/>
+                            <w:pStyle w:val="a9"/>
                             <w:spacing w:after="0" w:line="240" w:lineRule="auto"/>
                             <w:ind w:firstLine="0"/>
                             <w:rPr>
@@ -11023,7 +11596,7 @@
                       <w:txbxContent>
                         <w:p>
                           <w:pPr>
-                            <w:pStyle w:val="a8"/>
+                            <w:pStyle w:val="a9"/>
                             <w:spacing w:after="0" w:line="240" w:lineRule="auto"/>
                             <w:ind w:firstLine="0"/>
                             <w:rPr>
@@ -11039,7 +11612,7 @@
                       <w:txbxContent>
                         <w:p>
                           <w:pPr>
-                            <w:pStyle w:val="a8"/>
+                            <w:pStyle w:val="a9"/>
                             <w:spacing w:after="0" w:line="240" w:lineRule="auto"/>
                             <w:ind w:firstLine="0"/>
                             <w:rPr>
@@ -11062,7 +11635,7 @@
                         <w:txbxContent>
                           <w:p>
                             <w:pPr>
-                              <w:pStyle w:val="a8"/>
+                              <w:pStyle w:val="a9"/>
                               <w:spacing w:after="0" w:line="240" w:lineRule="auto"/>
                               <w:ind w:firstLine="0"/>
                               <w:rPr>
@@ -11088,7 +11661,7 @@
                         <w:txbxContent>
                           <w:p>
                             <w:pPr>
-                              <w:pStyle w:val="a8"/>
+                              <w:pStyle w:val="a9"/>
                               <w:spacing w:after="0" w:line="240" w:lineRule="auto"/>
                               <w:ind w:firstLine="0"/>
                               <w:rPr>
@@ -11141,7 +11714,7 @@
                                 <w:sz w:val="32"/>
                                 <w:szCs w:val="32"/>
                               </w:rPr>
-                              <w:t>11</w:t>
+                              <w:t>8</w:t>
                             </w:r>
                             <w:r>
                               <w:rPr>
@@ -11246,7 +11819,7 @@
                           <w:txbxContent>
                             <w:p>
                               <w:pPr>
-                                <w:pStyle w:val="a8"/>
+                                <w:pStyle w:val="a9"/>
                                 <w:spacing w:after="0" w:line="240" w:lineRule="auto"/>
                                 <w:ind w:firstLine="0"/>
                                 <w:rPr>
@@ -11274,7 +11847,7 @@
                           <w:txbxContent>
                             <w:p>
                               <w:pPr>
-                                <w:pStyle w:val="a8"/>
+                                <w:pStyle w:val="a9"/>
                                 <w:spacing w:after="0" w:line="240" w:lineRule="auto"/>
                                 <w:ind w:firstLine="0"/>
                                 <w:rPr>
@@ -11300,7 +11873,7 @@
                           <w:txbxContent>
                             <w:p>
                               <w:pPr>
-                                <w:pStyle w:val="a8"/>
+                                <w:pStyle w:val="a9"/>
                                 <w:spacing w:after="0" w:line="240" w:lineRule="auto"/>
                                 <w:ind w:firstLine="0"/>
                                 <w:rPr>
@@ -11336,7 +11909,7 @@
                           <w:txbxContent>
                             <w:p>
                               <w:pPr>
-                                <w:pStyle w:val="a8"/>
+                                <w:pStyle w:val="a9"/>
                                 <w:spacing w:after="0" w:line="240" w:lineRule="auto"/>
                                 <w:ind w:firstLine="0"/>
                                 <w:rPr>
@@ -11372,7 +11945,7 @@
                           <w:txbxContent>
                             <w:p>
                               <w:pPr>
-                                <w:pStyle w:val="a8"/>
+                                <w:pStyle w:val="a9"/>
                                 <w:spacing w:after="0" w:line="240" w:lineRule="auto"/>
                                 <w:ind w:firstLine="0"/>
                                 <w:rPr>
@@ -11404,7 +11977,7 @@
                               <w:txbxContent>
                                 <w:p>
                                   <w:pPr>
-                                    <w:pStyle w:val="a8"/>
+                                    <w:pStyle w:val="a9"/>
                                     <w:spacing w:after="0" w:line="240" w:lineRule="auto"/>
                                     <w:ind w:firstLine="0"/>
                                     <w:rPr>
@@ -11420,7 +11993,7 @@
                               <w:txbxContent>
                                 <w:p>
                                   <w:pPr>
-                                    <w:pStyle w:val="a8"/>
+                                    <w:pStyle w:val="a9"/>
                                     <w:spacing w:after="0" w:line="240" w:lineRule="auto"/>
                                     <w:ind w:firstLine="0"/>
                                     <w:rPr>
@@ -11436,7 +12009,7 @@
                               <w:txbxContent>
                                 <w:p>
                                   <w:pPr>
-                                    <w:pStyle w:val="a8"/>
+                                    <w:pStyle w:val="a9"/>
                                     <w:spacing w:after="0" w:line="240" w:lineRule="auto"/>
                                     <w:ind w:firstLine="0"/>
                                     <w:rPr>
@@ -11452,7 +12025,7 @@
                               <w:txbxContent>
                                 <w:p>
                                   <w:pPr>
-                                    <w:pStyle w:val="a8"/>
+                                    <w:pStyle w:val="a9"/>
                                     <w:spacing w:after="0" w:line="240" w:lineRule="auto"/>
                                     <w:ind w:firstLine="0"/>
                                     <w:rPr>
@@ -11468,7 +12041,7 @@
                               <w:txbxContent>
                                 <w:p>
                                   <w:pPr>
-                                    <w:pStyle w:val="a8"/>
+                                    <w:pStyle w:val="a9"/>
                                     <w:spacing w:after="0" w:line="240" w:lineRule="auto"/>
                                     <w:ind w:firstLine="0"/>
                                     <w:rPr>
@@ -11486,7 +12059,7 @@
                               <w:txbxContent>
                                 <w:p>
                                   <w:pPr>
-                                    <w:pStyle w:val="a8"/>
+                                    <w:pStyle w:val="a9"/>
                                     <w:spacing w:after="0" w:line="240" w:lineRule="auto"/>
                                     <w:ind w:firstLine="0"/>
                                     <w:rPr>
@@ -11502,7 +12075,7 @@
                               <w:txbxContent>
                                 <w:p>
                                   <w:pPr>
-                                    <w:pStyle w:val="a8"/>
+                                    <w:pStyle w:val="a9"/>
                                     <w:spacing w:after="0" w:line="240" w:lineRule="auto"/>
                                     <w:ind w:firstLine="0"/>
                                     <w:rPr>
@@ -11518,7 +12091,7 @@
                               <w:txbxContent>
                                 <w:p>
                                   <w:pPr>
-                                    <w:pStyle w:val="a8"/>
+                                    <w:pStyle w:val="a9"/>
                                     <w:spacing w:after="0" w:line="240" w:lineRule="auto"/>
                                     <w:ind w:firstLine="0"/>
                                     <w:rPr>
@@ -11534,7 +12107,7 @@
                               <w:txbxContent>
                                 <w:p>
                                   <w:pPr>
-                                    <w:pStyle w:val="a8"/>
+                                    <w:pStyle w:val="a9"/>
                                     <w:spacing w:after="0" w:line="240" w:lineRule="auto"/>
                                     <w:ind w:firstLine="0"/>
                                     <w:rPr>
@@ -11550,7 +12123,7 @@
                               <w:txbxContent>
                                 <w:p>
                                   <w:pPr>
-                                    <w:pStyle w:val="a8"/>
+                                    <w:pStyle w:val="a9"/>
                                     <w:spacing w:after="0" w:line="240" w:lineRule="auto"/>
                                     <w:ind w:firstLine="0"/>
                                     <w:rPr>
@@ -11587,16 +12160,135 @@
 <file path=word/numbering.xml><?xml version="1.0" encoding="utf-8"?>
 <w:numbering xmlns:wpc="http://schemas.microsoft.com/office/word/2010/wordprocessingCanvas" xmlns:cx="http://schemas.microsoft.com/office/drawing/2014/chartex" xmlns:mc="http://schemas.openxmlformats.org/markup-compatibility/2006" xmlns:o="urn:schemas-microsoft-com:office:office" xmlns:r="http://schemas.openxmlformats.org/officeDocument/2006/relationships" xmlns:m="http://schemas.openxmlformats.org/officeDocument/2006/math" xmlns:v="urn:schemas-microsoft-com:vml" xmlns:wp14="http://schemas.microsoft.com/office/word/2010/wordprocessingDrawing" xmlns:wp="http://schemas.openxmlformats.org/drawingml/2006/wordprocessingDrawing" xmlns:w10="urn:schemas-microsoft-com:office:word" xmlns:w="http://schemas.openxmlformats.org/wordprocessingml/2006/main" xmlns:w14="http://schemas.microsoft.com/office/word/2010/wordml" xmlns:w15="http://schemas.microsoft.com/office/word/2012/wordml" xmlns:w16se="http://schemas.microsoft.com/office/word/2015/wordml/symex" xmlns:wpg="http://schemas.microsoft.com/office/word/2010/wordprocessingGroup" xmlns:wpi="http://schemas.microsoft.com/office/word/2010/wordprocessingInk" xmlns:wne="http://schemas.microsoft.com/office/word/2006/wordml" xmlns:wps="http://schemas.microsoft.com/office/word/2010/wordprocessingShape" mc:Ignorable="w14 w15 w16se wp14">
   <w:abstractNum w:abstractNumId="0" w15:restartNumberingAfterBreak="0">
-    <w:nsid w:val="10537660"/>
-    <w:multiLevelType w:val="hybridMultilevel"/>
-    <w:tmpl w:val="FF5C00F2"/>
-    <w:lvl w:ilvl="0" w:tplc="04190001">
+    <w:nsid w:val="0BD2227B"/>
+    <w:multiLevelType w:val="multilevel"/>
+    <w:tmpl w:val="2794D3AE"/>
+    <w:lvl w:ilvl="0">
+      <w:start w:val="1"/>
+      <w:numFmt w:val="bullet"/>
+      <w:lvlText w:val=""/>
+      <w:lvlJc w:val="left"/>
+      <w:pPr>
+        <w:tabs>
+          <w:tab w:val="num" w:pos="1134"/>
+        </w:tabs>
+        <w:ind w:left="1134" w:hanging="425"/>
+      </w:pPr>
+      <w:rPr>
+        <w:rFonts w:ascii="Symbol" w:hAnsi="Symbol" w:hint="default"/>
+      </w:rPr>
+    </w:lvl>
+    <w:lvl w:ilvl="1">
+      <w:start w:val="1"/>
+      <w:numFmt w:val="bullet"/>
+      <w:lvlText w:val="o"/>
+      <w:lvlJc w:val="left"/>
+      <w:pPr>
+        <w:ind w:left="2149" w:hanging="360"/>
+      </w:pPr>
+      <w:rPr>
+        <w:rFonts w:ascii="Courier New" w:hAnsi="Courier New" w:cs="Courier New" w:hint="default"/>
+      </w:rPr>
+    </w:lvl>
+    <w:lvl w:ilvl="2">
+      <w:start w:val="1"/>
+      <w:numFmt w:val="bullet"/>
+      <w:lvlText w:val=""/>
+      <w:lvlJc w:val="left"/>
+      <w:pPr>
+        <w:ind w:left="2869" w:hanging="360"/>
+      </w:pPr>
+      <w:rPr>
+        <w:rFonts w:ascii="Wingdings" w:hAnsi="Wingdings" w:hint="default"/>
+      </w:rPr>
+    </w:lvl>
+    <w:lvl w:ilvl="3">
       <w:start w:val="1"/>
       <w:numFmt w:val="bullet"/>
       <w:lvlText w:val=""/>
       <w:lvlJc w:val="left"/>
       <w:pPr>
-        <w:ind w:left="1429" w:hanging="360"/>
+        <w:ind w:left="3589" w:hanging="360"/>
+      </w:pPr>
+      <w:rPr>
+        <w:rFonts w:ascii="Symbol" w:hAnsi="Symbol" w:hint="default"/>
+      </w:rPr>
+    </w:lvl>
+    <w:lvl w:ilvl="4">
+      <w:start w:val="1"/>
+      <w:numFmt w:val="bullet"/>
+      <w:lvlText w:val="o"/>
+      <w:lvlJc w:val="left"/>
+      <w:pPr>
+        <w:ind w:left="4309" w:hanging="360"/>
+      </w:pPr>
+      <w:rPr>
+        <w:rFonts w:ascii="Courier New" w:hAnsi="Courier New" w:cs="Courier New" w:hint="default"/>
+      </w:rPr>
+    </w:lvl>
+    <w:lvl w:ilvl="5">
+      <w:start w:val="1"/>
+      <w:numFmt w:val="bullet"/>
+      <w:lvlText w:val=""/>
+      <w:lvlJc w:val="left"/>
+      <w:pPr>
+        <w:ind w:left="5029" w:hanging="360"/>
+      </w:pPr>
+      <w:rPr>
+        <w:rFonts w:ascii="Wingdings" w:hAnsi="Wingdings" w:hint="default"/>
+      </w:rPr>
+    </w:lvl>
+    <w:lvl w:ilvl="6">
+      <w:start w:val="1"/>
+      <w:numFmt w:val="bullet"/>
+      <w:lvlText w:val=""/>
+      <w:lvlJc w:val="left"/>
+      <w:pPr>
+        <w:ind w:left="5749" w:hanging="360"/>
+      </w:pPr>
+      <w:rPr>
+        <w:rFonts w:ascii="Symbol" w:hAnsi="Symbol" w:hint="default"/>
+      </w:rPr>
+    </w:lvl>
+    <w:lvl w:ilvl="7">
+      <w:start w:val="1"/>
+      <w:numFmt w:val="bullet"/>
+      <w:lvlText w:val="o"/>
+      <w:lvlJc w:val="left"/>
+      <w:pPr>
+        <w:ind w:left="6469" w:hanging="360"/>
+      </w:pPr>
+      <w:rPr>
+        <w:rFonts w:ascii="Courier New" w:hAnsi="Courier New" w:cs="Courier New" w:hint="default"/>
+      </w:rPr>
+    </w:lvl>
+    <w:lvl w:ilvl="8">
+      <w:start w:val="1"/>
+      <w:numFmt w:val="bullet"/>
+      <w:lvlText w:val=""/>
+      <w:lvlJc w:val="left"/>
+      <w:pPr>
+        <w:ind w:left="7189" w:hanging="360"/>
+      </w:pPr>
+      <w:rPr>
+        <w:rFonts w:ascii="Wingdings" w:hAnsi="Wingdings" w:hint="default"/>
+      </w:rPr>
+    </w:lvl>
+  </w:abstractNum>
+  <w:abstractNum w:abstractNumId="1" w15:restartNumberingAfterBreak="0">
+    <w:nsid w:val="10537660"/>
+    <w:multiLevelType w:val="hybridMultilevel"/>
+    <w:tmpl w:val="2794D3AE"/>
+    <w:lvl w:ilvl="0" w:tplc="22CA1B78">
+      <w:start w:val="1"/>
+      <w:numFmt w:val="bullet"/>
+      <w:lvlText w:val=""/>
+      <w:lvlJc w:val="left"/>
+      <w:pPr>
+        <w:tabs>
+          <w:tab w:val="num" w:pos="1134"/>
+        </w:tabs>
+        <w:ind w:left="1134" w:hanging="425"/>
       </w:pPr>
       <w:rPr>
         <w:rFonts w:ascii="Symbol" w:hAnsi="Symbol" w:hint="default"/>
@@ -11699,17 +12391,137 @@
       </w:rPr>
     </w:lvl>
   </w:abstractNum>
-  <w:abstractNum w:abstractNumId="1" w15:restartNumberingAfterBreak="0">
-    <w:nsid w:val="33173164"/>
-    <w:multiLevelType w:val="hybridMultilevel"/>
-    <w:tmpl w:val="0F685CAC"/>
-    <w:lvl w:ilvl="0" w:tplc="04190001">
+  <w:abstractNum w:abstractNumId="2" w15:restartNumberingAfterBreak="0">
+    <w:nsid w:val="2A7B6A34"/>
+    <w:multiLevelType w:val="multilevel"/>
+    <w:tmpl w:val="2794D3AE"/>
+    <w:styleLink w:val="a"/>
+    <w:lvl w:ilvl="0">
+      <w:start w:val="1"/>
+      <w:numFmt w:val="bullet"/>
+      <w:lvlText w:val=""/>
+      <w:lvlJc w:val="left"/>
+      <w:pPr>
+        <w:tabs>
+          <w:tab w:val="num" w:pos="1134"/>
+        </w:tabs>
+        <w:ind w:left="1134" w:hanging="425"/>
+      </w:pPr>
+      <w:rPr>
+        <w:rFonts w:ascii="Symbol" w:hAnsi="Symbol" w:hint="default"/>
+      </w:rPr>
+    </w:lvl>
+    <w:lvl w:ilvl="1">
+      <w:start w:val="1"/>
+      <w:numFmt w:val="bullet"/>
+      <w:lvlText w:val="o"/>
+      <w:lvlJc w:val="left"/>
+      <w:pPr>
+        <w:ind w:left="2149" w:hanging="360"/>
+      </w:pPr>
+      <w:rPr>
+        <w:rFonts w:ascii="Courier New" w:hAnsi="Courier New" w:cs="Courier New" w:hint="default"/>
+      </w:rPr>
+    </w:lvl>
+    <w:lvl w:ilvl="2">
+      <w:start w:val="1"/>
+      <w:numFmt w:val="bullet"/>
+      <w:lvlText w:val=""/>
+      <w:lvlJc w:val="left"/>
+      <w:pPr>
+        <w:ind w:left="2869" w:hanging="360"/>
+      </w:pPr>
+      <w:rPr>
+        <w:rFonts w:ascii="Wingdings" w:hAnsi="Wingdings" w:hint="default"/>
+      </w:rPr>
+    </w:lvl>
+    <w:lvl w:ilvl="3">
       <w:start w:val="1"/>
       <w:numFmt w:val="bullet"/>
       <w:lvlText w:val=""/>
       <w:lvlJc w:val="left"/>
       <w:pPr>
-        <w:ind w:left="1429" w:hanging="360"/>
+        <w:ind w:left="3589" w:hanging="360"/>
+      </w:pPr>
+      <w:rPr>
+        <w:rFonts w:ascii="Symbol" w:hAnsi="Symbol" w:hint="default"/>
+      </w:rPr>
+    </w:lvl>
+    <w:lvl w:ilvl="4">
+      <w:start w:val="1"/>
+      <w:numFmt w:val="bullet"/>
+      <w:lvlText w:val="o"/>
+      <w:lvlJc w:val="left"/>
+      <w:pPr>
+        <w:ind w:left="4309" w:hanging="360"/>
+      </w:pPr>
+      <w:rPr>
+        <w:rFonts w:ascii="Courier New" w:hAnsi="Courier New" w:cs="Courier New" w:hint="default"/>
+      </w:rPr>
+    </w:lvl>
+    <w:lvl w:ilvl="5">
+      <w:start w:val="1"/>
+      <w:numFmt w:val="bullet"/>
+      <w:lvlText w:val=""/>
+      <w:lvlJc w:val="left"/>
+      <w:pPr>
+        <w:ind w:left="5029" w:hanging="360"/>
+      </w:pPr>
+      <w:rPr>
+        <w:rFonts w:ascii="Wingdings" w:hAnsi="Wingdings" w:hint="default"/>
+      </w:rPr>
+    </w:lvl>
+    <w:lvl w:ilvl="6">
+      <w:start w:val="1"/>
+      <w:numFmt w:val="bullet"/>
+      <w:lvlText w:val=""/>
+      <w:lvlJc w:val="left"/>
+      <w:pPr>
+        <w:ind w:left="5749" w:hanging="360"/>
+      </w:pPr>
+      <w:rPr>
+        <w:rFonts w:ascii="Symbol" w:hAnsi="Symbol" w:hint="default"/>
+      </w:rPr>
+    </w:lvl>
+    <w:lvl w:ilvl="7">
+      <w:start w:val="1"/>
+      <w:numFmt w:val="bullet"/>
+      <w:lvlText w:val="o"/>
+      <w:lvlJc w:val="left"/>
+      <w:pPr>
+        <w:ind w:left="6469" w:hanging="360"/>
+      </w:pPr>
+      <w:rPr>
+        <w:rFonts w:ascii="Courier New" w:hAnsi="Courier New" w:cs="Courier New" w:hint="default"/>
+      </w:rPr>
+    </w:lvl>
+    <w:lvl w:ilvl="8">
+      <w:start w:val="1"/>
+      <w:numFmt w:val="bullet"/>
+      <w:lvlText w:val=""/>
+      <w:lvlJc w:val="left"/>
+      <w:pPr>
+        <w:ind w:left="7189" w:hanging="360"/>
+      </w:pPr>
+      <w:rPr>
+        <w:rFonts w:ascii="Wingdings" w:hAnsi="Wingdings" w:hint="default"/>
+      </w:rPr>
+    </w:lvl>
+  </w:abstractNum>
+  <w:abstractNum w:abstractNumId="3" w15:restartNumberingAfterBreak="0">
+    <w:nsid w:val="2ADF774B"/>
+    <w:multiLevelType w:val="hybridMultilevel"/>
+    <w:tmpl w:val="7FF68A52"/>
+    <w:lvl w:ilvl="0" w:tplc="CD56FED2">
+      <w:start w:val="1"/>
+      <w:numFmt w:val="bullet"/>
+      <w:lvlText w:val=""/>
+      <w:lvlJc w:val="left"/>
+      <w:pPr>
+        <w:tabs>
+          <w:tab w:val="num" w:pos="1843"/>
+        </w:tabs>
+        <w:ind w:left="1843" w:hanging="425"/>
       </w:pPr>
       <w:rPr>
         <w:rFonts w:ascii="Symbol" w:hAnsi="Symbol" w:hint="default"/>
@@ -11812,10 +12624,10 @@
       </w:rPr>
     </w:lvl>
   </w:abstractNum>
-  <w:abstractNum w:abstractNumId="2" w15:restartNumberingAfterBreak="0">
-    <w:nsid w:val="42365E1F"/>
+  <w:abstractNum w:abstractNumId="4" w15:restartNumberingAfterBreak="0">
+    <w:nsid w:val="33173164"/>
     <w:multiLevelType w:val="hybridMultilevel"/>
-    <w:tmpl w:val="29482C6E"/>
+    <w:tmpl w:val="0F685CAC"/>
     <w:lvl w:ilvl="0" w:tplc="04190001">
       <w:start w:val="1"/>
       <w:numFmt w:val="bullet"/>
@@ -11925,7 +12737,248 @@
       </w:rPr>
     </w:lvl>
   </w:abstractNum>
-  <w:abstractNum w:abstractNumId="3" w15:restartNumberingAfterBreak="0">
+  <w:abstractNum w:abstractNumId="5" w15:restartNumberingAfterBreak="0">
+    <w:nsid w:val="42365E1F"/>
+    <w:multiLevelType w:val="hybridMultilevel"/>
+    <w:tmpl w:val="29482C6E"/>
+    <w:lvl w:ilvl="0" w:tplc="04190001">
+      <w:start w:val="1"/>
+      <w:numFmt w:val="bullet"/>
+      <w:lvlText w:val=""/>
+      <w:lvlJc w:val="left"/>
+      <w:pPr>
+        <w:ind w:left="1429" w:hanging="360"/>
+      </w:pPr>
+      <w:rPr>
+        <w:rFonts w:ascii="Symbol" w:hAnsi="Symbol" w:hint="default"/>
+      </w:rPr>
+    </w:lvl>
+    <w:lvl w:ilvl="1" w:tplc="04190003" w:tentative="1">
+      <w:start w:val="1"/>
+      <w:numFmt w:val="bullet"/>
+      <w:lvlText w:val="o"/>
+      <w:lvlJc w:val="left"/>
+      <w:pPr>
+        <w:ind w:left="2149" w:hanging="360"/>
+      </w:pPr>
+      <w:rPr>
+        <w:rFonts w:ascii="Courier New" w:hAnsi="Courier New" w:cs="Courier New" w:hint="default"/>
+      </w:rPr>
+    </w:lvl>
+    <w:lvl w:ilvl="2" w:tplc="04190005" w:tentative="1">
+      <w:start w:val="1"/>
+      <w:numFmt w:val="bullet"/>
+      <w:lvlText w:val=""/>
+      <w:lvlJc w:val="left"/>
+      <w:pPr>
+        <w:ind w:left="2869" w:hanging="360"/>
+      </w:pPr>
+      <w:rPr>
+        <w:rFonts w:ascii="Wingdings" w:hAnsi="Wingdings" w:hint="default"/>
+      </w:rPr>
+    </w:lvl>
+    <w:lvl w:ilvl="3" w:tplc="04190001" w:tentative="1">
+      <w:start w:val="1"/>
+      <w:numFmt w:val="bullet"/>
+      <w:lvlText w:val=""/>
+      <w:lvlJc w:val="left"/>
+      <w:pPr>
+        <w:ind w:left="3589" w:hanging="360"/>
+      </w:pPr>
+      <w:rPr>
+        <w:rFonts w:ascii="Symbol" w:hAnsi="Symbol" w:hint="default"/>
+      </w:rPr>
+    </w:lvl>
+    <w:lvl w:ilvl="4" w:tplc="04190003" w:tentative="1">
+      <w:start w:val="1"/>
+      <w:numFmt w:val="bullet"/>
+      <w:lvlText w:val="o"/>
+      <w:lvlJc w:val="left"/>
+      <w:pPr>
+        <w:ind w:left="4309" w:hanging="360"/>
+      </w:pPr>
+      <w:rPr>
+        <w:rFonts w:ascii="Courier New" w:hAnsi="Courier New" w:cs="Courier New" w:hint="default"/>
+      </w:rPr>
+    </w:lvl>
+    <w:lvl w:ilvl="5" w:tplc="04190005" w:tentative="1">
+      <w:start w:val="1"/>
+      <w:numFmt w:val="bullet"/>
+      <w:lvlText w:val=""/>
+      <w:lvlJc w:val="left"/>
+      <w:pPr>
+        <w:ind w:left="5029" w:hanging="360"/>
+      </w:pPr>
+      <w:rPr>
+        <w:rFonts w:ascii="Wingdings" w:hAnsi="Wingdings" w:hint="default"/>
+      </w:rPr>
+    </w:lvl>
+    <w:lvl w:ilvl="6" w:tplc="04190001" w:tentative="1">
+      <w:start w:val="1"/>
+      <w:numFmt w:val="bullet"/>
+      <w:lvlText w:val=""/>
+      <w:lvlJc w:val="left"/>
+      <w:pPr>
+        <w:ind w:left="5749" w:hanging="360"/>
+      </w:pPr>
+      <w:rPr>
+        <w:rFonts w:ascii="Symbol" w:hAnsi="Symbol" w:hint="default"/>
+      </w:rPr>
+    </w:lvl>
+    <w:lvl w:ilvl="7" w:tplc="04190003" w:tentative="1">
+      <w:start w:val="1"/>
+      <w:numFmt w:val="bullet"/>
+      <w:lvlText w:val="o"/>
+      <w:lvlJc w:val="left"/>
+      <w:pPr>
+        <w:ind w:left="6469" w:hanging="360"/>
+      </w:pPr>
+      <w:rPr>
+        <w:rFonts w:ascii="Courier New" w:hAnsi="Courier New" w:cs="Courier New" w:hint="default"/>
+      </w:rPr>
+    </w:lvl>
+    <w:lvl w:ilvl="8" w:tplc="04190005" w:tentative="1">
+      <w:start w:val="1"/>
+      <w:numFmt w:val="bullet"/>
+      <w:lvlText w:val=""/>
+      <w:lvlJc w:val="left"/>
+      <w:pPr>
+        <w:ind w:left="7189" w:hanging="360"/>
+      </w:pPr>
+      <w:rPr>
+        <w:rFonts w:ascii="Wingdings" w:hAnsi="Wingdings" w:hint="default"/>
+      </w:rPr>
+    </w:lvl>
+  </w:abstractNum>
+  <w:abstractNum w:abstractNumId="6" w15:restartNumberingAfterBreak="0">
+    <w:nsid w:val="57867E9D"/>
+    <w:multiLevelType w:val="multilevel"/>
+    <w:tmpl w:val="2794D3AE"/>
+    <w:numStyleLink w:val="a"/>
+  </w:abstractNum>
+  <w:abstractNum w:abstractNumId="7" w15:restartNumberingAfterBreak="0">
+    <w:nsid w:val="60015E6B"/>
+    <w:multiLevelType w:val="multilevel"/>
+    <w:tmpl w:val="2794D3AE"/>
+    <w:numStyleLink w:val="a"/>
+  </w:abstractNum>
+  <w:abstractNum w:abstractNumId="8" w15:restartNumberingAfterBreak="0">
+    <w:nsid w:val="61606084"/>
+    <w:multiLevelType w:val="hybridMultilevel"/>
+    <w:tmpl w:val="D2E67E4E"/>
+    <w:lvl w:ilvl="0" w:tplc="CD56FED2">
+      <w:start w:val="1"/>
+      <w:numFmt w:val="bullet"/>
+      <w:lvlText w:val=""/>
+      <w:lvlJc w:val="left"/>
+      <w:pPr>
+        <w:tabs>
+          <w:tab w:val="num" w:pos="1843"/>
+        </w:tabs>
+        <w:ind w:left="1843" w:hanging="425"/>
+      </w:pPr>
+      <w:rPr>
+        <w:rFonts w:ascii="Symbol" w:hAnsi="Symbol" w:hint="default"/>
+      </w:rPr>
+    </w:lvl>
+    <w:lvl w:ilvl="1" w:tplc="04190003" w:tentative="1">
+      <w:start w:val="1"/>
+      <w:numFmt w:val="bullet"/>
+      <w:lvlText w:val="o"/>
+      <w:lvlJc w:val="left"/>
+      <w:pPr>
+        <w:ind w:left="2149" w:hanging="360"/>
+      </w:pPr>
+      <w:rPr>
+        <w:rFonts w:ascii="Courier New" w:hAnsi="Courier New" w:cs="Courier New" w:hint="default"/>
+      </w:rPr>
+    </w:lvl>
+    <w:lvl w:ilvl="2" w:tplc="04190005" w:tentative="1">
+      <w:start w:val="1"/>
+      <w:numFmt w:val="bullet"/>
+      <w:lvlText w:val=""/>
+      <w:lvlJc w:val="left"/>
+      <w:pPr>
+        <w:ind w:left="2869" w:hanging="360"/>
+      </w:pPr>
+      <w:rPr>
+        <w:rFonts w:ascii="Wingdings" w:hAnsi="Wingdings" w:hint="default"/>
+      </w:rPr>
+    </w:lvl>
+    <w:lvl w:ilvl="3" w:tplc="04190001" w:tentative="1">
+      <w:start w:val="1"/>
+      <w:numFmt w:val="bullet"/>
+      <w:lvlText w:val=""/>
+      <w:lvlJc w:val="left"/>
+      <w:pPr>
+        <w:ind w:left="3589" w:hanging="360"/>
+      </w:pPr>
+      <w:rPr>
+        <w:rFonts w:ascii="Symbol" w:hAnsi="Symbol" w:hint="default"/>
+      </w:rPr>
+    </w:lvl>
+    <w:lvl w:ilvl="4" w:tplc="04190003" w:tentative="1">
+      <w:start w:val="1"/>
+      <w:numFmt w:val="bullet"/>
+      <w:lvlText w:val="o"/>
+      <w:lvlJc w:val="left"/>
+      <w:pPr>
+        <w:ind w:left="4309" w:hanging="360"/>
+      </w:pPr>
+      <w:rPr>
+        <w:rFonts w:ascii="Courier New" w:hAnsi="Courier New" w:cs="Courier New" w:hint="default"/>
+      </w:rPr>
+    </w:lvl>
+    <w:lvl w:ilvl="5" w:tplc="04190005" w:tentative="1">
+      <w:start w:val="1"/>
+      <w:numFmt w:val="bullet"/>
+      <w:lvlText w:val=""/>
+      <w:lvlJc w:val="left"/>
+      <w:pPr>
+        <w:ind w:left="5029" w:hanging="360"/>
+      </w:pPr>
+      <w:rPr>
+        <w:rFonts w:ascii="Wingdings" w:hAnsi="Wingdings" w:hint="default"/>
+      </w:rPr>
+    </w:lvl>
+    <w:lvl w:ilvl="6" w:tplc="04190001" w:tentative="1">
+      <w:start w:val="1"/>
+      <w:numFmt w:val="bullet"/>
+      <w:lvlText w:val=""/>
+      <w:lvlJc w:val="left"/>
+      <w:pPr>
+        <w:ind w:left="5749" w:hanging="360"/>
+      </w:pPr>
+      <w:rPr>
+        <w:rFonts w:ascii="Symbol" w:hAnsi="Symbol" w:hint="default"/>
+      </w:rPr>
+    </w:lvl>
+    <w:lvl w:ilvl="7" w:tplc="04190003" w:tentative="1">
+      <w:start w:val="1"/>
+      <w:numFmt w:val="bullet"/>
+      <w:lvlText w:val="o"/>
+      <w:lvlJc w:val="left"/>
+      <w:pPr>
+        <w:ind w:left="6469" w:hanging="360"/>
+      </w:pPr>
+      <w:rPr>
+        <w:rFonts w:ascii="Courier New" w:hAnsi="Courier New" w:cs="Courier New" w:hint="default"/>
+      </w:rPr>
+    </w:lvl>
+    <w:lvl w:ilvl="8" w:tplc="04190005" w:tentative="1">
+      <w:start w:val="1"/>
+      <w:numFmt w:val="bullet"/>
+      <w:lvlText w:val=""/>
+      <w:lvlJc w:val="left"/>
+      <w:pPr>
+        <w:ind w:left="7189" w:hanging="360"/>
+      </w:pPr>
+      <w:rPr>
+        <w:rFonts w:ascii="Wingdings" w:hAnsi="Wingdings" w:hint="default"/>
+      </w:rPr>
+    </w:lvl>
+  </w:abstractNum>
+  <w:abstractNum w:abstractNumId="9" w15:restartNumberingAfterBreak="0">
     <w:nsid w:val="6D58060D"/>
     <w:multiLevelType w:val="multilevel"/>
     <w:tmpl w:val="6A68A2A6"/>
@@ -12038,17 +13091,53 @@
       </w:rPr>
     </w:lvl>
   </w:abstractNum>
+  <w:abstractNum w:abstractNumId="10" w15:restartNumberingAfterBreak="0">
+    <w:nsid w:val="762A7CB0"/>
+    <w:multiLevelType w:val="multilevel"/>
+    <w:tmpl w:val="2794D3AE"/>
+    <w:numStyleLink w:val="a"/>
+  </w:abstractNum>
+  <w:abstractNum w:abstractNumId="11" w15:restartNumberingAfterBreak="0">
+    <w:nsid w:val="774E2E2E"/>
+    <w:multiLevelType w:val="multilevel"/>
+    <w:tmpl w:val="2794D3AE"/>
+    <w:numStyleLink w:val="a"/>
+  </w:abstractNum>
   <w:num w:numId="1">
+    <w:abstractNumId w:val="9"/>
+  </w:num>
+  <w:num w:numId="2">
+    <w:abstractNumId w:val="1"/>
+  </w:num>
+  <w:num w:numId="3">
+    <w:abstractNumId w:val="5"/>
+  </w:num>
+  <w:num w:numId="4">
+    <w:abstractNumId w:val="4"/>
+  </w:num>
+  <w:num w:numId="5">
     <w:abstractNumId w:val="3"/>
   </w:num>
-  <w:num w:numId="2">
+  <w:num w:numId="6">
+    <w:abstractNumId w:val="8"/>
+  </w:num>
+  <w:num w:numId="7">
     <w:abstractNumId w:val="0"/>
   </w:num>
-  <w:num w:numId="3">
+  <w:num w:numId="8">
     <w:abstractNumId w:val="2"/>
   </w:num>
-  <w:num w:numId="4">
-    <w:abstractNumId w:val="1"/>
+  <w:num w:numId="9">
+    <w:abstractNumId w:val="11"/>
+  </w:num>
+  <w:num w:numId="10">
+    <w:abstractNumId w:val="7"/>
+  </w:num>
+  <w:num w:numId="11">
+    <w:abstractNumId w:val="6"/>
+  </w:num>
+  <w:num w:numId="12">
+    <w:abstractNumId w:val="10"/>
   </w:num>
 </w:numbering>
 </file>
@@ -12443,7 +13532,7 @@
     <w:lsdException w:name="List Table 6 Colorful Accent 6" w:uiPriority="51"/>
     <w:lsdException w:name="List Table 7 Colorful Accent 6" w:uiPriority="52"/>
   </w:latentStyles>
-  <w:style w:type="paragraph" w:default="1" w:styleId="a">
+  <w:style w:type="paragraph" w:default="1" w:styleId="a0">
     <w:name w:val="Normal"/>
     <w:qFormat/>
     <w:rsid w:val="00903455"/>
@@ -12459,8 +13548,8 @@
   </w:style>
   <w:style w:type="paragraph" w:styleId="1">
     <w:name w:val="heading 1"/>
-    <w:basedOn w:val="a"/>
-    <w:next w:val="a"/>
+    <w:basedOn w:val="a0"/>
+    <w:next w:val="a0"/>
     <w:link w:val="10"/>
     <w:uiPriority w:val="9"/>
     <w:qFormat/>
@@ -12483,8 +13572,8 @@
   </w:style>
   <w:style w:type="paragraph" w:styleId="2">
     <w:name w:val="heading 2"/>
-    <w:basedOn w:val="a"/>
-    <w:next w:val="a"/>
+    <w:basedOn w:val="a0"/>
+    <w:next w:val="a0"/>
     <w:link w:val="20"/>
     <w:uiPriority w:val="9"/>
     <w:unhideWhenUsed/>
@@ -12502,13 +13591,13 @@
       <w:szCs w:val="26"/>
     </w:rPr>
   </w:style>
-  <w:style w:type="character" w:default="1" w:styleId="a0">
+  <w:style w:type="character" w:default="1" w:styleId="a1">
     <w:name w:val="Default Paragraph Font"/>
     <w:uiPriority w:val="1"/>
     <w:semiHidden/>
     <w:unhideWhenUsed/>
   </w:style>
-  <w:style w:type="table" w:default="1" w:styleId="a1">
+  <w:style w:type="table" w:default="1" w:styleId="a2">
     <w:name w:val="Normal Table"/>
     <w:uiPriority w:val="99"/>
     <w:semiHidden/>
@@ -12523,16 +13612,16 @@
       </w:tblCellMar>
     </w:tblPr>
   </w:style>
-  <w:style w:type="numbering" w:default="1" w:styleId="a2">
+  <w:style w:type="numbering" w:default="1" w:styleId="a3">
     <w:name w:val="No List"/>
     <w:uiPriority w:val="99"/>
     <w:semiHidden/>
     <w:unhideWhenUsed/>
   </w:style>
-  <w:style w:type="paragraph" w:styleId="a3">
+  <w:style w:type="paragraph" w:styleId="a4">
     <w:name w:val="header"/>
-    <w:basedOn w:val="a"/>
-    <w:link w:val="a4"/>
+    <w:basedOn w:val="a0"/>
+    <w:link w:val="a5"/>
     <w:uiPriority w:val="99"/>
     <w:unhideWhenUsed/>
     <w:rsid w:val="004C45C5"/>
@@ -12544,17 +13633,17 @@
       <w:spacing w:line="240" w:lineRule="auto"/>
     </w:pPr>
   </w:style>
-  <w:style w:type="character" w:customStyle="1" w:styleId="a4">
+  <w:style w:type="character" w:customStyle="1" w:styleId="a5">
     <w:name w:val="Верхний колонтитул Знак"/>
-    <w:basedOn w:val="a0"/>
-    <w:link w:val="a3"/>
+    <w:basedOn w:val="a1"/>
+    <w:link w:val="a4"/>
     <w:uiPriority w:val="99"/>
     <w:rsid w:val="004C45C5"/>
   </w:style>
-  <w:style w:type="paragraph" w:styleId="a5">
+  <w:style w:type="paragraph" w:styleId="a6">
     <w:name w:val="footer"/>
-    <w:basedOn w:val="a"/>
-    <w:link w:val="a6"/>
+    <w:basedOn w:val="a0"/>
+    <w:link w:val="a7"/>
     <w:uiPriority w:val="99"/>
     <w:unhideWhenUsed/>
     <w:rsid w:val="004C45C5"/>
@@ -12566,16 +13655,16 @@
       <w:spacing w:line="240" w:lineRule="auto"/>
     </w:pPr>
   </w:style>
-  <w:style w:type="character" w:customStyle="1" w:styleId="a6">
+  <w:style w:type="character" w:customStyle="1" w:styleId="a7">
     <w:name w:val="Нижний колонтитул Знак"/>
-    <w:basedOn w:val="a0"/>
-    <w:link w:val="a5"/>
+    <w:basedOn w:val="a1"/>
+    <w:link w:val="a6"/>
     <w:uiPriority w:val="99"/>
     <w:rsid w:val="004C45C5"/>
   </w:style>
-  <w:style w:type="table" w:styleId="a7">
+  <w:style w:type="table" w:styleId="a8">
     <w:name w:val="Table Grid"/>
-    <w:basedOn w:val="a1"/>
+    <w:basedOn w:val="a2"/>
     <w:uiPriority w:val="39"/>
     <w:rsid w:val="004C45C5"/>
     <w:pPr>
@@ -12592,9 +13681,9 @@
       </w:tblBorders>
     </w:tblPr>
   </w:style>
-  <w:style w:type="paragraph" w:customStyle="1" w:styleId="a8">
+  <w:style w:type="paragraph" w:customStyle="1" w:styleId="a9">
     <w:name w:val="Штамп"/>
-    <w:basedOn w:val="a"/>
+    <w:basedOn w:val="a0"/>
     <w:rsid w:val="004B3166"/>
     <w:pPr>
       <w:spacing w:after="200" w:line="276" w:lineRule="auto"/>
@@ -12610,7 +13699,7 @@
   </w:style>
   <w:style w:type="character" w:customStyle="1" w:styleId="10">
     <w:name w:val="Заголовок 1 Знак"/>
-    <w:basedOn w:val="a0"/>
+    <w:basedOn w:val="a1"/>
     <w:link w:val="1"/>
     <w:uiPriority w:val="9"/>
     <w:rsid w:val="007E451A"/>
@@ -12623,7 +13712,7 @@
   </w:style>
   <w:style w:type="character" w:customStyle="1" w:styleId="20">
     <w:name w:val="Заголовок 2 Знак"/>
-    <w:basedOn w:val="a0"/>
+    <w:basedOn w:val="a1"/>
     <w:link w:val="2"/>
     <w:uiPriority w:val="9"/>
     <w:rsid w:val="007E451A"/>
@@ -12633,10 +13722,10 @@
       <w:szCs w:val="26"/>
     </w:rPr>
   </w:style>
-  <w:style w:type="paragraph" w:styleId="a9">
+  <w:style w:type="paragraph" w:styleId="aa">
     <w:name w:val="TOC Heading"/>
     <w:basedOn w:val="1"/>
-    <w:next w:val="a"/>
+    <w:next w:val="a0"/>
     <w:uiPriority w:val="39"/>
     <w:unhideWhenUsed/>
     <w:qFormat/>
@@ -12657,8 +13746,8 @@
   </w:style>
   <w:style w:type="paragraph" w:styleId="11">
     <w:name w:val="toc 1"/>
-    <w:basedOn w:val="a"/>
-    <w:next w:val="a"/>
+    <w:basedOn w:val="a0"/>
+    <w:next w:val="a0"/>
     <w:autoRedefine/>
     <w:uiPriority w:val="39"/>
     <w:unhideWhenUsed/>
@@ -12669,8 +13758,8 @@
   </w:style>
   <w:style w:type="paragraph" w:styleId="21">
     <w:name w:val="toc 2"/>
-    <w:basedOn w:val="a"/>
-    <w:next w:val="a"/>
+    <w:basedOn w:val="a0"/>
+    <w:next w:val="a0"/>
     <w:autoRedefine/>
     <w:uiPriority w:val="39"/>
     <w:unhideWhenUsed/>
@@ -12680,9 +13769,9 @@
       <w:ind w:left="280"/>
     </w:pPr>
   </w:style>
-  <w:style w:type="character" w:styleId="aa">
+  <w:style w:type="character" w:styleId="ab">
     <w:name w:val="Hyperlink"/>
-    <w:basedOn w:val="a0"/>
+    <w:basedOn w:val="a1"/>
     <w:uiPriority w:val="99"/>
     <w:unhideWhenUsed/>
     <w:rsid w:val="0000486F"/>
@@ -12691,15 +13780,25 @@
       <w:u w:val="single"/>
     </w:rPr>
   </w:style>
-  <w:style w:type="paragraph" w:styleId="ab">
+  <w:style w:type="paragraph" w:styleId="ac">
     <w:name w:val="List Paragraph"/>
-    <w:basedOn w:val="a"/>
+    <w:basedOn w:val="a0"/>
     <w:uiPriority w:val="34"/>
     <w:qFormat/>
     <w:rsid w:val="00EC1351"/>
     <w:pPr>
       <w:ind w:left="720"/>
       <w:contextualSpacing/>
+    </w:pPr>
+  </w:style>
+  <w:style w:type="numbering" w:customStyle="1" w:styleId="a">
+    <w:name w:val="Список ГОСТ"/>
+    <w:uiPriority w:val="99"/>
+    <w:rsid w:val="00400BBB"/>
+    <w:pPr>
+      <w:numPr>
+        <w:numId w:val="8"/>
+      </w:numPr>
     </w:pPr>
   </w:style>
 </w:styles>
@@ -13005,7 +14104,7 @@
 </file>
 
 <file path=customXml/itemProps1.xml><?xml version="1.0" encoding="utf-8"?>
-<ds:datastoreItem xmlns:ds="http://schemas.openxmlformats.org/officeDocument/2006/customXml" ds:itemID="{4E057CA4-422F-4002-AB80-D96DF571107B}">
+<ds:datastoreItem xmlns:ds="http://schemas.openxmlformats.org/officeDocument/2006/customXml" ds:itemID="{7FE6EA39-3D5E-473A-B73D-BC372F486DE2}">
   <ds:schemaRefs>
     <ds:schemaRef ds:uri="http://schemas.openxmlformats.org/officeDocument/2006/bibliography"/>
   </ds:schemaRefs>

--- a/Кириченко И.А КП.docx
+++ b/Кириченко И.А КП.docx
@@ -567,7 +567,7 @@
           <w:sz w:val="32"/>
           <w:szCs w:val="32"/>
         </w:rPr>
-        <w:t>6</w:t>
+        <w:t>7</w:t>
       </w:r>
     </w:p>
     <w:p>
@@ -987,7 +987,7 @@
           <w:sz w:val="32"/>
           <w:szCs w:val="32"/>
         </w:rPr>
-        <w:t>6</w:t>
+        <w:t>7</w:t>
       </w:r>
     </w:p>
     <w:p>
@@ -1971,6 +1971,7 @@
       <w:pPr>
         <w:tabs>
           <w:tab w:val="left" w:pos="6885"/>
+          <w:tab w:val="left" w:pos="7860"/>
         </w:tabs>
         <w:rPr>
           <w:rFonts w:cs="Times New Roman"/>
@@ -1993,6 +1994,13 @@
         </w:rPr>
         <w:tab/>
       </w:r>
+      <w:r>
+        <w:rPr>
+          <w:rFonts w:cs="Times New Roman"/>
+          <w:szCs w:val="28"/>
+        </w:rPr>
+        <w:tab/>
+      </w:r>
     </w:p>
     <w:p>
       <w:pPr>
@@ -2080,99 +2088,43 @@
       <w:r>
         <w:t>команды</w:t>
       </w:r>
-      <w:bookmarkStart w:id="4" w:name="_GoBack"/>
-      <w:bookmarkEnd w:id="4"/>
       <w:r>
         <w:t xml:space="preserve"> для достижения цели в заданные сроки.</w:t>
+      </w:r>
+      <w:r>
+        <w:t xml:space="preserve"> В крупных организациях есть свой выделенный проект менеджер, в малых командах функции этой должности обычно берёт на себя один из участников – владелец проекта.</w:t>
       </w:r>
     </w:p>
     <w:p>
       <w:r>
-        <w:t xml:space="preserve">Руководитель (владелец) </w:t>
-      </w:r>
-      <w:r>
-        <w:t>разделяет общую цель на задачи</w:t>
-      </w:r>
-      <w:r>
-        <w:t xml:space="preserve"> и назначае</w:t>
-      </w:r>
-      <w:r>
-        <w:t xml:space="preserve">т </w:t>
-      </w:r>
-      <w:r>
-        <w:t xml:space="preserve">ответственных </w:t>
-      </w:r>
-      <w:r>
-        <w:t>исполнителей</w:t>
-      </w:r>
-      <w:r>
-        <w:t xml:space="preserve"> для каждой задачи </w:t>
-      </w:r>
-      <w:r>
-        <w:t>и</w:t>
-      </w:r>
-      <w:r>
-        <w:t xml:space="preserve"> следит</w:t>
-      </w:r>
-      <w:r>
-        <w:t xml:space="preserve"> за</w:t>
-      </w:r>
-      <w:r>
-        <w:t xml:space="preserve"> их</w:t>
-      </w:r>
-      <w:r>
-        <w:t xml:space="preserve"> степенью выполнения</w:t>
-      </w:r>
-      <w:r>
-        <w:t>. Исполнители</w:t>
-      </w:r>
-      <w:r>
-        <w:t>,</w:t>
-      </w:r>
-      <w:r>
-        <w:t xml:space="preserve"> в свою очередь</w:t>
-      </w:r>
-      <w:r>
-        <w:t xml:space="preserve">, получают информацию о текущих задачах, </w:t>
-      </w:r>
-      <w:r>
-        <w:t>выполняют данные задачи и отчитываются руководителю о</w:t>
-      </w:r>
-      <w:r>
-        <w:t>б</w:t>
-      </w:r>
-      <w:r>
-        <w:t xml:space="preserve"> их завершении</w:t>
-      </w:r>
-      <w:r>
-        <w:t xml:space="preserve">. </w:t>
-      </w:r>
-      <w:r>
-        <w:t>Администратор управляет учётными данными пользователей и следит за работоспособностью системы.</w:t>
-      </w:r>
-      <w:r>
-        <w:t xml:space="preserve"> </w:t>
+        <w:t>Главными участниками предметной области являются владелец проекта, исполнитель и администратор. Владелец создает проект, формирует цель проекта, разбивает цель на задачи, добавляет и назначает ответственных, устанавливает сроки и отслеживает статусы выполнения. Исполнитель получает задачи, выполняет их, отмечает статус и может создавать собственные задачи. Администратор управляет учётными данными пользователей и следит за работой системы, не вмешивается в содержание проектов. В малых проектах роли могут совмещаться: владелец проекта м</w:t>
+      </w:r>
+      <w:r>
+        <w:t>ожет сам быть исполнителем, а администратор участвовать в проектах. Система должна поддерживать несколько ролей у одного пользователя.</w:t>
       </w:r>
     </w:p>
     <w:p>
       <w:r>
-        <w:t>В небольших командах роли могут совмещаться. Например, владелец проекта также</w:t>
-      </w:r>
-      <w:r>
-        <w:t xml:space="preserve"> может</w:t>
-      </w:r>
-      <w:r>
-        <w:t xml:space="preserve"> работать над поставленными задачами, и сам администратор может быть исполнителем.  Данное совмещен</w:t>
-      </w:r>
-      <w:r>
-        <w:t>ие требует чёткого разграничения</w:t>
-      </w:r>
-      <w:r>
-        <w:t xml:space="preserve"> прав доступа, чтобы избежать ошибок при изменении задач и управлении участниками.</w:t>
+        <w:t>В качестве примера рассмотрим команду из четырёх человек которая разрабатывает веб-приложение</w:t>
+      </w:r>
+      <w:r>
+        <w:t xml:space="preserve"> «Заметки»</w:t>
+      </w:r>
+      <w:r>
+        <w:t xml:space="preserve"> для небольшой организации. Один из участников выступает владельцем проекта. Он создаёт проект в системе, указывает название</w:t>
+      </w:r>
+      <w:r>
+        <w:t>, описание и срок проекта – 2 месяца. Владелец добавляет в проект трёх исполнителей: двух разработчиков и тестировщика. Далее владелец формирует задачи: анализ требований (5 дней), проектирование базы данных (7 дней), разработка интерфейса (14 дней), реализация серверной логики (20 дней), тестирование (10 дней). Для каждой задачи назначается ответственный исполнитель и срок.</w:t>
       </w:r>
     </w:p>
     <w:p>
       <w:r>
+        <w:t xml:space="preserve">Владелец проекта учитывает риски: возможная задержка сдачи задачи из-за болезни одного из исполнителей, изменение требований заказчика, не хватка времени на тестирование. </w:t>
+      </w:r>
+    </w:p>
+    <w:p>
+      <w:r>
+        <w:lastRenderedPageBreak/>
         <w:t>Жизненный цикл проекта:</w:t>
       </w:r>
     </w:p>
@@ -2265,307 +2217,52 @@
     </w:p>
     <w:p>
       <w:r>
-        <w:t>При проектировке проектов применяют несколько методологий</w:t>
-      </w:r>
-      <w:r>
-        <w:t xml:space="preserve"> управления</w:t>
-      </w:r>
-      <w:r>
-        <w:t xml:space="preserve"> проектами:</w:t>
-      </w:r>
-    </w:p>
-    <w:p>
-      <w:pPr>
-        <w:pStyle w:val="ac"/>
-        <w:numPr>
-          <w:ilvl w:val="0"/>
-          <w:numId w:val="11"/>
-        </w:numPr>
-      </w:pPr>
+        <w:t>Н</w:t>
+      </w:r>
+      <w:r>
+        <w:t xml:space="preserve">ебольшие команды </w:t>
+      </w:r>
+      <w:r>
+        <w:t>часто ведут учёт</w:t>
+      </w:r>
+      <w:r>
+        <w:t xml:space="preserve"> в чатах мессенджеров или</w:t>
+      </w:r>
+      <w:r>
+        <w:t xml:space="preserve"> таблицах </w:t>
+      </w:r>
+      <w:r>
+        <w:t>(</w:t>
+      </w:r>
       <w:r>
         <w:rPr>
           <w:lang w:val="en-US"/>
         </w:rPr>
-        <w:t>Waterfall</w:t>
-      </w:r>
-      <w:r>
-        <w:t xml:space="preserve"> (</w:t>
-      </w:r>
-      <w:r>
-        <w:t>каскадная модель, методология водопада</w:t>
+        <w:t>Excel</w:t>
+      </w:r>
+      <w:r>
+        <w:t xml:space="preserve">, </w:t>
+      </w:r>
+      <w:r>
+        <w:rPr>
+          <w:lang w:val="en-US"/>
+        </w:rPr>
+        <w:t>Google</w:t>
       </w:r>
       <w:r>
         <w:t>)</w:t>
       </w:r>
       <w:r>
-        <w:t xml:space="preserve"> – проект выглядит как поток, где каждый шаг заранее определён, а все шаги следуют строго один за другим. Иногда задачи могут накладываться друг на друга и идти параллельно. У проекта всегда фиксированный бюджет и сроки, поэтому </w:t>
-      </w:r>
-      <w:r>
-        <w:lastRenderedPageBreak/>
-        <w:t>подходит для проектов с чёткими требованиями,</w:t>
-      </w:r>
-      <w:r>
-        <w:t xml:space="preserve"> но плохо переносит изменения;</w:t>
-      </w:r>
-    </w:p>
-    <w:p>
-      <w:pPr>
-        <w:pStyle w:val="ac"/>
-        <w:numPr>
-          <w:ilvl w:val="0"/>
-          <w:numId w:val="11"/>
-        </w:numPr>
-      </w:pPr>
-      <w:r>
-        <w:rPr>
-          <w:lang w:val="en-US"/>
-        </w:rPr>
-        <w:t>Agile</w:t>
-      </w:r>
-      <w:r>
-        <w:t xml:space="preserve"> </w:t>
-      </w:r>
-      <w:r>
-        <w:t xml:space="preserve">– </w:t>
-      </w:r>
-      <w:r>
-        <w:t>гибкая методология</w:t>
-      </w:r>
-      <w:r>
-        <w:t>,</w:t>
-      </w:r>
-      <w:r>
-        <w:t xml:space="preserve"> в которой люди и их взаимодействия важнее процессов и инструментов взаимодействия, реагирование на изменение важнее следования плану. В данной методологии команды трудятся циклами и в результате каждого цикла получают готовую функцию или продукт. Работа часто идёт параллельно. Но у данной методологии нет чё</w:t>
-      </w:r>
-      <w:r>
-        <w:t>ткого плана и структуры проекта;</w:t>
-      </w:r>
-    </w:p>
-    <w:p>
-      <w:pPr>
-        <w:pStyle w:val="ac"/>
-        <w:numPr>
-          <w:ilvl w:val="0"/>
-          <w:numId w:val="11"/>
-        </w:numPr>
-      </w:pPr>
-      <w:r>
-        <w:rPr>
-          <w:lang w:val="en-US"/>
-        </w:rPr>
-        <w:t>Critical</w:t>
-      </w:r>
-      <w:r>
-        <w:t xml:space="preserve"> </w:t>
-      </w:r>
-      <w:r>
-        <w:rPr>
-          <w:lang w:val="en-US"/>
-        </w:rPr>
-        <w:t>Path</w:t>
-      </w:r>
-      <w:r>
-        <w:t xml:space="preserve"> </w:t>
-      </w:r>
-      <w:r>
-        <w:rPr>
-          <w:lang w:val="en-US"/>
-        </w:rPr>
-        <w:t>Method</w:t>
-      </w:r>
-      <w:r>
-        <w:t xml:space="preserve"> – </w:t>
-      </w:r>
-      <w:r>
-        <w:t>руководство строит цепочку задач, которые определяют минимальную длительность проекта. Метод помогает точно выяснить «узкие места», но фокус только на сроках,</w:t>
-      </w:r>
-      <w:r>
-        <w:t xml:space="preserve"> а не на ресурсах или рисках;</w:t>
-      </w:r>
-    </w:p>
-    <w:p>
-      <w:pPr>
-        <w:pStyle w:val="ac"/>
-        <w:numPr>
-          <w:ilvl w:val="0"/>
-          <w:numId w:val="11"/>
-        </w:numPr>
-      </w:pPr>
-      <w:r>
-        <w:rPr>
-          <w:lang w:val="en-US"/>
-        </w:rPr>
-        <w:t>Scrum</w:t>
-      </w:r>
-      <w:r>
-        <w:t xml:space="preserve"> – </w:t>
-      </w:r>
-      <w:r>
-        <w:t xml:space="preserve">один из фреймворков </w:t>
-      </w:r>
-      <w:r>
-        <w:rPr>
-          <w:lang w:val="en-US"/>
-        </w:rPr>
-        <w:t>Agile</w:t>
-      </w:r>
-      <w:r>
         <w:t xml:space="preserve">. </w:t>
       </w:r>
       <w:r>
-        <w:t xml:space="preserve"> Команда (3-7 человек) работает спринтами (1-4 недели), каждый день обсуждают сделанное. </w:t>
-      </w:r>
-      <w:r>
-        <w:t xml:space="preserve">Имеет четкие роли (Scrum-мастер, </w:t>
-      </w:r>
-      <w:r>
-        <w:t>владелец продукта</w:t>
-      </w:r>
-      <w:r>
-        <w:t>, команда)</w:t>
-      </w:r>
-      <w:r>
-        <w:t>;</w:t>
-      </w:r>
-    </w:p>
-    <w:p>
-      <w:pPr>
-        <w:pStyle w:val="ac"/>
-        <w:numPr>
-          <w:ilvl w:val="0"/>
-          <w:numId w:val="11"/>
-        </w:numPr>
-      </w:pPr>
-      <w:r>
-        <w:rPr>
-          <w:lang w:val="en-US"/>
-        </w:rPr>
-        <w:t>Kanban</w:t>
-      </w:r>
-      <w:r>
-        <w:t xml:space="preserve"> – </w:t>
-      </w:r>
-      <w:r>
-        <w:t>визуализация задач на доске. Непрерывный поток работы без жёстких спринтов. Метод гибкий, подходит для непрерывного производства. Однако чётких спринтов нет: может быть трудно прогнозировать сроки.</w:t>
-      </w:r>
-    </w:p>
-    <w:p>
-      <w:r>
-        <w:t>Н</w:t>
-      </w:r>
-      <w:r>
-        <w:t>ебольшие команды пытаются вести учет в чатах мессенджеров или</w:t>
-      </w:r>
-      <w:r>
-        <w:t xml:space="preserve"> таблицах </w:t>
-      </w:r>
-      <w:r>
-        <w:t>(</w:t>
-      </w:r>
-      <w:r>
-        <w:rPr>
-          <w:lang w:val="en-US"/>
-        </w:rPr>
-        <w:t>Excel</w:t>
-      </w:r>
-      <w:r>
-        <w:t xml:space="preserve">, </w:t>
-      </w:r>
-      <w:r>
-        <w:rPr>
-          <w:lang w:val="en-US"/>
-        </w:rPr>
-        <w:t>Google</w:t>
-      </w:r>
-      <w:r>
-        <w:t>)</w:t>
-      </w:r>
-      <w:r>
-        <w:t xml:space="preserve">. </w:t>
-      </w:r>
-      <w:r>
-        <w:t>Такой подход</w:t>
+        <w:t>Это</w:t>
       </w:r>
       <w:r>
         <w:t xml:space="preserve"> приводит к ряду проблем:</w:t>
       </w:r>
-    </w:p>
-    <w:p>
-      <w:pPr>
-        <w:pStyle w:val="ac"/>
-        <w:numPr>
-          <w:ilvl w:val="0"/>
-          <w:numId w:val="2"/>
-        </w:numPr>
-      </w:pPr>
-      <w:r>
-        <w:t>с</w:t>
-      </w:r>
-      <w:r>
-        <w:t xml:space="preserve">ообщения </w:t>
-      </w:r>
-      <w:r>
-        <w:t>с важными требованиям</w:t>
-      </w:r>
-      <w:r>
-        <w:t>и теряются в процессе переписки;</w:t>
-      </w:r>
-    </w:p>
-    <w:p>
-      <w:pPr>
-        <w:pStyle w:val="ac"/>
-        <w:numPr>
-          <w:ilvl w:val="0"/>
-          <w:numId w:val="9"/>
-        </w:numPr>
-      </w:pPr>
-      <w:r>
-        <w:t>р</w:t>
-      </w:r>
-      <w:r>
-        <w:t>уководителю сложно понять</w:t>
-      </w:r>
-      <w:r>
-        <w:t>,</w:t>
-      </w:r>
-      <w:r>
-        <w:t xml:space="preserve"> в какой момент </w:t>
-      </w:r>
-      <w:r>
-        <w:t>исполнители свободны или заняты;</w:t>
-      </w:r>
-    </w:p>
-    <w:p>
-      <w:pPr>
-        <w:pStyle w:val="ac"/>
-        <w:numPr>
-          <w:ilvl w:val="0"/>
-          <w:numId w:val="9"/>
-        </w:numPr>
-      </w:pPr>
-      <w:r>
-        <w:t>у</w:t>
-      </w:r>
-      <w:r>
-        <w:t>частники забыв</w:t>
-      </w:r>
-      <w:r>
-        <w:t>ают отмечать выполненные задачи;</w:t>
-      </w:r>
-    </w:p>
-    <w:p>
-      <w:pPr>
-        <w:pStyle w:val="ac"/>
-        <w:numPr>
-          <w:ilvl w:val="0"/>
-          <w:numId w:val="9"/>
-        </w:numPr>
-      </w:pPr>
-      <w:r>
-        <w:t>отсутствует</w:t>
-      </w:r>
-      <w:r>
-        <w:t xml:space="preserve"> единая история изменений и аналитика.</w:t>
+      <w:r>
+        <w:t xml:space="preserve"> теряются сообщения, статусы задач не обновляются, руководитель проекта не видит реальной картины, трудно отследить историю изменений.</w:t>
       </w:r>
     </w:p>
     <w:p>
@@ -2605,7 +2302,6 @@
         </w:numPr>
       </w:pPr>
       <w:r>
-        <w:lastRenderedPageBreak/>
         <w:t>простая в освоении;</w:t>
       </w:r>
     </w:p>
@@ -2673,14 +2369,14 @@
           <w:rFonts w:cs="Times New Roman"/>
         </w:rPr>
       </w:pPr>
-      <w:bookmarkStart w:id="5" w:name="_Toc208490208"/>
+      <w:bookmarkStart w:id="4" w:name="_Toc208490208"/>
       <w:r>
         <w:rPr>
           <w:rFonts w:cs="Times New Roman"/>
         </w:rPr>
         <w:t>Требования к программному продукту</w:t>
       </w:r>
-      <w:bookmarkEnd w:id="5"/>
+      <w:bookmarkEnd w:id="4"/>
     </w:p>
     <w:p>
       <w:r>
@@ -2689,22 +2385,46 @@
     </w:p>
     <w:p>
       <w:r>
-        <w:t xml:space="preserve">В системе предусмотрено три роли с разными правами доступа. Администратор управляет учётными записями пользователей, может создавать, блокировать и удалять их, а также видит все проекты и </w:t>
+        <w:lastRenderedPageBreak/>
+        <w:t>В системе предусмотрено три роли</w:t>
+      </w:r>
+      <w:r>
+        <w:t>: владелец, администратор, исполнитель</w:t>
+      </w:r>
+      <w:r>
+        <w:t>. Администратор управляет учётными записями пользователей, может создавать, блокировать и</w:t>
+      </w:r>
+      <w:r>
+        <w:t xml:space="preserve"> удалять их, </w:t>
+      </w:r>
+      <w:r>
+        <w:t xml:space="preserve">также видит все проекты и </w:t>
       </w:r>
       <w:r>
         <w:t>может редактировать их</w:t>
       </w:r>
       <w:r>
-        <w:t>. Владелец проекта создаёт проект, добавляет и удаляет участников, назначает задачи, редактирует и удаляет любые задачи внутри своего проекта. Исполнитель видит задачи, в которых он назначен ответственным, может менять их статус, редактировать и удалять только те задачи, которые создал сам. Менять состав участников проекта или удалять чужие задачи он не может. Поскольку в малых командах роли часто совмещаются, один пользователь может одновременно быть владельцем одного проекта и исполнителем в другом. Система должна поддерживать такое совмещение без конфликтов прав.</w:t>
+        <w:t xml:space="preserve">. Владелец проекта создаёт проект, добавляет и удаляет участников, назначает задачи, редактирует и удаляет любые задачи внутри своего проекта. Исполнитель видит задачи, в которых он назначен ответственным, может менять их статус, редактировать и удалять только </w:t>
+      </w:r>
+      <w:r>
+        <w:t>собственные задачи</w:t>
+      </w:r>
+      <w:r>
+        <w:t>. Менять состав участников проекта или удалять чужие задачи он не может. Поскольку в малых командах роли часто совмещаются, один пользователь может одновременно быть владельцем одного п</w:t>
+      </w:r>
+      <w:r>
+        <w:t>роекта и исполнителем в другом.</w:t>
       </w:r>
     </w:p>
     <w:p>
       <w:r>
-        <w:t xml:space="preserve">Управление проектами включает создание, редактирование и удаление проекта. Владелец указывает название проекта. Проект привязывается к владельцу. В проект можно добавлять других пользователей — они становятся </w:t>
-      </w:r>
-      <w:r>
-        <w:lastRenderedPageBreak/>
-        <w:t>исполнителями. Владелец может удалить участника из проекта. Удаление проекта возможно только владельцем с дополнительным подтверждением.</w:t>
+        <w:t>Управление проектами включает создание, редактирование и удаление проекта. Владелец указывает название</w:t>
+      </w:r>
+      <w:r>
+        <w:t>, описание и срок</w:t>
+      </w:r>
+      <w:r>
+        <w:t xml:space="preserve"> проекта. Проект привязывается к владельцу. В проект можно добавлять других пользователей — они становятся исполнителями. Владелец может удалить участника из проекта. Удаление проекта возможно только владельцем с дополнительным подтверждением.</w:t>
       </w:r>
     </w:p>
     <w:p>
@@ -2752,6 +2472,7 @@
     </w:p>
     <w:p>
       <w:r>
+        <w:lastRenderedPageBreak/>
         <w:t xml:space="preserve">Техническая часть проекта будет реализована на языке программирования </w:t>
       </w:r>
       <w:r>
@@ -2822,7 +2543,13 @@
         <w:t>списка</w:t>
       </w:r>
       <w:r>
-        <w:t xml:space="preserve">, фильтры по статусу и </w:t>
+        <w:t>, фильтры по статусу</w:t>
+      </w:r>
+      <w:r>
+        <w:t>, исполнителю</w:t>
+      </w:r>
+      <w:r>
+        <w:t xml:space="preserve"> и </w:t>
       </w:r>
       <w:r>
         <w:t>дате</w:t>
@@ -2863,7 +2590,6 @@
     <w:p/>
     <w:p>
       <w:r>
-        <w:lastRenderedPageBreak/>
         <w:t>Таблица 1.1 – Сравнение разрабатываемой системы с существующими аналогами.</w:t>
       </w:r>
     </w:p>
@@ -2881,6 +2607,9 @@
         <w:gridCol w:w="2478"/>
       </w:tblGrid>
       <w:tr>
+        <w:trPr>
+          <w:tblHeader/>
+        </w:trPr>
         <w:tc>
           <w:tcPr>
             <w:tcW w:w="2477" w:type="dxa"/>
@@ -2993,7 +2722,21 @@
                 <w:sz w:val="24"/>
                 <w:szCs w:val="24"/>
               </w:rPr>
-              <w:t>Тип распространения</w:t>
+              <w:t xml:space="preserve">Лимиты бесплатного </w:t>
+            </w:r>
+            <w:r>
+              <w:rPr>
+                <w:sz w:val="24"/>
+                <w:szCs w:val="24"/>
+              </w:rPr>
+              <w:t>пользования</w:t>
+            </w:r>
+            <w:r>
+              <w:rPr>
+                <w:sz w:val="24"/>
+                <w:szCs w:val="24"/>
+              </w:rPr>
+              <w:t xml:space="preserve"> </w:t>
             </w:r>
           </w:p>
         </w:tc>
@@ -3015,14 +2758,7 @@
                 <w:sz w:val="24"/>
                 <w:szCs w:val="24"/>
               </w:rPr>
-              <w:t>Условно-бесплатный</w:t>
-            </w:r>
-            <w:r>
-              <w:rPr>
-                <w:sz w:val="24"/>
-                <w:szCs w:val="24"/>
-              </w:rPr>
-              <w:t xml:space="preserve"> (важные функции доступны только при платной подписке)</w:t>
+              <w:t>До 10 участников и 10 досок на рабочее пространство.</w:t>
             </w:r>
           </w:p>
         </w:tc>
@@ -3044,14 +2780,7 @@
                 <w:sz w:val="24"/>
                 <w:szCs w:val="24"/>
               </w:rPr>
-              <w:t>Платная подписка</w:t>
-            </w:r>
-            <w:r>
-              <w:rPr>
-                <w:sz w:val="24"/>
-                <w:szCs w:val="24"/>
-              </w:rPr>
-              <w:t xml:space="preserve"> (требует регулярных финансовых вложений)</w:t>
+              <w:t>До 10 пользователей, урезаны права и роли.</w:t>
             </w:r>
           </w:p>
         </w:tc>
@@ -3073,7 +2802,7 @@
                 <w:sz w:val="24"/>
                 <w:szCs w:val="24"/>
               </w:rPr>
-              <w:t>Полностью бесплатная</w:t>
+              <w:t>Нет лимитов по числу пользователей, проектов и задач.</w:t>
             </w:r>
           </w:p>
         </w:tc>
@@ -3127,6 +2856,13 @@
                 <w:szCs w:val="24"/>
               </w:rPr>
               <w:t>В облаке (серверы разработчика)</w:t>
+            </w:r>
+            <w:r>
+              <w:rPr>
+                <w:sz w:val="24"/>
+                <w:szCs w:val="24"/>
+              </w:rPr>
+              <w:t>. Данные недоступны локально.</w:t>
             </w:r>
           </w:p>
         </w:tc>
@@ -3223,7 +2959,7 @@
                 <w:sz w:val="24"/>
                 <w:szCs w:val="24"/>
               </w:rPr>
-              <w:t>Автономность</w:t>
+              <w:t>Развёртывание</w:t>
             </w:r>
           </w:p>
         </w:tc>
@@ -3245,7 +2981,7 @@
                 <w:sz w:val="24"/>
                 <w:szCs w:val="24"/>
               </w:rPr>
-              <w:t>Не работает без доступа к интернету</w:t>
+              <w:t>Только облако. Нет локальной установки</w:t>
             </w:r>
           </w:p>
         </w:tc>
@@ -3267,7 +3003,51 @@
                 <w:sz w:val="24"/>
                 <w:szCs w:val="24"/>
               </w:rPr>
-              <w:t>Не работает без доступа к интернету</w:t>
+              <w:t>Только облако. Есть локальная версия для крупных компаний</w:t>
+            </w:r>
+            <w:r>
+              <w:rPr>
+                <w:sz w:val="24"/>
+                <w:szCs w:val="24"/>
+              </w:rPr>
+              <w:t xml:space="preserve"> (</w:t>
+            </w:r>
+            <w:r>
+              <w:rPr>
+                <w:sz w:val="24"/>
+                <w:szCs w:val="24"/>
+                <w:lang w:val="en-US"/>
+              </w:rPr>
+              <w:t>Data</w:t>
+            </w:r>
+            <w:r>
+              <w:rPr>
+                <w:sz w:val="24"/>
+                <w:szCs w:val="24"/>
+              </w:rPr>
+              <w:t xml:space="preserve"> </w:t>
+            </w:r>
+            <w:r>
+              <w:rPr>
+                <w:sz w:val="24"/>
+                <w:szCs w:val="24"/>
+                <w:lang w:val="en-US"/>
+              </w:rPr>
+              <w:t>Center</w:t>
+            </w:r>
+            <w:r>
+              <w:rPr>
+                <w:sz w:val="24"/>
+                <w:szCs w:val="24"/>
+              </w:rPr>
+              <w:t>)</w:t>
+            </w:r>
+            <w:r>
+              <w:rPr>
+                <w:sz w:val="24"/>
+                <w:szCs w:val="24"/>
+              </w:rPr>
+              <w:t>.</w:t>
             </w:r>
           </w:p>
         </w:tc>
@@ -3289,7 +3069,43 @@
                 <w:sz w:val="24"/>
                 <w:szCs w:val="24"/>
               </w:rPr>
-              <w:t>Работает без подключения к интернету (возможность работы по локальной сети)</w:t>
+              <w:t>Локальный запуск: файл запуска программы и</w:t>
+            </w:r>
+            <w:r>
+              <w:rPr>
+                <w:sz w:val="24"/>
+                <w:szCs w:val="24"/>
+              </w:rPr>
+              <w:t xml:space="preserve"> </w:t>
+            </w:r>
+            <w:r>
+              <w:rPr>
+                <w:sz w:val="24"/>
+                <w:szCs w:val="24"/>
+              </w:rPr>
+              <w:t>файл с базой данных</w:t>
+            </w:r>
+            <w:r>
+              <w:rPr>
+                <w:sz w:val="24"/>
+                <w:szCs w:val="24"/>
+              </w:rPr>
+              <w:t xml:space="preserve"> </w:t>
+            </w:r>
+            <w:r>
+              <w:rPr>
+                <w:sz w:val="24"/>
+                <w:szCs w:val="24"/>
+                <w:lang w:val="en-US"/>
+              </w:rPr>
+              <w:t>SQLite</w:t>
+            </w:r>
+            <w:r>
+              <w:rPr>
+                <w:sz w:val="24"/>
+                <w:szCs w:val="24"/>
+              </w:rPr>
+              <w:t>.</w:t>
             </w:r>
           </w:p>
         </w:tc>
@@ -3313,6 +3129,109 @@
                 <w:sz w:val="24"/>
                 <w:szCs w:val="24"/>
               </w:rPr>
+              <w:t>Автономность</w:t>
+            </w:r>
+          </w:p>
+        </w:tc>
+        <w:tc>
+          <w:tcPr>
+            <w:tcW w:w="2478" w:type="dxa"/>
+          </w:tcPr>
+          <w:p>
+            <w:pPr>
+              <w:spacing w:line="240" w:lineRule="auto"/>
+              <w:ind w:firstLine="0"/>
+              <w:rPr>
+                <w:sz w:val="24"/>
+                <w:szCs w:val="24"/>
+              </w:rPr>
+            </w:pPr>
+            <w:r>
+              <w:rPr>
+                <w:sz w:val="24"/>
+                <w:szCs w:val="24"/>
+              </w:rPr>
+              <w:t>Не работает без доступа к интернету</w:t>
+            </w:r>
+          </w:p>
+        </w:tc>
+        <w:tc>
+          <w:tcPr>
+            <w:tcW w:w="2478" w:type="dxa"/>
+          </w:tcPr>
+          <w:p>
+            <w:pPr>
+              <w:spacing w:line="240" w:lineRule="auto"/>
+              <w:ind w:firstLine="0"/>
+              <w:rPr>
+                <w:sz w:val="24"/>
+                <w:szCs w:val="24"/>
+              </w:rPr>
+            </w:pPr>
+            <w:r>
+              <w:rPr>
+                <w:sz w:val="24"/>
+                <w:szCs w:val="24"/>
+              </w:rPr>
+              <w:t>Не работает без доступа к интерне</w:t>
+            </w:r>
+            <w:bookmarkStart w:id="5" w:name="_GoBack"/>
+            <w:bookmarkEnd w:id="5"/>
+            <w:r>
+              <w:rPr>
+                <w:sz w:val="24"/>
+                <w:szCs w:val="24"/>
+              </w:rPr>
+              <w:t>ту</w:t>
+            </w:r>
+          </w:p>
+        </w:tc>
+        <w:tc>
+          <w:tcPr>
+            <w:tcW w:w="2478" w:type="dxa"/>
+          </w:tcPr>
+          <w:p>
+            <w:pPr>
+              <w:spacing w:line="240" w:lineRule="auto"/>
+              <w:ind w:firstLine="0"/>
+              <w:rPr>
+                <w:sz w:val="24"/>
+                <w:szCs w:val="24"/>
+              </w:rPr>
+            </w:pPr>
+            <w:r>
+              <w:rPr>
+                <w:sz w:val="24"/>
+                <w:szCs w:val="24"/>
+              </w:rPr>
+              <w:t>Работает без подключения к интернету (возможность работы по локальной сети)</w:t>
+            </w:r>
+          </w:p>
+        </w:tc>
+      </w:tr>
+      <w:tr>
+        <w:trPr>
+          <w:cantSplit/>
+        </w:trPr>
+        <w:tc>
+          <w:tcPr>
+            <w:tcW w:w="2477" w:type="dxa"/>
+          </w:tcPr>
+          <w:p>
+            <w:pPr>
+              <w:spacing w:line="240" w:lineRule="auto"/>
+              <w:ind w:firstLine="0"/>
+              <w:rPr>
+                <w:sz w:val="24"/>
+                <w:szCs w:val="24"/>
+              </w:rPr>
+            </w:pPr>
+            <w:r>
+              <w:rPr>
+                <w:sz w:val="24"/>
+                <w:szCs w:val="24"/>
+              </w:rPr>
+              <w:lastRenderedPageBreak/>
               <w:t>Сложность настройки</w:t>
             </w:r>
             <w:r>
@@ -3349,7 +3268,7 @@
                 <w:sz w:val="24"/>
                 <w:szCs w:val="24"/>
               </w:rPr>
-              <w:t xml:space="preserve"> (интуитивно понятный интерфейс)</w:t>
+              <w:t xml:space="preserve"> (понятный интерфейс)</w:t>
             </w:r>
           </w:p>
         </w:tc>
@@ -3378,14 +3297,14 @@
                 <w:sz w:val="24"/>
                 <w:szCs w:val="24"/>
               </w:rPr>
-              <w:t xml:space="preserve">перегружена функциями, </w:t>
+              <w:t>требует настройки схем и прав</w:t>
             </w:r>
             <w:r>
               <w:rPr>
                 <w:sz w:val="24"/>
                 <w:szCs w:val="24"/>
               </w:rPr>
-              <w:t>требует обучения)</w:t>
+              <w:t>)</w:t>
             </w:r>
           </w:p>
         </w:tc>
@@ -3416,15 +3335,13 @@
               </w:rPr>
               <w:t xml:space="preserve"> (</w:t>
             </w:r>
-            <w:proofErr w:type="spellStart"/>
             <w:r>
               <w:rPr>
                 <w:sz w:val="24"/>
                 <w:szCs w:val="24"/>
               </w:rPr>
-              <w:t>минималистичный</w:t>
+              <w:t>понятный</w:t>
             </w:r>
-            <w:proofErr w:type="spellEnd"/>
             <w:r>
               <w:rPr>
                 <w:sz w:val="24"/>
@@ -3505,7 +3422,28 @@
                 <w:sz w:val="24"/>
                 <w:szCs w:val="24"/>
               </w:rPr>
-              <w:t>Высокие требования (требует мощный выделенный сервер)</w:t>
+              <w:t>Зависит от браузера пользователя</w:t>
+            </w:r>
+            <w:r>
+              <w:rPr>
+                <w:sz w:val="24"/>
+                <w:szCs w:val="24"/>
+              </w:rPr>
+              <w:t>. Если локальная версия: в</w:t>
+            </w:r>
+            <w:r>
+              <w:rPr>
+                <w:sz w:val="24"/>
+                <w:szCs w:val="24"/>
+              </w:rPr>
+              <w:t>ысокие требования (требует мощный выделенный сервер)</w:t>
+            </w:r>
+            <w:r>
+              <w:rPr>
+                <w:sz w:val="24"/>
+                <w:szCs w:val="24"/>
+              </w:rPr>
+              <w:t>.</w:t>
             </w:r>
           </w:p>
         </w:tc>
@@ -5340,7 +5278,7 @@
                                         <w:sz w:val="36"/>
                                         <w:szCs w:val="36"/>
                                       </w:rPr>
-                                      <w:t>6</w:t>
+                                      <w:t>7</w:t>
                                     </w:r>
                                     <w:r>
                                       <w:rPr>
@@ -8455,7 +8393,7 @@
                                   <w:sz w:val="36"/>
                                   <w:szCs w:val="36"/>
                                 </w:rPr>
-                                <w:t>6</w:t>
+                                <w:t>7</w:t>
                               </w:r>
                               <w:r>
                                 <w:rPr>
@@ -10265,7 +10203,7 @@
                                       <w:sz w:val="32"/>
                                       <w:szCs w:val="32"/>
                                     </w:rPr>
-                                    <w:t>8</w:t>
+                                    <w:t>9</w:t>
                                   </w:r>
                                   <w:r>
                                     <w:rPr>
@@ -10370,7 +10308,7 @@
                                     <w:sz w:val="32"/>
                                     <w:szCs w:val="32"/>
                                   </w:rPr>
-                                  <w:t>6</w:t>
+                                  <w:t>7</w:t>
                                 </w:r>
                                 <w:r>
                                   <w:rPr>
@@ -11714,7 +11652,7 @@
                                 <w:sz w:val="32"/>
                                 <w:szCs w:val="32"/>
                               </w:rPr>
-                              <w:t>8</w:t>
+                              <w:t>9</w:t>
                             </w:r>
                             <w:r>
                               <w:rPr>
@@ -11792,7 +11730,7 @@
                               <w:sz w:val="32"/>
                               <w:szCs w:val="32"/>
                             </w:rPr>
-                            <w:t>6</w:t>
+                            <w:t>7</w:t>
                           </w:r>
                           <w:r>
                             <w:rPr>
@@ -13594,7 +13532,6 @@
   <w:style w:type="character" w:default="1" w:styleId="a1">
     <w:name w:val="Default Paragraph Font"/>
     <w:uiPriority w:val="1"/>
-    <w:semiHidden/>
     <w:unhideWhenUsed/>
   </w:style>
   <w:style w:type="table" w:default="1" w:styleId="a2">
@@ -13800,6 +13737,18 @@
         <w:numId w:val="8"/>
       </w:numPr>
     </w:pPr>
+  </w:style>
+  <w:style w:type="character" w:styleId="ad">
+    <w:name w:val="FollowedHyperlink"/>
+    <w:basedOn w:val="a1"/>
+    <w:uiPriority w:val="99"/>
+    <w:semiHidden/>
+    <w:unhideWhenUsed/>
+    <w:rsid w:val="000B785F"/>
+    <w:rPr>
+      <w:color w:val="954F72" w:themeColor="followedHyperlink"/>
+      <w:u w:val="single"/>
+    </w:rPr>
   </w:style>
 </w:styles>
 </file>
@@ -14104,7 +14053,7 @@
 </file>
 
 <file path=customXml/itemProps1.xml><?xml version="1.0" encoding="utf-8"?>
-<ds:datastoreItem xmlns:ds="http://schemas.openxmlformats.org/officeDocument/2006/customXml" ds:itemID="{7FE6EA39-3D5E-473A-B73D-BC372F486DE2}">
+<ds:datastoreItem xmlns:ds="http://schemas.openxmlformats.org/officeDocument/2006/customXml" ds:itemID="{66CFBDC9-FD47-405A-B730-691EF91E479A}">
   <ds:schemaRefs>
     <ds:schemaRef ds:uri="http://schemas.openxmlformats.org/officeDocument/2006/bibliography"/>
   </ds:schemaRefs>

--- a/Кириченко И.А КП.docx
+++ b/Кириченко И.А КП.docx
@@ -142,23 +142,7 @@
           <w:sz w:val="32"/>
           <w:szCs w:val="32"/>
         </w:rPr>
-        <w:t>«</w:t>
-      </w:r>
-      <w:r>
-        <w:rPr>
-          <w:rFonts w:cs="Times New Roman"/>
-          <w:sz w:val="32"/>
-          <w:szCs w:val="32"/>
-        </w:rPr>
         <w:t>Разработка системы управления проектами</w:t>
-      </w:r>
-      <w:r>
-        <w:rPr>
-          <w:rFonts w:cs="Times New Roman"/>
-          <w:sz w:val="32"/>
-          <w:szCs w:val="32"/>
-        </w:rPr>
-        <w:t>»</w:t>
       </w:r>
     </w:p>
     <w:p>
@@ -1354,7 +1338,7 @@
                 <w:noProof/>
                 <w:webHidden/>
               </w:rPr>
-              <w:t>7</w:t>
+              <w:t>6</w:t>
             </w:r>
             <w:r>
               <w:rPr>
@@ -2071,60 +2055,93 @@
     </w:p>
     <w:p>
       <w:r>
-        <w:t xml:space="preserve">Управление проектами – это </w:t>
-      </w:r>
-      <w:r>
-        <w:t>работа по планированию</w:t>
-      </w:r>
-      <w:r>
-        <w:t xml:space="preserve">, </w:t>
-      </w:r>
-      <w:r>
-        <w:t>распределению и контролю</w:t>
-      </w:r>
-      <w:r>
-        <w:t xml:space="preserve"> ресурсов </w:t>
-      </w:r>
-      <w:r>
-        <w:t>команды</w:t>
-      </w:r>
-      <w:r>
-        <w:t xml:space="preserve"> для достижения цели в заданные сроки.</w:t>
-      </w:r>
-      <w:r>
-        <w:t xml:space="preserve"> В крупных организациях есть свой выделенный проект менеджер, в малых командах функции этой должности обычно берёт на себя один из участников – владелец проекта.</w:t>
+        <w:t xml:space="preserve">Разработка любого продукта требует четкого плана и координации действий. В крупных компаниях за это отвечают специально выделенные менеджеры. В малых командах (студенческих группах или небольших </w:t>
+      </w:r>
+      <w:r>
+        <w:t>проектах</w:t>
+      </w:r>
+      <w:r>
+        <w:t>) отдельного человека на эту роль обычно не выделяют. Все организационные функции берет на себя один из участников — он становится владельцем проекта.</w:t>
       </w:r>
     </w:p>
     <w:p>
       <w:r>
-        <w:t>Главными участниками предметной области являются владелец проекта, исполнитель и администратор. Владелец создает проект, формирует цель проекта, разбивает цель на задачи, добавляет и назначает ответственных, устанавливает сроки и отслеживает статусы выполнения. Исполнитель получает задачи, выполняет их, отмечает статус и может создавать собственные задачи. Администратор управляет учётными данными пользователей и следит за работой системы, не вмешивается в содержание проектов. В малых проектах роли могут совмещаться: владелец проекта м</w:t>
-      </w:r>
-      <w:r>
-        <w:t>ожет сам быть исполнителем, а администратор участвовать в проектах. Система должна поддерживать несколько ролей у одного пользователя.</w:t>
+        <w:t>Участников процесса можно разделить на три категории. Владелец проекта отвечает за стратегию</w:t>
+      </w:r>
+      <w:r>
+        <w:t xml:space="preserve"> и планирование</w:t>
+      </w:r>
+      <w:r>
+        <w:t xml:space="preserve">: он ставит цели, разбивает их на задачи и назначает исполнителей. Исполнители занимаются работой, выполняют задачи и отмечают изменение их статуса в системе. Администратор выполняет техническую роль: он </w:t>
+      </w:r>
+      <w:r>
+        <w:t>отвечает за распределение ролей и организацию работы в системе</w:t>
+      </w:r>
+      <w:r>
+        <w:t xml:space="preserve">, не вмешиваясь в сами проекты. На практике эти роли часто смешиваются. Например, владелец может сам выполнять задачи, а администратор — быть участником какой-то команды. Поэтому система должна поддерживать наличие нескольких ролей </w:t>
+      </w:r>
+      <w:r>
+        <w:t>в разных проектах</w:t>
+      </w:r>
+      <w:r>
+        <w:t>.</w:t>
       </w:r>
     </w:p>
     <w:p>
       <w:r>
-        <w:t>В качестве примера рассмотрим команду из четырёх человек которая разрабатывает веб-приложение</w:t>
-      </w:r>
-      <w:r>
-        <w:t xml:space="preserve"> «Заметки»</w:t>
-      </w:r>
-      <w:r>
-        <w:t xml:space="preserve"> для небольшой организации. Один из участников выступает владельцем проекта. Он создаёт проект в системе, указывает название</w:t>
-      </w:r>
-      <w:r>
-        <w:t>, описание и срок проекта – 2 месяца. Владелец добавляет в проект трёх исполнителей: двух разработчиков и тестировщика. Далее владелец формирует задачи: анализ требований (5 дней), проектирование базы данных (7 дней), разработка интерфейса (14 дней), реализация серверной логики (20 дней), тестирование (10 дней). Для каждой задачи назначается ответственный исполнитель и срок.</w:t>
+        <w:t xml:space="preserve">Для иллюстрации описанных процессов можно привести пример. Допустим, команда из четырех специалистов занимается созданием веб-приложения «Заметки». </w:t>
+      </w:r>
+      <w:r>
+        <w:t xml:space="preserve">Один участник становится владельцем. Он создает проект, указывает общий срок (2 месяца) и добавляет в него двух программистов и одного </w:t>
+      </w:r>
+      <w:proofErr w:type="spellStart"/>
+      <w:r>
+        <w:t>тестировщика</w:t>
+      </w:r>
+      <w:proofErr w:type="spellEnd"/>
+      <w:r>
+        <w:t>. Далее он формирует список задач: анализ требований (5 дней), проектирование базы данных (7 дней), разработка интерфейса (14 дней), написание серверной логики (20 дней) и тестирование (10 дней). Для каждой задачи назначается конкретный человек и срок сдачи.</w:t>
       </w:r>
     </w:p>
     <w:p>
       <w:r>
-        <w:t xml:space="preserve">Владелец проекта учитывает риски: возможная задержка сдачи задачи из-за болезни одного из исполнителей, изменение требований заказчика, не хватка времени на тестирование. </w:t>
+        <w:t xml:space="preserve"> Важной частью предметной области является управление ресурсами. Чтобы успешно закончить проект необходимо контролировать нагрузку на участников. Если один программист перегружен задачами, а </w:t>
+      </w:r>
+      <w:proofErr w:type="spellStart"/>
+      <w:r>
+        <w:t>тестировщик</w:t>
+      </w:r>
+      <w:proofErr w:type="spellEnd"/>
+      <w:r>
+        <w:t xml:space="preserve"> ничем не занят, то сроки сдачи проекта неизбежно сдвинутся.</w:t>
+      </w:r>
+      <w:r>
+        <w:t xml:space="preserve"> Поэтому система управления </w:t>
+      </w:r>
+      <w:r>
+        <w:lastRenderedPageBreak/>
+        <w:t xml:space="preserve">проектами должна не просто фиксировать выдачу задачи, но и помогать команде равномерно распределять задачи, своевременно выявлять </w:t>
+      </w:r>
+      <w:r>
+        <w:t>возможные</w:t>
+      </w:r>
+      <w:r>
+        <w:t xml:space="preserve"> задержки и перегруз</w:t>
+      </w:r>
+      <w:r>
+        <w:t>ки</w:t>
+      </w:r>
+      <w:r>
+        <w:t xml:space="preserve"> задач во время работы</w:t>
       </w:r>
     </w:p>
     <w:p>
       <w:r>
-        <w:lastRenderedPageBreak/>
+        <w:t>Владелец также должен учитывать риски. Например, кто-то может заболеть, заказчик может внезапно изменить требования, а на тестирование может не хватить времени. Чтобы контролировать процесс, нужен инструмент, который покажет реальную картину.</w:t>
+      </w:r>
+    </w:p>
+    <w:p>
+      <w:r>
         <w:t>Жизненный цикл проекта:</w:t>
       </w:r>
     </w:p>
@@ -2226,10 +2243,22 @@
         <w:t>часто ведут учёт</w:t>
       </w:r>
       <w:r>
-        <w:t xml:space="preserve"> в чатах мессенджеров или</w:t>
-      </w:r>
-      <w:r>
-        <w:t xml:space="preserve"> таблицах </w:t>
+        <w:t xml:space="preserve"> в </w:t>
+      </w:r>
+      <w:r>
+        <w:t>мессенджерах</w:t>
+      </w:r>
+      <w:r>
+        <w:t xml:space="preserve"> или</w:t>
+      </w:r>
+      <w:r>
+        <w:t xml:space="preserve"> </w:t>
+      </w:r>
+      <w:r>
+        <w:t xml:space="preserve">в электронных </w:t>
+      </w:r>
+      <w:r>
+        <w:t xml:space="preserve">таблицах </w:t>
       </w:r>
       <w:r>
         <w:t>(</w:t>
@@ -2256,106 +2285,36 @@
         <w:t xml:space="preserve">. </w:t>
       </w:r>
       <w:r>
-        <w:t>Это</w:t>
-      </w:r>
-      <w:r>
-        <w:t xml:space="preserve"> приводит к ряду проблем:</w:t>
-      </w:r>
-      <w:r>
-        <w:t xml:space="preserve"> теряются сообщения, статусы задач не обновляются, руководитель проекта не видит реальной картины, трудно отследить историю изменений.</w:t>
+        <w:t>Это создает проблемы.</w:t>
+      </w:r>
+      <w:r>
+        <w:t xml:space="preserve"> В таблицах</w:t>
+      </w:r>
+      <w:r>
+        <w:t xml:space="preserve"> нет</w:t>
+      </w:r>
+      <w:r>
+        <w:t xml:space="preserve"> системы аккаунтов и нету полноценного разделения прав доступа. Это значит, что любой участник может изменить или случайно удалить чужую задачу, и отследить это будет проблемно. В мессенджерах с</w:t>
+      </w:r>
+      <w:r>
+        <w:t>ообщения с важными деталями теряются в переписке. Статусы</w:t>
+      </w:r>
+      <w:r>
+        <w:t xml:space="preserve"> задач не обновляются вовремя, р</w:t>
+      </w:r>
+      <w:r>
+        <w:t xml:space="preserve">уководитель не видит общей картины, а историю изменений потом </w:t>
+      </w:r>
+      <w:r>
+        <w:t xml:space="preserve">почти </w:t>
+      </w:r>
+      <w:r>
+        <w:t>невозможно восстановить.</w:t>
       </w:r>
     </w:p>
     <w:p>
       <w:r>
-        <w:t>С</w:t>
-      </w:r>
-      <w:r>
-        <w:t>уществующий способ ручного отслеживания задач отнимает много времени, сопровождается ошибками из-за человеческого</w:t>
-      </w:r>
-      <w:r>
-        <w:t xml:space="preserve"> фактора и неэффективен</w:t>
-      </w:r>
-      <w:r>
-        <w:t>.</w:t>
-      </w:r>
-      <w:r>
-        <w:t xml:space="preserve"> Это подтверждает необходимость автоматизировать данный процесс</w:t>
-      </w:r>
-      <w:r>
-        <w:t>.</w:t>
-      </w:r>
-    </w:p>
-    <w:p>
-      <w:r>
-        <w:t>Критерии эффективной</w:t>
-      </w:r>
-      <w:r>
-        <w:t xml:space="preserve"> системы для небольшой команды:</w:t>
-      </w:r>
-    </w:p>
-    <w:p>
-      <w:pPr>
-        <w:pStyle w:val="ac"/>
-        <w:numPr>
-          <w:ilvl w:val="0"/>
-          <w:numId w:val="12"/>
-        </w:numPr>
-      </w:pPr>
-      <w:r>
-        <w:t>простая в освоении;</w:t>
-      </w:r>
-    </w:p>
-    <w:p>
-      <w:pPr>
-        <w:pStyle w:val="ac"/>
-        <w:numPr>
-          <w:ilvl w:val="0"/>
-          <w:numId w:val="12"/>
-        </w:numPr>
-      </w:pPr>
-      <w:r>
-        <w:t>с разграничением прав доступа;</w:t>
-      </w:r>
-    </w:p>
-    <w:p>
-      <w:pPr>
-        <w:pStyle w:val="ac"/>
-        <w:numPr>
-          <w:ilvl w:val="0"/>
-          <w:numId w:val="12"/>
-        </w:numPr>
-      </w:pPr>
-      <w:r>
-        <w:t>независимость</w:t>
-      </w:r>
-      <w:r>
-        <w:t xml:space="preserve"> от чужих серверов;</w:t>
-      </w:r>
-    </w:p>
-    <w:p>
-      <w:pPr>
-        <w:pStyle w:val="ac"/>
-        <w:numPr>
-          <w:ilvl w:val="0"/>
-          <w:numId w:val="12"/>
-        </w:numPr>
-      </w:pPr>
-      <w:r>
-        <w:t>минимальные аппаратные требования.</w:t>
-      </w:r>
-    </w:p>
-    <w:p>
-      <w:r>
-        <w:t xml:space="preserve">Создание </w:t>
-      </w:r>
-      <w:r>
-        <w:t xml:space="preserve">системы управления проектами позволит хранить задачи, организовать распределение работы между исполнителями и обеспечить </w:t>
-      </w:r>
-      <w:r>
-        <w:t>контроль статусов выполнения</w:t>
-      </w:r>
-      <w:r>
-        <w:t>.</w:t>
+        <w:t>Использование таких методов отнимает много времени и приводит к ошибкам из-за человеческого фактора. Поэтому возникает необходимость в автоматизации. Система должна быть простой в освоении, иметь разграничение прав доступа, работать автономно (не зависеть от чужих серверов) и не требовать мощного оборудования.</w:t>
       </w:r>
     </w:p>
     <w:p>
@@ -2380,40 +2339,76 @@
     </w:p>
     <w:p>
       <w:r>
-        <w:t>Разрабатываемая система должна обеспечивать регистрацию и аутентификацию пользователей. При создании учётной записи пользователь указывает имя, адрес электронной почты и пароль. Пароль сохраняется в базе данных в хешированном виде, что исключает возможность его прочтения даже при прямом доступе к файлу базы. После регистрации пользователь входит в систему под своими данными и выходит из неё по завершении работы.</w:t>
+        <w:t xml:space="preserve">Разрабатываемая система должна обеспечивать регистрацию и аутентификацию пользователей. При создании </w:t>
+      </w:r>
+      <w:r>
+        <w:t>аккаунта</w:t>
+      </w:r>
+      <w:r>
+        <w:t xml:space="preserve"> пользователь указывает </w:t>
+      </w:r>
+      <w:r>
+        <w:lastRenderedPageBreak/>
+        <w:t xml:space="preserve">имя, адрес электронной почты и пароль. Пароль сохраняется в базе данных в хешированном виде, что </w:t>
+      </w:r>
+      <w:r>
+        <w:t>не позволяет прочитать его</w:t>
+      </w:r>
+      <w:r>
+        <w:t xml:space="preserve"> даже при прямом доступе к</w:t>
+      </w:r>
+      <w:r>
+        <w:t xml:space="preserve"> базе</w:t>
+      </w:r>
+      <w:r>
+        <w:t xml:space="preserve">. После регистрации пользователь входит в систему под своими данными и выходит из неё </w:t>
+      </w:r>
+      <w:r>
+        <w:t>при выходе из программы</w:t>
+      </w:r>
+      <w:r>
+        <w:t>.</w:t>
       </w:r>
     </w:p>
     <w:p>
       <w:r>
-        <w:lastRenderedPageBreak/>
         <w:t>В системе предусмотрено три роли</w:t>
       </w:r>
       <w:r>
-        <w:t>: владелец, администратор, исполнитель</w:t>
-      </w:r>
-      <w:r>
-        <w:t>. Администратор управляет учётными записями пользователей, может создавать, блокировать и</w:t>
-      </w:r>
-      <w:r>
-        <w:t xml:space="preserve"> удалять их, </w:t>
-      </w:r>
-      <w:r>
-        <w:t xml:space="preserve">также видит все проекты и </w:t>
-      </w:r>
-      <w:r>
-        <w:t>может редактировать их</w:t>
-      </w:r>
-      <w:r>
-        <w:t xml:space="preserve">. Владелец проекта создаёт проект, добавляет и удаляет участников, назначает задачи, редактирует и удаляет любые задачи внутри своего проекта. Исполнитель видит задачи, в которых он назначен ответственным, может менять их статус, редактировать и удалять только </w:t>
-      </w:r>
-      <w:r>
-        <w:t>собственные задачи</w:t>
-      </w:r>
-      <w:r>
-        <w:t>. Менять состав участников проекта или удалять чужие задачи он не может. Поскольку в малых командах роли часто совмещаются, один пользователь может одновременно быть владельцем одного п</w:t>
-      </w:r>
-      <w:r>
-        <w:t>роекта и исполнителем в другом.</w:t>
+        <w:t>.</w:t>
+      </w:r>
+      <w:r>
+        <w:t xml:space="preserve"> </w:t>
+      </w:r>
+      <w:r>
+        <w:t>Администратор управляет аккаунтами (создает, блокирует, удаляет) и видит все проекты.</w:t>
+      </w:r>
+      <w:r>
+        <w:t xml:space="preserve"> </w:t>
+      </w:r>
+      <w:r>
+        <w:t>Владелец проекта имеет полные права внутри своего проекта: он может добавлять участников, создавать, редактировать и удалять любые задачи.</w:t>
+      </w:r>
+      <w:r>
+        <w:t xml:space="preserve"> </w:t>
+      </w:r>
+      <w:r>
+        <w:t>Исполнитель имеет ограниченные права: он видит только те задачи, которые на него назначены, может менять их статус, но редактировать или удалять чужие задачи ему запрещено. </w:t>
+      </w:r>
+      <w:r>
+        <w:t xml:space="preserve"> </w:t>
+      </w:r>
+      <w:r>
+        <w:t>Как уже описывалось</w:t>
+      </w:r>
+      <w:r>
+        <w:t xml:space="preserve">, один пользователь может </w:t>
+      </w:r>
+      <w:r>
+        <w:t>иметь несколько ролей одновременно</w:t>
+      </w:r>
+      <w:r>
+        <w:t>.</w:t>
       </w:r>
     </w:p>
     <w:p>
@@ -2424,24 +2419,63 @@
         <w:t>, описание и срок</w:t>
       </w:r>
       <w:r>
-        <w:t xml:space="preserve"> проекта. Проект привязывается к владельцу. В проект можно добавлять других пользователей — они становятся исполнителями. Владелец может удалить участника из проекта. Удаление проекта возможно только владельцем с дополнительным подтверждением.</w:t>
+        <w:t xml:space="preserve">. Проект привязывается к владельцу. </w:t>
+      </w:r>
+      <w:r>
+        <w:t>Участников можно добавлять и удалять</w:t>
+      </w:r>
+      <w:r>
+        <w:t xml:space="preserve">. </w:t>
+      </w:r>
+      <w:r>
+        <w:t>Система должна запрашивать дополнительное подтверждение, чтобы избежать случайных нажатий.</w:t>
       </w:r>
     </w:p>
     <w:p>
       <w:r>
-        <w:t>Управление задачами включает создание, редактирование, смену статуса и удаление. При создании задачи указываются название, описание (</w:t>
+        <w:t xml:space="preserve">Управление задачами включает создание, редактирование, смену статуса и удаление. При создании задачи </w:t>
+      </w:r>
+      <w:r>
+        <w:t>нужно указать</w:t>
+      </w:r>
+      <w:r>
+        <w:t xml:space="preserve"> название, описание (</w:t>
       </w:r>
       <w:r>
         <w:t>необязательно</w:t>
       </w:r>
       <w:r>
-        <w:t xml:space="preserve">), ответственный исполнитель (по умолчанию </w:t>
-      </w:r>
-      <w:r>
-        <w:t>это</w:t>
-      </w:r>
-      <w:r>
-        <w:t xml:space="preserve"> создатель задачи), дата создания и статус: «в работе» или «выполнено». Владелец проекта может назначать ответственным любого участника. Исполнитель может создавать задачи только на себя. Редактировать задачу может её автор или владелец проекта. Удалять задачи может только владелец проекта или автор задачи.</w:t>
+        <w:t xml:space="preserve">), </w:t>
+      </w:r>
+      <w:r>
+        <w:t>исполнителя</w:t>
+      </w:r>
+      <w:r>
+        <w:t xml:space="preserve"> и статус</w:t>
+      </w:r>
+      <w:r>
+        <w:t xml:space="preserve"> («</w:t>
+      </w:r>
+      <w:r>
+        <w:t>в работе» или «выполнено»</w:t>
+      </w:r>
+      <w:r>
+        <w:t>). Владелец проекта может назначи</w:t>
+      </w:r>
+      <w:r>
+        <w:t xml:space="preserve">ть </w:t>
+      </w:r>
+      <w:r>
+        <w:t>задачи любому участнику</w:t>
+      </w:r>
+      <w:r>
+        <w:t>. Исполнитель может создавать задачи только на себя. Редактировать</w:t>
+      </w:r>
+      <w:r>
+        <w:t xml:space="preserve"> и удалять</w:t>
+      </w:r>
+      <w:r>
+        <w:t xml:space="preserve"> задачу может её автор или владелец проекта.</w:t>
       </w:r>
     </w:p>
     <w:p>
@@ -2458,127 +2492,102 @@
         <w:t>дате</w:t>
       </w:r>
       <w:r>
-        <w:t xml:space="preserve">. Это позволяет быстро понять, что сделано, а что ещё в работе. Отдельно можно посмотреть задачи, </w:t>
-      </w:r>
-      <w:r>
-        <w:t>которые были обновлены или добавлены последними</w:t>
-      </w:r>
-      <w:r>
-        <w:t>. Владелец проекта может просмотреть сводку: сколько задач всего, сколько выполнено, сколько в работе,</w:t>
-      </w:r>
-      <w:r>
-        <w:t xml:space="preserve"> какая была добавлена задача последней.</w:t>
+        <w:t xml:space="preserve">, чтобы </w:t>
+      </w:r>
+      <w:r>
+        <w:t>быстро понять, что сделано, а что ещё в работе. Владелец проекта может просмотреть сводку: сколько задач всего, сколько выпол</w:t>
+      </w:r>
+      <w:r>
+        <w:t>нено, сколько в работе и</w:t>
+      </w:r>
+      <w:r>
+        <w:t xml:space="preserve"> какая была добавлена последней.</w:t>
       </w:r>
     </w:p>
     <w:p>
       <w:r>
+        <w:t xml:space="preserve">Интерфейс должен быть </w:t>
+      </w:r>
+      <w:r>
+        <w:t>простым</w:t>
+      </w:r>
+      <w:r>
+        <w:t xml:space="preserve"> и понятным. На главной странице отображается список проектов, к которым у пользователя есть доступ, и кнопка «Созда</w:t>
+      </w:r>
+      <w:r>
+        <w:t xml:space="preserve">ть проект». </w:t>
+      </w:r>
+      <w:r>
+        <w:t xml:space="preserve">Внутри самого </w:t>
+      </w:r>
+      <w:r>
+        <w:t>проекта:</w:t>
+      </w:r>
+      <w:r>
+        <w:t xml:space="preserve"> список задач, фильтры по статусу</w:t>
+      </w:r>
+      <w:r>
+        <w:t>, исполнителю</w:t>
+      </w:r>
+      <w:r>
+        <w:t xml:space="preserve"> и </w:t>
+      </w:r>
+      <w:r>
+        <w:t>дате</w:t>
+      </w:r>
+      <w:r>
+        <w:t>, кнопка «Добавить задачу». В карточке задачи отображаются название, описание, исполнитель, статус и дата. Там же находятся кноп</w:t>
+      </w:r>
+      <w:r>
+        <w:t xml:space="preserve">ки </w:t>
+      </w:r>
+      <w:r>
         <w:lastRenderedPageBreak/>
-        <w:t xml:space="preserve">Техническая часть проекта будет реализована на языке программирования </w:t>
+        <w:t>«Редактировать» и «Удалить» (</w:t>
+      </w:r>
+      <w:r>
+        <w:t>если у пользователя есть на это права</w:t>
+      </w:r>
+      <w:r>
+        <w:t>)</w:t>
+      </w:r>
+      <w:r>
+        <w:t xml:space="preserve">. В личном кабинете </w:t>
+      </w:r>
+      <w:r>
+        <w:t>можно</w:t>
+      </w:r>
+      <w:r>
+        <w:t xml:space="preserve"> посмотреть информацию о себе и сменить пароль.</w:t>
+      </w:r>
+    </w:p>
+    <w:p>
+      <w:r>
+        <w:t>Чаще всего для управления проектами использую</w:t>
+      </w:r>
+      <w:r>
+        <w:t>тся</w:t>
+      </w:r>
+      <w:r>
+        <w:t xml:space="preserve"> такие платформы, как </w:t>
       </w:r>
       <w:r>
         <w:rPr>
           <w:lang w:val="en-US"/>
         </w:rPr>
-        <w:t>Go</w:t>
+        <w:t>Todoist</w:t>
       </w:r>
       <w:r>
         <w:t xml:space="preserve"> </w:t>
       </w:r>
       <w:r>
-        <w:t>с использованием веб-</w:t>
-      </w:r>
-      <w:proofErr w:type="spellStart"/>
-      <w:r>
-        <w:t>фреймворка</w:t>
-      </w:r>
-      <w:proofErr w:type="spellEnd"/>
-      <w:r>
-        <w:t xml:space="preserve"> </w:t>
+        <w:t xml:space="preserve">и </w:t>
       </w:r>
       <w:r>
         <w:rPr>
           <w:lang w:val="en-US"/>
         </w:rPr>
-        <w:t>Gin</w:t>
-      </w:r>
-      <w:r>
-        <w:t xml:space="preserve"> </w:t>
-      </w:r>
-      <w:r>
-        <w:t>для маршрутизации запросов. Вся информация о пользователях будет надёжно сохранят</w:t>
-      </w:r>
-      <w:r>
-        <w:t>ь</w:t>
-      </w:r>
-      <w:r>
-        <w:t xml:space="preserve">ся в локальную базу данных </w:t>
-      </w:r>
-      <w:r>
-        <w:rPr>
-          <w:lang w:val="en-US"/>
-        </w:rPr>
-        <w:t>SQLite</w:t>
-      </w:r>
-      <w:r>
-        <w:t xml:space="preserve">. </w:t>
-      </w:r>
-    </w:p>
-    <w:p>
-      <w:r>
-        <w:t xml:space="preserve">Интерфейс должен быть </w:t>
-      </w:r>
-      <w:r>
-        <w:t>простым</w:t>
-      </w:r>
-      <w:r>
-        <w:t xml:space="preserve"> и понятным с первого взгляда. На главной странице отображается список проектов, к которым у пользователя есть доступ, и кнопка «Созда</w:t>
-      </w:r>
-      <w:r>
-        <w:t>ть проект». На странице проекта:</w:t>
-      </w:r>
-      <w:r>
-        <w:t xml:space="preserve"> список задач в виде </w:t>
-      </w:r>
-      <w:r>
-        <w:t>списка</w:t>
-      </w:r>
-      <w:r>
-        <w:t>, фильтры по статусу</w:t>
-      </w:r>
-      <w:r>
-        <w:t>, исполнителю</w:t>
-      </w:r>
-      <w:r>
-        <w:t xml:space="preserve"> и </w:t>
-      </w:r>
-      <w:r>
-        <w:t>дате</w:t>
-      </w:r>
-      <w:r>
-        <w:t>, кнопка «Добавить задачу». В карточке задачи отображаются название, описание, исполнитель, статус и дата. Там же находятся кнопки «Редактировать» и «Удалить», если у пользователя есть на это права. В личном кабинете пользователь может посмотреть информацию о себе и сменить пароль.</w:t>
-      </w:r>
-    </w:p>
-    <w:p>
-      <w:r>
-        <w:t xml:space="preserve">Чаще всего для управления проектами использую такие платформы, как </w:t>
-      </w:r>
-      <w:r>
-        <w:rPr>
-          <w:lang w:val="en-US"/>
-        </w:rPr>
-        <w:t>Trello</w:t>
-      </w:r>
-      <w:r>
-        <w:t xml:space="preserve"> </w:t>
-      </w:r>
-      <w:r>
-        <w:t xml:space="preserve">и </w:t>
-      </w:r>
-      <w:r>
-        <w:rPr>
-          <w:lang w:val="en-US"/>
-        </w:rPr>
-        <w:t>Jira</w:t>
+        <w:t>Basecamp</w:t>
       </w:r>
       <w:r>
         <w:t xml:space="preserve">. </w:t>
@@ -2589,15 +2598,24 @@
     </w:p>
     <w:p/>
     <w:p>
-      <w:r>
-        <w:t>Таблица 1.1 – Сравнение разрабатываемой системы с существующими аналогами.</w:t>
+      <w:pPr>
+        <w:ind w:firstLine="0"/>
+        <w:jc w:val="left"/>
+      </w:pPr>
+      <w:r>
+        <w:t xml:space="preserve">Таблица 1.1 — </w:t>
+      </w:r>
+      <w:r>
+        <w:t>Сравнение разрабатываемой си</w:t>
+      </w:r>
+      <w:r>
+        <w:t>стемы с существующими аналогами</w:t>
       </w:r>
     </w:p>
-    <w:p/>
     <w:tbl>
       <w:tblPr>
         <w:tblStyle w:val="a8"/>
-        <w:tblW w:w="0" w:type="auto"/>
+        <w:tblW w:w="5000" w:type="pct"/>
         <w:tblLook w:val="04A0" w:firstRow="1" w:lastRow="0" w:firstColumn="1" w:lastColumn="0" w:noHBand="0" w:noVBand="1"/>
       </w:tblPr>
       <w:tblGrid>
@@ -2612,7 +2630,7 @@
         </w:trPr>
         <w:tc>
           <w:tcPr>
-            <w:tcW w:w="2477" w:type="dxa"/>
+            <w:tcW w:w="1250" w:type="pct"/>
           </w:tcPr>
           <w:p>
             <w:pPr>
@@ -2634,7 +2652,7 @@
         </w:tc>
         <w:tc>
           <w:tcPr>
-            <w:tcW w:w="2478" w:type="dxa"/>
+            <w:tcW w:w="1250" w:type="pct"/>
           </w:tcPr>
           <w:p>
             <w:pPr>
@@ -2643,7 +2661,6 @@
               <w:rPr>
                 <w:sz w:val="24"/>
                 <w:szCs w:val="24"/>
-                <w:lang w:val="en-US"/>
               </w:rPr>
             </w:pPr>
             <w:r>
@@ -2652,13 +2669,13 @@
                 <w:szCs w:val="24"/>
                 <w:lang w:val="en-US"/>
               </w:rPr>
-              <w:t>Trello</w:t>
+              <w:t>Todoist</w:t>
             </w:r>
           </w:p>
         </w:tc>
         <w:tc>
           <w:tcPr>
-            <w:tcW w:w="2478" w:type="dxa"/>
+            <w:tcW w:w="1250" w:type="pct"/>
           </w:tcPr>
           <w:p>
             <w:pPr>
@@ -2667,7 +2684,6 @@
               <w:rPr>
                 <w:sz w:val="24"/>
                 <w:szCs w:val="24"/>
-                <w:lang w:val="en-US"/>
               </w:rPr>
             </w:pPr>
             <w:r>
@@ -2676,13 +2692,13 @@
                 <w:szCs w:val="24"/>
                 <w:lang w:val="en-US"/>
               </w:rPr>
-              <w:t>Jira</w:t>
+              <w:t>Basecamp</w:t>
             </w:r>
           </w:p>
         </w:tc>
         <w:tc>
           <w:tcPr>
-            <w:tcW w:w="2478" w:type="dxa"/>
+            <w:tcW w:w="1250" w:type="pct"/>
           </w:tcPr>
           <w:p>
             <w:pPr>
@@ -2706,7 +2722,7 @@
       <w:tr>
         <w:tc>
           <w:tcPr>
-            <w:tcW w:w="2477" w:type="dxa"/>
+            <w:tcW w:w="1250" w:type="pct"/>
           </w:tcPr>
           <w:p>
             <w:pPr>
@@ -2722,27 +2738,13 @@
                 <w:sz w:val="24"/>
                 <w:szCs w:val="24"/>
               </w:rPr>
-              <w:t xml:space="preserve">Лимиты бесплатного </w:t>
-            </w:r>
-            <w:r>
-              <w:rPr>
-                <w:sz w:val="24"/>
-                <w:szCs w:val="24"/>
-              </w:rPr>
-              <w:t>пользования</w:t>
-            </w:r>
-            <w:r>
-              <w:rPr>
-                <w:sz w:val="24"/>
-                <w:szCs w:val="24"/>
-              </w:rPr>
-              <w:t xml:space="preserve"> </w:t>
+              <w:t xml:space="preserve">Лимиты бесплатного пользования </w:t>
             </w:r>
           </w:p>
         </w:tc>
         <w:tc>
           <w:tcPr>
-            <w:tcW w:w="2478" w:type="dxa"/>
+            <w:tcW w:w="1250" w:type="pct"/>
           </w:tcPr>
           <w:p>
             <w:pPr>
@@ -2758,13 +2760,20 @@
                 <w:sz w:val="24"/>
                 <w:szCs w:val="24"/>
               </w:rPr>
-              <w:t>До 10 участников и 10 досок на рабочее пространство.</w:t>
+              <w:t>До</w:t>
+            </w:r>
+            <w:r>
+              <w:rPr>
+                <w:sz w:val="24"/>
+                <w:szCs w:val="24"/>
+              </w:rPr>
+              <w:t xml:space="preserve"> 5 активных проектов</w:t>
             </w:r>
           </w:p>
         </w:tc>
         <w:tc>
           <w:tcPr>
-            <w:tcW w:w="2478" w:type="dxa"/>
+            <w:tcW w:w="1250" w:type="pct"/>
           </w:tcPr>
           <w:p>
             <w:pPr>
@@ -2780,13 +2789,27 @@
                 <w:sz w:val="24"/>
                 <w:szCs w:val="24"/>
               </w:rPr>
-              <w:t>До 10 пользователей, урезаны права и роли.</w:t>
+              <w:t>Доступ</w:t>
+            </w:r>
+            <w:r>
+              <w:rPr>
+                <w:sz w:val="24"/>
+                <w:szCs w:val="24"/>
+              </w:rPr>
+              <w:t xml:space="preserve">ен </w:t>
+            </w:r>
+            <w:r>
+              <w:rPr>
+                <w:sz w:val="24"/>
+                <w:szCs w:val="24"/>
+              </w:rPr>
+              <w:t>1 проект и до 5 пользователей</w:t>
             </w:r>
           </w:p>
         </w:tc>
         <w:tc>
           <w:tcPr>
-            <w:tcW w:w="2478" w:type="dxa"/>
+            <w:tcW w:w="1250" w:type="pct"/>
           </w:tcPr>
           <w:p>
             <w:pPr>
@@ -2810,7 +2833,7 @@
       <w:tr>
         <w:tc>
           <w:tcPr>
-            <w:tcW w:w="2477" w:type="dxa"/>
+            <w:tcW w:w="1250" w:type="pct"/>
           </w:tcPr>
           <w:p>
             <w:pPr>
@@ -2826,20 +2849,13 @@
                 <w:sz w:val="24"/>
                 <w:szCs w:val="24"/>
               </w:rPr>
-              <w:t>Хранение</w:t>
-            </w:r>
-            <w:r>
-              <w:rPr>
-                <w:sz w:val="24"/>
-                <w:szCs w:val="24"/>
-              </w:rPr>
-              <w:t xml:space="preserve"> данных</w:t>
+              <w:t>Хранение данных</w:t>
             </w:r>
           </w:p>
         </w:tc>
         <w:tc>
           <w:tcPr>
-            <w:tcW w:w="2478" w:type="dxa"/>
+            <w:tcW w:w="1250" w:type="pct"/>
           </w:tcPr>
           <w:p>
             <w:pPr>
@@ -2862,13 +2878,20 @@
                 <w:sz w:val="24"/>
                 <w:szCs w:val="24"/>
               </w:rPr>
-              <w:t>. Данные недоступны локально.</w:t>
+              <w:t xml:space="preserve">. </w:t>
+            </w:r>
+            <w:r>
+              <w:rPr>
+                <w:sz w:val="24"/>
+                <w:szCs w:val="24"/>
+              </w:rPr>
+              <w:t>Данные недоступны локально</w:t>
             </w:r>
           </w:p>
         </w:tc>
         <w:tc>
           <w:tcPr>
-            <w:tcW w:w="2478" w:type="dxa"/>
+            <w:tcW w:w="1250" w:type="pct"/>
           </w:tcPr>
           <w:p>
             <w:pPr>
@@ -2884,13 +2907,20 @@
                 <w:sz w:val="24"/>
                 <w:szCs w:val="24"/>
               </w:rPr>
-              <w:t>В облаке (локально доступна только крупным компаниям)</w:t>
+              <w:t>В облаке (серверы разработчика)</w:t>
+            </w:r>
+            <w:r>
+              <w:rPr>
+                <w:sz w:val="24"/>
+                <w:szCs w:val="24"/>
+              </w:rPr>
+              <w:t>. Данные недоступны локально</w:t>
             </w:r>
           </w:p>
         </w:tc>
         <w:tc>
           <w:tcPr>
-            <w:tcW w:w="2478" w:type="dxa"/>
+            <w:tcW w:w="1250" w:type="pct"/>
           </w:tcPr>
           <w:p>
             <w:pPr>
@@ -2906,14 +2936,7 @@
                 <w:sz w:val="24"/>
                 <w:szCs w:val="24"/>
               </w:rPr>
-              <w:t>Локальная (</w:t>
-            </w:r>
-            <w:r>
-              <w:rPr>
-                <w:sz w:val="24"/>
-                <w:szCs w:val="24"/>
-              </w:rPr>
-              <w:t xml:space="preserve">база данных </w:t>
+              <w:t xml:space="preserve">Локально-сетевое (база данных </w:t>
             </w:r>
             <w:r>
               <w:rPr>
@@ -2935,7 +2958,7 @@
                 <w:sz w:val="24"/>
                 <w:szCs w:val="24"/>
               </w:rPr>
-              <w:t>на компьютере пользователя)</w:t>
+              <w:t>разворачивается на выделенном ПК)</w:t>
             </w:r>
           </w:p>
         </w:tc>
@@ -2943,7 +2966,7 @@
       <w:tr>
         <w:tc>
           <w:tcPr>
-            <w:tcW w:w="2477" w:type="dxa"/>
+            <w:tcW w:w="1250" w:type="pct"/>
           </w:tcPr>
           <w:p>
             <w:pPr>
@@ -2965,7 +2988,7 @@
         </w:tc>
         <w:tc>
           <w:tcPr>
-            <w:tcW w:w="2478" w:type="dxa"/>
+            <w:tcW w:w="1250" w:type="pct"/>
           </w:tcPr>
           <w:p>
             <w:pPr>
@@ -2987,7 +3010,7 @@
         </w:tc>
         <w:tc>
           <w:tcPr>
-            <w:tcW w:w="2478" w:type="dxa"/>
+            <w:tcW w:w="1250" w:type="pct"/>
           </w:tcPr>
           <w:p>
             <w:pPr>
@@ -3003,57 +3026,13 @@
                 <w:sz w:val="24"/>
                 <w:szCs w:val="24"/>
               </w:rPr>
-              <w:t>Только облако. Есть локальная версия для крупных компаний</w:t>
-            </w:r>
-            <w:r>
-              <w:rPr>
-                <w:sz w:val="24"/>
-                <w:szCs w:val="24"/>
-              </w:rPr>
-              <w:t xml:space="preserve"> (</w:t>
-            </w:r>
-            <w:r>
-              <w:rPr>
-                <w:sz w:val="24"/>
-                <w:szCs w:val="24"/>
-                <w:lang w:val="en-US"/>
-              </w:rPr>
-              <w:t>Data</w:t>
-            </w:r>
-            <w:r>
-              <w:rPr>
-                <w:sz w:val="24"/>
-                <w:szCs w:val="24"/>
-              </w:rPr>
-              <w:t xml:space="preserve"> </w:t>
-            </w:r>
-            <w:r>
-              <w:rPr>
-                <w:sz w:val="24"/>
-                <w:szCs w:val="24"/>
-                <w:lang w:val="en-US"/>
-              </w:rPr>
-              <w:t>Center</w:t>
-            </w:r>
-            <w:r>
-              <w:rPr>
-                <w:sz w:val="24"/>
-                <w:szCs w:val="24"/>
-              </w:rPr>
-              <w:t>)</w:t>
-            </w:r>
-            <w:r>
-              <w:rPr>
-                <w:sz w:val="24"/>
-                <w:szCs w:val="24"/>
-              </w:rPr>
-              <w:t>.</w:t>
+              <w:t>Только облако. Нет локальной установки</w:t>
             </w:r>
           </w:p>
         </w:tc>
         <w:tc>
           <w:tcPr>
-            <w:tcW w:w="2478" w:type="dxa"/>
+            <w:tcW w:w="1250" w:type="pct"/>
           </w:tcPr>
           <w:p>
             <w:pPr>
@@ -3069,43 +3048,7 @@
                 <w:sz w:val="24"/>
                 <w:szCs w:val="24"/>
               </w:rPr>
-              <w:t>Локальный запуск: файл запуска программы и</w:t>
-            </w:r>
-            <w:r>
-              <w:rPr>
-                <w:sz w:val="24"/>
-                <w:szCs w:val="24"/>
-              </w:rPr>
-              <w:t xml:space="preserve"> </w:t>
-            </w:r>
-            <w:r>
-              <w:rPr>
-                <w:sz w:val="24"/>
-                <w:szCs w:val="24"/>
-              </w:rPr>
-              <w:t>файл с базой данных</w:t>
-            </w:r>
-            <w:r>
-              <w:rPr>
-                <w:sz w:val="24"/>
-                <w:szCs w:val="24"/>
-              </w:rPr>
-              <w:t xml:space="preserve"> </w:t>
-            </w:r>
-            <w:r>
-              <w:rPr>
-                <w:sz w:val="24"/>
-                <w:szCs w:val="24"/>
-                <w:lang w:val="en-US"/>
-              </w:rPr>
-              <w:t>SQLite</w:t>
-            </w:r>
-            <w:r>
-              <w:rPr>
-                <w:sz w:val="24"/>
-                <w:szCs w:val="24"/>
-              </w:rPr>
-              <w:t>.</w:t>
+              <w:t>На локальном сервере. Участники подключаются к системе со своих ПК.</w:t>
             </w:r>
           </w:p>
         </w:tc>
@@ -3113,7 +3056,7 @@
       <w:tr>
         <w:tc>
           <w:tcPr>
-            <w:tcW w:w="2477" w:type="dxa"/>
+            <w:tcW w:w="1250" w:type="pct"/>
           </w:tcPr>
           <w:p>
             <w:pPr>
@@ -3135,7 +3078,7 @@
         </w:tc>
         <w:tc>
           <w:tcPr>
-            <w:tcW w:w="2478" w:type="dxa"/>
+            <w:tcW w:w="1250" w:type="pct"/>
           </w:tcPr>
           <w:p>
             <w:pPr>
@@ -3157,7 +3100,7 @@
         </w:tc>
         <w:tc>
           <w:tcPr>
-            <w:tcW w:w="2478" w:type="dxa"/>
+            <w:tcW w:w="1250" w:type="pct"/>
           </w:tcPr>
           <w:p>
             <w:pPr>
@@ -3173,22 +3116,13 @@
                 <w:sz w:val="24"/>
                 <w:szCs w:val="24"/>
               </w:rPr>
-              <w:t>Не работает без доступа к интерне</w:t>
-            </w:r>
-            <w:bookmarkStart w:id="5" w:name="_GoBack"/>
-            <w:bookmarkEnd w:id="5"/>
-            <w:r>
-              <w:rPr>
-                <w:sz w:val="24"/>
-                <w:szCs w:val="24"/>
-              </w:rPr>
-              <w:t>ту</w:t>
+              <w:t>Не работает без доступа к интернету</w:t>
             </w:r>
           </w:p>
         </w:tc>
         <w:tc>
           <w:tcPr>
-            <w:tcW w:w="2478" w:type="dxa"/>
+            <w:tcW w:w="1250" w:type="pct"/>
           </w:tcPr>
           <w:p>
             <w:pPr>
@@ -3204,7 +3138,97 @@
                 <w:sz w:val="24"/>
                 <w:szCs w:val="24"/>
               </w:rPr>
-              <w:t>Работает без подключения к интернету (возможность работы по локальной сети)</w:t>
+              <w:t>Независимость от глобального интернета (командная работа происходит внутри локальной сети)</w:t>
+            </w:r>
+          </w:p>
+        </w:tc>
+      </w:tr>
+      <w:tr>
+        <w:tc>
+          <w:tcPr>
+            <w:tcW w:w="1250" w:type="pct"/>
+          </w:tcPr>
+          <w:p>
+            <w:pPr>
+              <w:spacing w:line="240" w:lineRule="auto"/>
+              <w:ind w:firstLine="0"/>
+              <w:rPr>
+                <w:sz w:val="24"/>
+                <w:szCs w:val="24"/>
+              </w:rPr>
+            </w:pPr>
+            <w:r>
+              <w:rPr>
+                <w:sz w:val="24"/>
+                <w:szCs w:val="24"/>
+              </w:rPr>
+              <w:t>Разделение прав доступа</w:t>
+            </w:r>
+          </w:p>
+        </w:tc>
+        <w:tc>
+          <w:tcPr>
+            <w:tcW w:w="1250" w:type="pct"/>
+          </w:tcPr>
+          <w:p>
+            <w:pPr>
+              <w:spacing w:line="240" w:lineRule="auto"/>
+              <w:ind w:firstLine="0"/>
+              <w:rPr>
+                <w:sz w:val="24"/>
+                <w:szCs w:val="24"/>
+              </w:rPr>
+            </w:pPr>
+            <w:r>
+              <w:rPr>
+                <w:sz w:val="24"/>
+                <w:szCs w:val="24"/>
+              </w:rPr>
+              <w:t>Все участники имеют равные права на редактирование задач</w:t>
+            </w:r>
+          </w:p>
+        </w:tc>
+        <w:tc>
+          <w:tcPr>
+            <w:tcW w:w="1250" w:type="pct"/>
+          </w:tcPr>
+          <w:p>
+            <w:pPr>
+              <w:spacing w:line="240" w:lineRule="auto"/>
+              <w:ind w:firstLine="0"/>
+              <w:rPr>
+                <w:sz w:val="24"/>
+                <w:szCs w:val="24"/>
+              </w:rPr>
+            </w:pPr>
+            <w:r>
+              <w:rPr>
+                <w:sz w:val="24"/>
+                <w:szCs w:val="24"/>
+              </w:rPr>
+              <w:t>Доступно только в платной версии</w:t>
+            </w:r>
+          </w:p>
+        </w:tc>
+        <w:tc>
+          <w:tcPr>
+            <w:tcW w:w="1250" w:type="pct"/>
+          </w:tcPr>
+          <w:p>
+            <w:pPr>
+              <w:spacing w:line="240" w:lineRule="auto"/>
+              <w:ind w:firstLine="0"/>
+              <w:rPr>
+                <w:sz w:val="24"/>
+                <w:szCs w:val="24"/>
+              </w:rPr>
+            </w:pPr>
+            <w:r>
+              <w:rPr>
+                <w:sz w:val="24"/>
+                <w:szCs w:val="24"/>
+              </w:rPr>
+              <w:t>Строгое разделение прав: Администратор, Владелец проекта, исполнитель</w:t>
             </w:r>
           </w:p>
         </w:tc>
@@ -3215,7 +3239,7 @@
         </w:trPr>
         <w:tc>
           <w:tcPr>
-            <w:tcW w:w="2477" w:type="dxa"/>
+            <w:tcW w:w="1250" w:type="pct"/>
           </w:tcPr>
           <w:p>
             <w:pPr>
@@ -3231,21 +3255,13 @@
                 <w:sz w:val="24"/>
                 <w:szCs w:val="24"/>
               </w:rPr>
-              <w:lastRenderedPageBreak/>
-              <w:t>Сложность настройки</w:t>
-            </w:r>
-            <w:r>
-              <w:rPr>
-                <w:sz w:val="24"/>
-                <w:szCs w:val="24"/>
-              </w:rPr>
-              <w:t xml:space="preserve"> и освоения</w:t>
+              <w:t>Сложность настройки и освоения</w:t>
             </w:r>
           </w:p>
         </w:tc>
         <w:tc>
           <w:tcPr>
-            <w:tcW w:w="2478" w:type="dxa"/>
+            <w:tcW w:w="1250" w:type="pct"/>
           </w:tcPr>
           <w:p>
             <w:pPr>
@@ -3261,20 +3277,13 @@
                 <w:sz w:val="24"/>
                 <w:szCs w:val="24"/>
               </w:rPr>
-              <w:t>Низкая</w:t>
-            </w:r>
-            <w:r>
-              <w:rPr>
-                <w:sz w:val="24"/>
-                <w:szCs w:val="24"/>
-              </w:rPr>
-              <w:t xml:space="preserve"> (понятный интерфейс)</w:t>
+              <w:t>Низкая (понятный интерфейс)</w:t>
             </w:r>
           </w:p>
         </w:tc>
         <w:tc>
           <w:tcPr>
-            <w:tcW w:w="2478" w:type="dxa"/>
+            <w:tcW w:w="1250" w:type="pct"/>
           </w:tcPr>
           <w:p>
             <w:pPr>
@@ -3290,27 +3299,13 @@
                 <w:sz w:val="24"/>
                 <w:szCs w:val="24"/>
               </w:rPr>
-              <w:t>Высокая (</w:t>
-            </w:r>
-            <w:r>
-              <w:rPr>
-                <w:sz w:val="24"/>
-                <w:szCs w:val="24"/>
-              </w:rPr>
-              <w:t>требует настройки схем и прав</w:t>
-            </w:r>
-            <w:r>
-              <w:rPr>
-                <w:sz w:val="24"/>
-                <w:szCs w:val="24"/>
-              </w:rPr>
-              <w:t>)</w:t>
+              <w:t>Низкая (понятный интерфейс)</w:t>
             </w:r>
           </w:p>
         </w:tc>
         <w:tc>
           <w:tcPr>
-            <w:tcW w:w="2478" w:type="dxa"/>
+            <w:tcW w:w="1250" w:type="pct"/>
           </w:tcPr>
           <w:p>
             <w:pPr>
@@ -3326,28 +3321,7 @@
                 <w:sz w:val="24"/>
                 <w:szCs w:val="24"/>
               </w:rPr>
-              <w:t>Низкая</w:t>
-            </w:r>
-            <w:r>
-              <w:rPr>
-                <w:sz w:val="24"/>
-                <w:szCs w:val="24"/>
-              </w:rPr>
-              <w:t xml:space="preserve"> (</w:t>
-            </w:r>
-            <w:r>
-              <w:rPr>
-                <w:sz w:val="24"/>
-                <w:szCs w:val="24"/>
-              </w:rPr>
-              <w:t>понятный</w:t>
-            </w:r>
-            <w:r>
-              <w:rPr>
-                <w:sz w:val="24"/>
-                <w:szCs w:val="24"/>
-              </w:rPr>
-              <w:t xml:space="preserve"> интерфейс, содержит необходимые функции)</w:t>
+              <w:t>Низкая (понятный интерфейс, содержит необходимые функции)</w:t>
             </w:r>
           </w:p>
         </w:tc>
@@ -3355,7 +3329,7 @@
       <w:tr>
         <w:tc>
           <w:tcPr>
-            <w:tcW w:w="2477" w:type="dxa"/>
+            <w:tcW w:w="1250" w:type="pct"/>
           </w:tcPr>
           <w:p>
             <w:pPr>
@@ -3377,7 +3351,7 @@
         </w:tc>
         <w:tc>
           <w:tcPr>
-            <w:tcW w:w="2478" w:type="dxa"/>
+            <w:tcW w:w="1250" w:type="pct"/>
           </w:tcPr>
           <w:p>
             <w:pPr>
@@ -3393,20 +3367,13 @@
                 <w:sz w:val="24"/>
                 <w:szCs w:val="24"/>
               </w:rPr>
-              <w:t>Зависит от браузера пользователя</w:t>
-            </w:r>
-            <w:r>
-              <w:rPr>
-                <w:sz w:val="24"/>
-                <w:szCs w:val="24"/>
-              </w:rPr>
-              <w:t xml:space="preserve"> (нагрузка лежит на серверах разработчика)</w:t>
+              <w:t>Зависит от браузера пользователя (нагрузка лежит на серверах разработчика)</w:t>
             </w:r>
           </w:p>
         </w:tc>
         <w:tc>
           <w:tcPr>
-            <w:tcW w:w="2478" w:type="dxa"/>
+            <w:tcW w:w="1250" w:type="pct"/>
           </w:tcPr>
           <w:p>
             <w:pPr>
@@ -3422,34 +3389,13 @@
                 <w:sz w:val="24"/>
                 <w:szCs w:val="24"/>
               </w:rPr>
-              <w:t>Зависит от браузера пользователя</w:t>
-            </w:r>
-            <w:r>
-              <w:rPr>
-                <w:sz w:val="24"/>
-                <w:szCs w:val="24"/>
-              </w:rPr>
-              <w:t>. Если локальная версия: в</w:t>
-            </w:r>
-            <w:r>
-              <w:rPr>
-                <w:sz w:val="24"/>
-                <w:szCs w:val="24"/>
-              </w:rPr>
-              <w:t>ысокие требования (требует мощный выделенный сервер)</w:t>
-            </w:r>
-            <w:r>
-              <w:rPr>
-                <w:sz w:val="24"/>
-                <w:szCs w:val="24"/>
-              </w:rPr>
-              <w:t>.</w:t>
+              <w:t>Зависит от браузера пользователя (нагрузка лежит на серверах разработчика)</w:t>
             </w:r>
           </w:p>
         </w:tc>
         <w:tc>
           <w:tcPr>
-            <w:tcW w:w="2478" w:type="dxa"/>
+            <w:tcW w:w="1250" w:type="pct"/>
           </w:tcPr>
           <w:p>
             <w:pPr>
@@ -3465,86 +3411,69 @@
                 <w:sz w:val="24"/>
                 <w:szCs w:val="24"/>
               </w:rPr>
-              <w:t xml:space="preserve">Минимальные требования </w:t>
-            </w:r>
-            <w:r>
-              <w:rPr>
-                <w:sz w:val="24"/>
-                <w:szCs w:val="24"/>
-              </w:rPr>
-              <w:t>(потребляет минимум памяти)</w:t>
+              <w:t>Минимальные требования (потребляет минимум памяти)</w:t>
             </w:r>
           </w:p>
         </w:tc>
       </w:tr>
     </w:tbl>
-    <w:p/>
     <w:p>
-      <w:r>
-        <w:t xml:space="preserve">Данные аналоги требуют постоянный </w:t>
-      </w:r>
-      <w:r>
-        <w:t>финансовых вложений</w:t>
-      </w:r>
-      <w:r>
-        <w:t xml:space="preserve">: </w:t>
-      </w:r>
-      <w:r>
-        <w:rPr>
-          <w:lang w:val="en-US"/>
-        </w:rPr>
-        <w:t>Tre</w:t>
-      </w:r>
-      <w:r>
-        <w:rPr>
-          <w:lang w:val="en-US"/>
-        </w:rPr>
-        <w:t>llo</w:t>
+      <w:pPr>
+        <w:ind w:firstLine="0"/>
+      </w:pPr>
+    </w:p>
+    <w:p>
+      <w:r>
+        <w:t xml:space="preserve">Данные аналоги требуют постоянные затраты для полной работы: в </w:t>
+      </w:r>
+      <w:proofErr w:type="spellStart"/>
+      <w:r>
+        <w:t>Todoist</w:t>
+      </w:r>
+      <w:proofErr w:type="spellEnd"/>
+      <w:r>
+        <w:t xml:space="preserve"> можно создать только 5 проектов, а </w:t>
+      </w:r>
+      <w:proofErr w:type="spellStart"/>
+      <w:r>
+        <w:t>Basecamp</w:t>
+      </w:r>
+      <w:proofErr w:type="spellEnd"/>
+      <w:r>
+        <w:t xml:space="preserve"> позволяет создать только 1 проект и добавить до 5 пользователей в бесплатной версии. В данных программах нет строгого разделения прав доступа. Также, данные аналоги хранят всю информацию </w:t>
+      </w:r>
+      <w:r>
+        <w:lastRenderedPageBreak/>
+        <w:t>на своих облачных серверах, из-за чего не работают без интернета. Это означает, что команда зависит от работы чужих серверов, из-за этого создается риск потери данных</w:t>
+      </w:r>
+      <w:r>
+        <w:t>,</w:t>
+      </w:r>
+      <w:r>
+        <w:t xml:space="preserve"> если сервис заб</w:t>
+      </w:r>
+      <w:bookmarkStart w:id="5" w:name="_GoBack"/>
+      <w:bookmarkEnd w:id="5"/>
+      <w:r>
+        <w:t>локиру</w:t>
+      </w:r>
+      <w:r>
+        <w:t>ют или пропадёт</w:t>
+      </w:r>
+      <w:r>
+        <w:t xml:space="preserve"> с</w:t>
+      </w:r>
+      <w:r>
+        <w:t>оединение с</w:t>
+      </w:r>
+      <w:r>
+        <w:t xml:space="preserve"> интернетом</w:t>
+      </w:r>
+      <w:r>
+        <w:t>.</w:t>
       </w:r>
       <w:r>
         <w:t xml:space="preserve"> </w:t>
-      </w:r>
-      <w:r>
-        <w:t xml:space="preserve">ограничивает доступ к необходимым функциям в бесплатной версии, </w:t>
-      </w:r>
-      <w:r>
-        <w:rPr>
-          <w:lang w:val="en-US"/>
-        </w:rPr>
-        <w:t>Jira</w:t>
-      </w:r>
-      <w:r>
-        <w:t xml:space="preserve"> </w:t>
-      </w:r>
-      <w:r>
-        <w:t>треб</w:t>
-      </w:r>
-      <w:r>
-        <w:t>ует регулярной оплаты</w:t>
-      </w:r>
-      <w:r>
-        <w:t xml:space="preserve"> подписки. Также, данные аналоги хранят всю информацию на своих облачных серверах, из-за чего не работают без интернета. </w:t>
-      </w:r>
-      <w:r>
-        <w:t>Это означает полную зависимость команды от стабильности чужих серверов</w:t>
-      </w:r>
-      <w:r>
-        <w:t>,</w:t>
-      </w:r>
-      <w:r>
-        <w:t xml:space="preserve"> создает риск потери данных при блокировке сервиса или интернета. Разрабатываемая система будет полностью бесплатной, использовать локальную базу </w:t>
-      </w:r>
-      <w:r>
-        <w:rPr>
-          <w:lang w:val="en-US"/>
-        </w:rPr>
-        <w:t>SQLite</w:t>
-      </w:r>
-      <w:r>
-        <w:t xml:space="preserve"> </w:t>
-      </w:r>
-      <w:r>
-        <w:t>и работать без интернета.</w:t>
       </w:r>
     </w:p>
     <w:p/>
@@ -3808,7 +3737,7 @@
             </wp:anchor>
           </w:drawing>
         </mc:Choice>
-        <mc:Fallback xmlns:oel="http://schemas.microsoft.com/office/2019/extlst" xmlns:w16du="http://schemas.microsoft.com/office/word/2023/wordml/word16du" xmlns:w16sdtfl="http://schemas.microsoft.com/office/word/2024/wordml/sdtformatlock" xmlns:w16sdtdh="http://schemas.microsoft.com/office/word/2020/wordml/sdtdatahash" xmlns:w16="http://schemas.microsoft.com/office/word/2018/wordml" xmlns:w16cid="http://schemas.microsoft.com/office/word/2016/wordml/cid" xmlns:w16cex="http://schemas.microsoft.com/office/word/2018/wordml/cex" xmlns:am3d="http://schemas.microsoft.com/office/drawing/2017/model3d" xmlns:aink="http://schemas.microsoft.com/office/drawing/2016/ink" xmlns:cx8="http://schemas.microsoft.com/office/drawing/2016/5/14/chartex" xmlns:cx7="http://schemas.microsoft.com/office/drawing/2016/5/13/chartex" xmlns:cx6="http://schemas.microsoft.com/office/drawing/2016/5/12/chartex" xmlns:cx5="http://schemas.microsoft.com/office/drawing/2016/5/11/chartex" xmlns:cx4="http://schemas.microsoft.com/office/drawing/2016/5/10/chartex" xmlns:cx3="http://schemas.microsoft.com/office/drawing/2016/5/9/chartex" xmlns:cx2="http://schemas.microsoft.com/office/drawing/2015/10/21/chartex" xmlns:cx1="http://schemas.microsoft.com/office/drawing/2015/9/8/chartex">
+        <mc:Fallback xmlns:cx1="http://schemas.microsoft.com/office/drawing/2015/9/8/chartex" xmlns:cx2="http://schemas.microsoft.com/office/drawing/2015/10/21/chartex" xmlns:cx3="http://schemas.microsoft.com/office/drawing/2016/5/9/chartex" xmlns:cx4="http://schemas.microsoft.com/office/drawing/2016/5/10/chartex" xmlns:cx5="http://schemas.microsoft.com/office/drawing/2016/5/11/chartex" xmlns:cx6="http://schemas.microsoft.com/office/drawing/2016/5/12/chartex" xmlns:cx7="http://schemas.microsoft.com/office/drawing/2016/5/13/chartex" xmlns:cx8="http://schemas.microsoft.com/office/drawing/2016/5/14/chartex" xmlns:aink="http://schemas.microsoft.com/office/drawing/2016/ink" xmlns:am3d="http://schemas.microsoft.com/office/drawing/2017/model3d" xmlns:w16cex="http://schemas.microsoft.com/office/word/2018/wordml/cex" xmlns:w16cid="http://schemas.microsoft.com/office/word/2016/wordml/cid" xmlns:w16="http://schemas.microsoft.com/office/word/2018/wordml" xmlns:w16sdtdh="http://schemas.microsoft.com/office/word/2020/wordml/sdtdatahash" xmlns:w16sdtfl="http://schemas.microsoft.com/office/word/2024/wordml/sdtformatlock" xmlns:w16du="http://schemas.microsoft.com/office/word/2023/wordml/word16du" xmlns:oel="http://schemas.microsoft.com/office/2019/extlst">
           <w:pict>
             <v:rect w14:anchorId="1282D344" id="Rectangle 2" o:spid="_x0000_s1026" style="position:absolute;margin-left:-18.25pt;margin-top:-20.4pt;width:520.7pt;height:807.65pt;z-index:251665408;visibility:visible;mso-wrap-style:square;mso-width-percent:0;mso-height-percent:0;mso-wrap-distance-left:9pt;mso-wrap-distance-top:0;mso-wrap-distance-right:9pt;mso-wrap-distance-bottom:0;mso-position-horizontal:absolute;mso-position-horizontal-relative:margin;mso-position-vertical:absolute;mso-position-vertical-relative:text;mso-width-percent:0;mso-height-percent:0;mso-width-relative:page;mso-height-relative:page;v-text-anchor:top" o:gfxdata="UEsDBBQABgAIAAAAIQC2gziS/gAAAOEBAAATAAAAW0NvbnRlbnRfVHlwZXNdLnhtbJSRQU7DMBBF&#10;90jcwfIWJU67QAgl6YK0S0CoHGBkTxKLZGx5TGhvj5O2G0SRWNoz/78nu9wcxkFMGNg6quQqL6RA&#10;0s5Y6ir5vt9lD1JwBDIwOMJKHpHlpr69KfdHjyxSmriSfYz+USnWPY7AufNIadK6MEJMx9ApD/oD&#10;OlTrorhX2lFEilmcO2RdNtjC5xDF9pCuTyYBB5bi6bQ4syoJ3g9WQ0ymaiLzg5KdCXlKLjvcW893&#10;SUOqXwnz5DrgnHtJTxOsQfEKIT7DmDSUCaxw7Rqn8787ZsmRM9e2VmPeBN4uqYvTtW7jvijg9N/y&#10;JsXecLq0q+WD6m8AAAD//wMAUEsDBBQABgAIAAAAIQA4/SH/1gAAAJQBAAALAAAAX3JlbHMvLnJl&#10;bHOkkMFqwzAMhu+DvYPRfXGawxijTi+j0GvpHsDYimMaW0Yy2fr2M4PBMnrbUb/Q94l/f/hMi1qR&#10;JVI2sOt6UJgd+ZiDgffL8ekFlFSbvV0oo4EbChzGx4f9GRdb25HMsYhqlCwG5lrLq9biZkxWOiqY&#10;22YiTra2kYMu1l1tQD30/bPm3wwYN0x18gb45AdQl1tp5j/sFB2T0FQ7R0nTNEV3j6o9feQzro1i&#10;OWA14Fm+Q8a1a8+Bvu/d/dMb2JY5uiPbhG/ktn4cqGU/er3pcvwCAAD//wMAUEsDBBQABgAIAAAA&#10;IQDeEfnGCAIAAPADAAAOAAAAZHJzL2Uyb0RvYy54bWysU9tu2zAMfR+wfxD0vvjSJO2MOEWRrsOA&#10;7gJ0+wBFlm1hsqhRSpzs60cpbpptb8P8IJAmeUgeHa1uD4Nhe4Veg615Mcs5U1ZCo21X829fH97c&#10;cOaDsI0wYFXNj8rz2/XrV6vRVaqEHkyjkBGI9dXoat6H4Kos87JXg/AzcMpSsAUcRCAXu6xBMRL6&#10;YLIyz5fZCNg4BKm8p7/3pyBfJ/y2VTJ8bluvAjM1p9lCOjGd23hm65WoOhSu13IaQ/zDFIPQlpqe&#10;oe5FEGyH+i+oQUsED22YSRgyaFstVdqBtinyP7Z56oVTaRcix7szTf7/wcpP+yf3BePo3j2C/O6Z&#10;hU0vbKfuEGHslWioXRGJykbnq3NBdDyVsu34ERq6WrELkDg4tDhEQNqOHRLVxzPV6hCYpJ/LZXGV&#10;l1ecSYoVebm4LuaL1ERUz/UOfXivYGDRqDnSZSZ8sX/0Ic4jqueU2M7CgzYmXaixbKx5uZjnearw&#10;YHQTo2lP7LYbg2wvoibSNzX+LW3QgZRp9FDzm3OSqCIh72yT2gShzcmmUYydGIqkRP35agvNkQhC&#10;OMmOngkZPeBPzkaSXM39j51AxZn5YInkt8V8HjWanPniuiQHLyPby4iwkqBqHjg7mZtw0vXOoe56&#10;6lSk3S3c0cW0OjH2MtU0LMkqETk9gajbSz9lvTzU9S8AAAD//wMAUEsDBBQABgAIAAAAIQByzsdk&#10;4AAAAA0BAAAPAAAAZHJzL2Rvd25yZXYueG1sTI/NTsMwEITvSLyDtUjcWhtIShPiVClSrwhCH8CN&#10;3SRqvA6x8wNPz/YEtxntp9mZbLfYjk1m8K1DCQ9rAcxg5XSLtYTj52G1BeaDQq06h0bCt/Gwy29v&#10;MpVqN+OHmcpQMwpBnyoJTQh9yrmvGmOVX7veIN3ObrAqkB1qrgc1U7jt+KMQG25Vi/ShUb15bUx1&#10;KUcr4RKW6a2oy59Dctwn1fu+mMevQsr7u6V4ARbMEv5guNan6pBTp5MbUXvWSVg9bWJCSUSCNlwJ&#10;IaIE2IlU/BzFwPOM/1+R/wIAAP//AwBQSwECLQAUAAYACAAAACEAtoM4kv4AAADhAQAAEwAAAAAA&#10;AAAAAAAAAAAAAAAAW0NvbnRlbnRfVHlwZXNdLnhtbFBLAQItABQABgAIAAAAIQA4/SH/1gAAAJQB&#10;AAALAAAAAAAAAAAAAAAAAC8BAABfcmVscy8ucmVsc1BLAQItABQABgAIAAAAIQDeEfnGCAIAAPAD&#10;AAAOAAAAAAAAAAAAAAAAAC4CAABkcnMvZTJvRG9jLnhtbFBLAQItABQABgAIAAAAIQByzsdk4AAA&#10;AA0BAAAPAAAAAAAAAAAAAAAAAGIEAABkcnMvZG93bnJldi54bWxQSwUGAAAAAAQABADzAAAAbwUA&#10;AAAA&#10;" filled="f" strokeweight="2pt">
               <w10:wrap anchorx="margin"/>
@@ -3901,7 +3830,7 @@
             </wp:anchor>
           </w:drawing>
         </mc:Choice>
-        <mc:Fallback xmlns:oel="http://schemas.microsoft.com/office/2019/extlst" xmlns:w16du="http://schemas.microsoft.com/office/word/2023/wordml/word16du" xmlns:w16sdtfl="http://schemas.microsoft.com/office/word/2024/wordml/sdtformatlock" xmlns:w16sdtdh="http://schemas.microsoft.com/office/word/2020/wordml/sdtdatahash" xmlns:w16="http://schemas.microsoft.com/office/word/2018/wordml" xmlns:w16cid="http://schemas.microsoft.com/office/word/2016/wordml/cid" xmlns:w16cex="http://schemas.microsoft.com/office/word/2018/wordml/cex" xmlns:am3d="http://schemas.microsoft.com/office/drawing/2017/model3d" xmlns:aink="http://schemas.microsoft.com/office/drawing/2016/ink" xmlns:cx8="http://schemas.microsoft.com/office/drawing/2016/5/14/chartex" xmlns:cx7="http://schemas.microsoft.com/office/drawing/2016/5/13/chartex" xmlns:cx6="http://schemas.microsoft.com/office/drawing/2016/5/12/chartex" xmlns:cx5="http://schemas.microsoft.com/office/drawing/2016/5/11/chartex" xmlns:cx4="http://schemas.microsoft.com/office/drawing/2016/5/10/chartex" xmlns:cx3="http://schemas.microsoft.com/office/drawing/2016/5/9/chartex" xmlns:cx2="http://schemas.microsoft.com/office/drawing/2015/10/21/chartex" xmlns:cx1="http://schemas.microsoft.com/office/drawing/2015/9/8/chartex">
+        <mc:Fallback xmlns:cx1="http://schemas.microsoft.com/office/drawing/2015/9/8/chartex" xmlns:cx2="http://schemas.microsoft.com/office/drawing/2015/10/21/chartex" xmlns:cx3="http://schemas.microsoft.com/office/drawing/2016/5/9/chartex" xmlns:cx4="http://schemas.microsoft.com/office/drawing/2016/5/10/chartex" xmlns:cx5="http://schemas.microsoft.com/office/drawing/2016/5/11/chartex" xmlns:cx6="http://schemas.microsoft.com/office/drawing/2016/5/12/chartex" xmlns:cx7="http://schemas.microsoft.com/office/drawing/2016/5/13/chartex" xmlns:cx8="http://schemas.microsoft.com/office/drawing/2016/5/14/chartex" xmlns:aink="http://schemas.microsoft.com/office/drawing/2016/ink" xmlns:am3d="http://schemas.microsoft.com/office/drawing/2017/model3d" xmlns:w16cex="http://schemas.microsoft.com/office/word/2018/wordml/cex" xmlns:w16cid="http://schemas.microsoft.com/office/word/2016/wordml/cid" xmlns:w16="http://schemas.microsoft.com/office/word/2018/wordml" xmlns:w16sdtdh="http://schemas.microsoft.com/office/word/2020/wordml/sdtdatahash" xmlns:w16sdtfl="http://schemas.microsoft.com/office/word/2024/wordml/sdtformatlock" xmlns:w16du="http://schemas.microsoft.com/office/word/2023/wordml/word16du" xmlns:oel="http://schemas.microsoft.com/office/2019/extlst">
           <w:pict>
             <v:rect w14:anchorId="7C87A908" id="Rectangle 2" o:spid="_x0000_s1026" style="position:absolute;margin-left:-19.3pt;margin-top:-19.35pt;width:521.55pt;height:808.7pt;z-index:251663360;visibility:visible;mso-wrap-style:square;mso-width-percent:0;mso-height-percent:0;mso-wrap-distance-left:9pt;mso-wrap-distance-top:0;mso-wrap-distance-right:9pt;mso-wrap-distance-bottom:0;mso-position-horizontal:absolute;mso-position-horizontal-relative:margin;mso-position-vertical:absolute;mso-position-vertical-relative:text;mso-width-percent:0;mso-height-percent:0;mso-width-relative:page;mso-height-relative:page;v-text-anchor:top" o:gfxdata="UEsDBBQABgAIAAAAIQC2gziS/gAAAOEBAAATAAAAW0NvbnRlbnRfVHlwZXNdLnhtbJSRQU7DMBBF&#10;90jcwfIWJU67QAgl6YK0S0CoHGBkTxKLZGx5TGhvj5O2G0SRWNoz/78nu9wcxkFMGNg6quQqL6RA&#10;0s5Y6ir5vt9lD1JwBDIwOMJKHpHlpr69KfdHjyxSmriSfYz+USnWPY7AufNIadK6MEJMx9ApD/oD&#10;OlTrorhX2lFEilmcO2RdNtjC5xDF9pCuTyYBB5bi6bQ4syoJ3g9WQ0ymaiLzg5KdCXlKLjvcW893&#10;SUOqXwnz5DrgnHtJTxOsQfEKIT7DmDSUCaxw7Rqn8787ZsmRM9e2VmPeBN4uqYvTtW7jvijg9N/y&#10;JsXecLq0q+WD6m8AAAD//wMAUEsDBBQABgAIAAAAIQA4/SH/1gAAAJQBAAALAAAAX3JlbHMvLnJl&#10;bHOkkMFqwzAMhu+DvYPRfXGawxijTi+j0GvpHsDYimMaW0Yy2fr2M4PBMnrbUb/Q94l/f/hMi1qR&#10;JVI2sOt6UJgd+ZiDgffL8ekFlFSbvV0oo4EbChzGx4f9GRdb25HMsYhqlCwG5lrLq9biZkxWOiqY&#10;22YiTra2kYMu1l1tQD30/bPm3wwYN0x18gb45AdQl1tp5j/sFB2T0FQ7R0nTNEV3j6o9feQzro1i&#10;OWA14Fm+Q8a1a8+Bvu/d/dMb2JY5uiPbhG/ktn4cqGU/er3pcvwCAAD//wMAUEsDBBQABgAIAAAA&#10;IQARIGBNCQIAAPADAAAOAAAAZHJzL2Uyb0RvYy54bWysU9tu2zAMfR+wfxD0vviyJM2MOEWRrsOA&#10;7gJ0+wBFlm1hsqhRSpzs60fJaRpsb8P8IIgmeUgeHq1vj4NhB4Veg615Mcs5U1ZCo21X8+/fHt6s&#10;OPNB2EYYsKrmJ+X57eb1q/XoKlVCD6ZRyAjE+mp0Ne9DcFWWedmrQfgZOGXJ2QIOIpCJXdagGAl9&#10;MFmZ58tsBGwcglTe09/7yck3Cb9tlQxf2tarwEzNqbeQTkznLp7ZZi2qDoXrtTy3If6hi0FoS0Uv&#10;UPciCLZH/RfUoCWChzbMJAwZtK2WKs1A0xT5H9M89cKpNAuR492FJv//YOXnw5P7irF17x5B/vDM&#10;wrYXtlN3iDD2SjRUrohEZaPz1SUhGp5S2W78BA2tVuwDJA6OLQ4RkKZjx0T16UK1OgYm6edyWb5d&#10;LhacSfIVeXmTz1dpG5monvMd+vBBwcDipeZIy0z44vDoQ+xHVM8hsZyFB21MWqixbKx5uZjnecrw&#10;YHQTvWlO7HZbg+wgoibSl6YjBq7DBh1ImUYPNV9dgkQVCXlvm1QmCG2mO7Vi7JmhSErUn6920JyI&#10;IIRJdvRM6NID/uJsJMnV3P/cC1ScmY+WSH5XzOdRo8mYL25KMvDas7v2CCsJquaBs+m6DZOu9w51&#10;11OlIs1u4Y4W0+rE2EtX52ZJVonI8xOIur22U9TLQ938BgAA//8DAFBLAwQUAAYACAAAACEAR/9j&#10;7OAAAAANAQAADwAAAGRycy9kb3ducmV2LnhtbEyPy07DMBBF90j8gzVI7FqbR5s0jVOlSN0iCP0A&#10;N54mUeNxiJ0HfD0uG9jd0RzdOZPuZtOyEXvXWJLwsBTAkEqrG6okHD8OixiY84q0ai2hhC90sMtu&#10;b1KVaDvRO46Fr1goIZcoCbX3XcK5K2s0yi1thxR2Z9sb5cPYV1z3agrlpuWPQqy5UQ2FC7Xq8KXG&#10;8lIMRsLFz+NrXhXfh81xvynf9vk0fOZS3t/N+RaYx9n/wXDVD+qQBaeTHUg71kpYPMXrgP6GCNiV&#10;EOJ5BewU0iqKI+BZyv9/kf0AAAD//wMAUEsBAi0AFAAGAAgAAAAhALaDOJL+AAAA4QEAABMAAAAA&#10;AAAAAAAAAAAAAAAAAFtDb250ZW50X1R5cGVzXS54bWxQSwECLQAUAAYACAAAACEAOP0h/9YAAACU&#10;AQAACwAAAAAAAAAAAAAAAAAvAQAAX3JlbHMvLnJlbHNQSwECLQAUAAYACAAAACEAESBgTQkCAADw&#10;AwAADgAAAAAAAAAAAAAAAAAuAgAAZHJzL2Uyb0RvYy54bWxQSwECLQAUAAYACAAAACEAR/9j7OAA&#10;AAANAQAADwAAAAAAAAAAAAAAAABjBAAAZHJzL2Rvd25yZXYueG1sUEsFBgAAAAAEAAQA8wAAAHAF&#10;AAAAAA==&#10;" filled="f" strokeweight="2pt">
               <w10:wrap anchorx="margin"/>
@@ -10203,7 +10132,7 @@
                                       <w:sz w:val="32"/>
                                       <w:szCs w:val="32"/>
                                     </w:rPr>
-                                    <w:t>9</w:t>
+                                    <w:t>13</w:t>
                                   </w:r>
                                   <w:r>
                                     <w:rPr>
@@ -11652,7 +11581,7 @@
                                 <w:sz w:val="32"/>
                                 <w:szCs w:val="32"/>
                               </w:rPr>
-                              <w:t>9</w:t>
+                              <w:t>13</w:t>
                             </w:r>
                             <w:r>
                               <w:rPr>
@@ -13532,6 +13461,7 @@
   <w:style w:type="character" w:default="1" w:styleId="a1">
     <w:name w:val="Default Paragraph Font"/>
     <w:uiPriority w:val="1"/>
+    <w:semiHidden/>
     <w:unhideWhenUsed/>
   </w:style>
   <w:style w:type="table" w:default="1" w:styleId="a2">
@@ -13748,6 +13678,36 @@
     <w:rPr>
       <w:color w:val="954F72" w:themeColor="followedHyperlink"/>
       <w:u w:val="single"/>
+    </w:rPr>
+  </w:style>
+  <w:style w:type="paragraph" w:styleId="ae">
+    <w:name w:val="Balloon Text"/>
+    <w:basedOn w:val="a0"/>
+    <w:link w:val="af"/>
+    <w:uiPriority w:val="99"/>
+    <w:semiHidden/>
+    <w:unhideWhenUsed/>
+    <w:rsid w:val="00843C7F"/>
+    <w:pPr>
+      <w:spacing w:line="240" w:lineRule="auto"/>
+    </w:pPr>
+    <w:rPr>
+      <w:rFonts w:ascii="Segoe UI" w:hAnsi="Segoe UI" w:cs="Segoe UI"/>
+      <w:sz w:val="18"/>
+      <w:szCs w:val="18"/>
+    </w:rPr>
+  </w:style>
+  <w:style w:type="character" w:customStyle="1" w:styleId="af">
+    <w:name w:val="Текст выноски Знак"/>
+    <w:basedOn w:val="a1"/>
+    <w:link w:val="ae"/>
+    <w:uiPriority w:val="99"/>
+    <w:semiHidden/>
+    <w:rsid w:val="00843C7F"/>
+    <w:rPr>
+      <w:rFonts w:ascii="Segoe UI" w:hAnsi="Segoe UI" w:cs="Segoe UI"/>
+      <w:sz w:val="18"/>
+      <w:szCs w:val="18"/>
     </w:rPr>
   </w:style>
 </w:styles>
@@ -14053,7 +14013,7 @@
 </file>
 
 <file path=customXml/itemProps1.xml><?xml version="1.0" encoding="utf-8"?>
-<ds:datastoreItem xmlns:ds="http://schemas.openxmlformats.org/officeDocument/2006/customXml" ds:itemID="{66CFBDC9-FD47-405A-B730-691EF91E479A}">
+<ds:datastoreItem xmlns:ds="http://schemas.openxmlformats.org/officeDocument/2006/customXml" ds:itemID="{D49F01C6-7B4D-4DE9-AA36-9B28BCA097AD}">
   <ds:schemaRefs>
     <ds:schemaRef ds:uri="http://schemas.openxmlformats.org/officeDocument/2006/bibliography"/>
   </ds:schemaRefs>

--- a/Кириченко И.А КП.docx
+++ b/Кириченко И.А КП.docx
@@ -14,6 +14,8 @@
         </w:rPr>
       </w:pPr>
       <w:bookmarkStart w:id="0" w:name="_Hlk96599305"/>
+      <w:bookmarkStart w:id="1" w:name="_GoBack"/>
+      <w:bookmarkEnd w:id="1"/>
       <w:r>
         <w:rPr>
           <w:rFonts w:cs="Times New Roman"/>
@@ -450,18 +452,8 @@
           <w:sz w:val="32"/>
           <w:szCs w:val="32"/>
         </w:rPr>
-        <w:t xml:space="preserve">Д.О. </w:t>
-      </w:r>
-      <w:proofErr w:type="spellStart"/>
-      <w:r>
-        <w:rPr>
-          <w:rFonts w:cs="Times New Roman"/>
-          <w:sz w:val="32"/>
-          <w:szCs w:val="32"/>
-        </w:rPr>
-        <w:t>Гариев</w:t>
-      </w:r>
-      <w:proofErr w:type="spellEnd"/>
+        <w:t>Д.О. Гариев</w:t>
+      </w:r>
     </w:p>
     <w:p>
       <w:pPr>
@@ -1993,7 +1985,7 @@
           <w:rFonts w:cs="Times New Roman"/>
         </w:rPr>
       </w:pPr>
-      <w:bookmarkStart w:id="1" w:name="_Toc208490205"/>
+      <w:bookmarkStart w:id="2" w:name="_Toc208490205"/>
       <w:r>
         <w:rPr>
           <w:rFonts w:cs="Times New Roman"/>
@@ -2001,7 +1993,7 @@
         <w:lastRenderedPageBreak/>
         <w:t>Введение</w:t>
       </w:r>
-      <w:bookmarkEnd w:id="1"/>
+      <w:bookmarkEnd w:id="2"/>
     </w:p>
     <w:p>
       <w:pPr>
@@ -2017,7 +2009,7 @@
           <w:rFonts w:cs="Times New Roman"/>
         </w:rPr>
       </w:pPr>
-      <w:bookmarkStart w:id="2" w:name="_Toc208490206"/>
+      <w:bookmarkStart w:id="3" w:name="_Toc208490206"/>
       <w:r>
         <w:rPr>
           <w:rFonts w:cs="Times New Roman"/>
@@ -2025,7 +2017,7 @@
         <w:lastRenderedPageBreak/>
         <w:t>1 Постановка задачи</w:t>
       </w:r>
-      <w:bookmarkEnd w:id="2"/>
+      <w:bookmarkEnd w:id="3"/>
     </w:p>
     <w:p>
       <w:pPr>
@@ -2038,7 +2030,7 @@
           <w:rFonts w:cs="Times New Roman"/>
         </w:rPr>
       </w:pPr>
-      <w:bookmarkStart w:id="3" w:name="_Toc208490207"/>
+      <w:bookmarkStart w:id="4" w:name="_Toc208490207"/>
       <w:r>
         <w:rPr>
           <w:rFonts w:cs="Times New Roman"/>
@@ -2051,7 +2043,7 @@
         </w:rPr>
         <w:t xml:space="preserve"> предметной области</w:t>
       </w:r>
-      <w:bookmarkEnd w:id="3"/>
+      <w:bookmarkEnd w:id="4"/>
     </w:p>
     <w:p>
       <w:r>
@@ -2092,28 +2084,12 @@
         <w:t xml:space="preserve">Для иллюстрации описанных процессов можно привести пример. Допустим, команда из четырех специалистов занимается созданием веб-приложения «Заметки». </w:t>
       </w:r>
       <w:r>
-        <w:t xml:space="preserve">Один участник становится владельцем. Он создает проект, указывает общий срок (2 месяца) и добавляет в него двух программистов и одного </w:t>
-      </w:r>
-      <w:proofErr w:type="spellStart"/>
-      <w:r>
-        <w:t>тестировщика</w:t>
-      </w:r>
-      <w:proofErr w:type="spellEnd"/>
-      <w:r>
-        <w:t>. Далее он формирует список задач: анализ требований (5 дней), проектирование базы данных (7 дней), разработка интерфейса (14 дней), написание серверной логики (20 дней) и тестирование (10 дней). Для каждой задачи назначается конкретный человек и срок сдачи.</w:t>
+        <w:t>Один участник становится владельцем. Он создает проект, указывает общий срок (2 месяца) и добавляет в него двух программистов и одного тестировщика. Далее он формирует список задач: анализ требований (5 дней), проектирование базы данных (7 дней), разработка интерфейса (14 дней), написание серверной логики (20 дней) и тестирование (10 дней). Для каждой задачи назначается конкретный человек и срок сдачи.</w:t>
       </w:r>
     </w:p>
     <w:p>
       <w:r>
-        <w:t xml:space="preserve"> Важной частью предметной области является управление ресурсами. Чтобы успешно закончить проект необходимо контролировать нагрузку на участников. Если один программист перегружен задачами, а </w:t>
-      </w:r>
-      <w:proofErr w:type="spellStart"/>
-      <w:r>
-        <w:t>тестировщик</w:t>
-      </w:r>
-      <w:proofErr w:type="spellEnd"/>
-      <w:r>
-        <w:t xml:space="preserve"> ничем не занят, то сроки сдачи проекта неизбежно сдвинутся.</w:t>
+        <w:t xml:space="preserve"> Важной частью предметной области является управление ресурсами. Чтобы успешно закончить проект необходимо контролировать нагрузку на участников. Если один программист перегружен задачами, а тестировщик ничем не занят, то сроки сдачи проекта неизбежно сдвинутся.</w:t>
       </w:r>
       <w:r>
         <w:t xml:space="preserve"> Поэтому система управления </w:t>
@@ -2328,14 +2304,14 @@
           <w:rFonts w:cs="Times New Roman"/>
         </w:rPr>
       </w:pPr>
-      <w:bookmarkStart w:id="4" w:name="_Toc208490208"/>
+      <w:bookmarkStart w:id="5" w:name="_Toc208490208"/>
       <w:r>
         <w:rPr>
           <w:rFonts w:cs="Times New Roman"/>
         </w:rPr>
         <w:t>Требования к программному продукту</w:t>
       </w:r>
-      <w:bookmarkEnd w:id="4"/>
+      <w:bookmarkEnd w:id="5"/>
     </w:p>
     <w:p>
       <w:r>
@@ -2936,29 +2912,35 @@
                 <w:sz w:val="24"/>
                 <w:szCs w:val="24"/>
               </w:rPr>
-              <w:t xml:space="preserve">Локально-сетевое (база данных </w:t>
+              <w:t>Локально-сетевое (</w:t>
             </w:r>
             <w:r>
               <w:rPr>
                 <w:sz w:val="24"/>
                 <w:szCs w:val="24"/>
-                <w:lang w:val="en-US"/>
-              </w:rPr>
-              <w:t>SQLite</w:t>
+              </w:rPr>
+              <w:t xml:space="preserve">полноценная </w:t>
             </w:r>
             <w:r>
               <w:rPr>
                 <w:sz w:val="24"/>
                 <w:szCs w:val="24"/>
               </w:rPr>
-              <w:t xml:space="preserve"> </w:t>
+              <w:t xml:space="preserve">база данных разворачивается на выделенном </w:t>
             </w:r>
             <w:r>
               <w:rPr>
                 <w:sz w:val="24"/>
                 <w:szCs w:val="24"/>
               </w:rPr>
-              <w:t>разворачивается на выделенном ПК)</w:t>
+              <w:t>компьютере</w:t>
+            </w:r>
+            <w:r>
+              <w:rPr>
+                <w:sz w:val="24"/>
+                <w:szCs w:val="24"/>
+              </w:rPr>
+              <w:t>)</w:t>
             </w:r>
           </w:p>
         </w:tc>
@@ -3424,38 +3406,17 @@
     </w:p>
     <w:p>
       <w:r>
-        <w:t xml:space="preserve">Данные аналоги требуют постоянные затраты для полной работы: в </w:t>
-      </w:r>
-      <w:proofErr w:type="spellStart"/>
-      <w:r>
-        <w:t>Todoist</w:t>
-      </w:r>
-      <w:proofErr w:type="spellEnd"/>
-      <w:r>
-        <w:t xml:space="preserve"> можно создать только 5 проектов, а </w:t>
-      </w:r>
-      <w:proofErr w:type="spellStart"/>
-      <w:r>
-        <w:t>Basecamp</w:t>
-      </w:r>
-      <w:proofErr w:type="spellEnd"/>
-      <w:r>
-        <w:t xml:space="preserve"> позволяет создать только 1 проект и добавить до 5 пользователей в бесплатной версии. В данных программах нет строгого разделения прав доступа. Также, данные аналоги хранят всю информацию </w:t>
+        <w:t xml:space="preserve">Данные аналоги требуют постоянные затраты для полной работы: в Todoist можно создать только 5 проектов, а Basecamp позволяет создать только 1 проект и добавить до 5 пользователей в бесплатной версии. В данных программах нет </w:t>
       </w:r>
       <w:r>
         <w:lastRenderedPageBreak/>
-        <w:t>на своих облачных серверах, из-за чего не работают без интернета. Это означает, что команда зависит от работы чужих серверов, из-за этого создается риск потери данных</w:t>
+        <w:t>строгого разделения прав доступа. Также, данные аналоги хранят всю информацию на своих облачных серверах, из-за чего не работают без интернета. Это означает, что команда зависит от работы чужих серверов, из-за этого создается риск потери данных</w:t>
       </w:r>
       <w:r>
         <w:t>,</w:t>
       </w:r>
       <w:r>
-        <w:t xml:space="preserve"> если сервис заб</w:t>
-      </w:r>
-      <w:bookmarkStart w:id="5" w:name="_GoBack"/>
-      <w:bookmarkEnd w:id="5"/>
-      <w:r>
-        <w:t>локиру</w:t>
+        <w:t xml:space="preserve"> если сервис заблокиру</w:t>
       </w:r>
       <w:r>
         <w:t>ют или пропадёт</w:t>
@@ -3476,6 +3437,12 @@
         <w:t xml:space="preserve"> </w:t>
       </w:r>
     </w:p>
+    <w:p>
+      <w:r>
+        <w:t>Разрабатываемая система будет бесплатной и получит разделение на участников на роли. Чтобы программа могла работать по локальной сети, будет использоваться полноценная база данных, которая будет хранится на компьютере команды и работать без интернета.</w:t>
+      </w:r>
+    </w:p>
+    <w:p/>
     <w:p/>
     <w:p>
       <w:pPr>
@@ -3737,7 +3704,7 @@
             </wp:anchor>
           </w:drawing>
         </mc:Choice>
-        <mc:Fallback xmlns:cx1="http://schemas.microsoft.com/office/drawing/2015/9/8/chartex" xmlns:cx2="http://schemas.microsoft.com/office/drawing/2015/10/21/chartex" xmlns:cx3="http://schemas.microsoft.com/office/drawing/2016/5/9/chartex" xmlns:cx4="http://schemas.microsoft.com/office/drawing/2016/5/10/chartex" xmlns:cx5="http://schemas.microsoft.com/office/drawing/2016/5/11/chartex" xmlns:cx6="http://schemas.microsoft.com/office/drawing/2016/5/12/chartex" xmlns:cx7="http://schemas.microsoft.com/office/drawing/2016/5/13/chartex" xmlns:cx8="http://schemas.microsoft.com/office/drawing/2016/5/14/chartex" xmlns:aink="http://schemas.microsoft.com/office/drawing/2016/ink" xmlns:am3d="http://schemas.microsoft.com/office/drawing/2017/model3d" xmlns:w16cex="http://schemas.microsoft.com/office/word/2018/wordml/cex" xmlns:w16cid="http://schemas.microsoft.com/office/word/2016/wordml/cid" xmlns:w16="http://schemas.microsoft.com/office/word/2018/wordml" xmlns:w16sdtdh="http://schemas.microsoft.com/office/word/2020/wordml/sdtdatahash" xmlns:w16sdtfl="http://schemas.microsoft.com/office/word/2024/wordml/sdtformatlock" xmlns:w16du="http://schemas.microsoft.com/office/word/2023/wordml/word16du" xmlns:oel="http://schemas.microsoft.com/office/2019/extlst">
+        <mc:Fallback xmlns:oel="http://schemas.microsoft.com/office/2019/extlst" xmlns:w16du="http://schemas.microsoft.com/office/word/2023/wordml/word16du" xmlns:w16sdtfl="http://schemas.microsoft.com/office/word/2024/wordml/sdtformatlock" xmlns:w16sdtdh="http://schemas.microsoft.com/office/word/2020/wordml/sdtdatahash" xmlns:w16="http://schemas.microsoft.com/office/word/2018/wordml" xmlns:w16cid="http://schemas.microsoft.com/office/word/2016/wordml/cid" xmlns:w16cex="http://schemas.microsoft.com/office/word/2018/wordml/cex" xmlns:am3d="http://schemas.microsoft.com/office/drawing/2017/model3d" xmlns:aink="http://schemas.microsoft.com/office/drawing/2016/ink" xmlns:cx8="http://schemas.microsoft.com/office/drawing/2016/5/14/chartex" xmlns:cx7="http://schemas.microsoft.com/office/drawing/2016/5/13/chartex" xmlns:cx6="http://schemas.microsoft.com/office/drawing/2016/5/12/chartex" xmlns:cx5="http://schemas.microsoft.com/office/drawing/2016/5/11/chartex" xmlns:cx4="http://schemas.microsoft.com/office/drawing/2016/5/10/chartex" xmlns:cx3="http://schemas.microsoft.com/office/drawing/2016/5/9/chartex" xmlns:cx2="http://schemas.microsoft.com/office/drawing/2015/10/21/chartex" xmlns:cx1="http://schemas.microsoft.com/office/drawing/2015/9/8/chartex">
           <w:pict>
             <v:rect w14:anchorId="1282D344" id="Rectangle 2" o:spid="_x0000_s1026" style="position:absolute;margin-left:-18.25pt;margin-top:-20.4pt;width:520.7pt;height:807.65pt;z-index:251665408;visibility:visible;mso-wrap-style:square;mso-width-percent:0;mso-height-percent:0;mso-wrap-distance-left:9pt;mso-wrap-distance-top:0;mso-wrap-distance-right:9pt;mso-wrap-distance-bottom:0;mso-position-horizontal:absolute;mso-position-horizontal-relative:margin;mso-position-vertical:absolute;mso-position-vertical-relative:text;mso-width-percent:0;mso-height-percent:0;mso-width-relative:page;mso-height-relative:page;v-text-anchor:top" o:gfxdata="UEsDBBQABgAIAAAAIQC2gziS/gAAAOEBAAATAAAAW0NvbnRlbnRfVHlwZXNdLnhtbJSRQU7DMBBF&#10;90jcwfIWJU67QAgl6YK0S0CoHGBkTxKLZGx5TGhvj5O2G0SRWNoz/78nu9wcxkFMGNg6quQqL6RA&#10;0s5Y6ir5vt9lD1JwBDIwOMJKHpHlpr69KfdHjyxSmriSfYz+USnWPY7AufNIadK6MEJMx9ApD/oD&#10;OlTrorhX2lFEilmcO2RdNtjC5xDF9pCuTyYBB5bi6bQ4syoJ3g9WQ0ymaiLzg5KdCXlKLjvcW893&#10;SUOqXwnz5DrgnHtJTxOsQfEKIT7DmDSUCaxw7Rqn8787ZsmRM9e2VmPeBN4uqYvTtW7jvijg9N/y&#10;JsXecLq0q+WD6m8AAAD//wMAUEsDBBQABgAIAAAAIQA4/SH/1gAAAJQBAAALAAAAX3JlbHMvLnJl&#10;bHOkkMFqwzAMhu+DvYPRfXGawxijTi+j0GvpHsDYimMaW0Yy2fr2M4PBMnrbUb/Q94l/f/hMi1qR&#10;JVI2sOt6UJgd+ZiDgffL8ekFlFSbvV0oo4EbChzGx4f9GRdb25HMsYhqlCwG5lrLq9biZkxWOiqY&#10;22YiTra2kYMu1l1tQD30/bPm3wwYN0x18gb45AdQl1tp5j/sFB2T0FQ7R0nTNEV3j6o9feQzro1i&#10;OWA14Fm+Q8a1a8+Bvu/d/dMb2JY5uiPbhG/ktn4cqGU/er3pcvwCAAD//wMAUEsDBBQABgAIAAAA&#10;IQDeEfnGCAIAAPADAAAOAAAAZHJzL2Uyb0RvYy54bWysU9tu2zAMfR+wfxD0vvjSJO2MOEWRrsOA&#10;7gJ0+wBFlm1hsqhRSpzs60cpbpptb8P8IJAmeUgeHa1uD4Nhe4Veg615Mcs5U1ZCo21X829fH97c&#10;cOaDsI0wYFXNj8rz2/XrV6vRVaqEHkyjkBGI9dXoat6H4Kos87JXg/AzcMpSsAUcRCAXu6xBMRL6&#10;YLIyz5fZCNg4BKm8p7/3pyBfJ/y2VTJ8bluvAjM1p9lCOjGd23hm65WoOhSu13IaQ/zDFIPQlpqe&#10;oe5FEGyH+i+oQUsED22YSRgyaFstVdqBtinyP7Z56oVTaRcix7szTf7/wcpP+yf3BePo3j2C/O6Z&#10;hU0vbKfuEGHslWioXRGJykbnq3NBdDyVsu34ERq6WrELkDg4tDhEQNqOHRLVxzPV6hCYpJ/LZXGV&#10;l1ecSYoVebm4LuaL1ERUz/UOfXivYGDRqDnSZSZ8sX/0Ic4jqueU2M7CgzYmXaixbKx5uZjnearw&#10;YHQTo2lP7LYbg2wvoibSNzX+LW3QgZRp9FDzm3OSqCIh72yT2gShzcmmUYydGIqkRP35agvNkQhC&#10;OMmOngkZPeBPzkaSXM39j51AxZn5YInkt8V8HjWanPniuiQHLyPby4iwkqBqHjg7mZtw0vXOoe56&#10;6lSk3S3c0cW0OjH2MtU0LMkqETk9gajbSz9lvTzU9S8AAAD//wMAUEsDBBQABgAIAAAAIQByzsdk&#10;4AAAAA0BAAAPAAAAZHJzL2Rvd25yZXYueG1sTI/NTsMwEITvSLyDtUjcWhtIShPiVClSrwhCH8CN&#10;3SRqvA6x8wNPz/YEtxntp9mZbLfYjk1m8K1DCQ9rAcxg5XSLtYTj52G1BeaDQq06h0bCt/Gwy29v&#10;MpVqN+OHmcpQMwpBnyoJTQh9yrmvGmOVX7veIN3ObrAqkB1qrgc1U7jt+KMQG25Vi/ShUb15bUx1&#10;KUcr4RKW6a2oy59Dctwn1fu+mMevQsr7u6V4ARbMEv5guNan6pBTp5MbUXvWSVg9bWJCSUSCNlwJ&#10;IaIE2IlU/BzFwPOM/1+R/wIAAP//AwBQSwECLQAUAAYACAAAACEAtoM4kv4AAADhAQAAEwAAAAAA&#10;AAAAAAAAAAAAAAAAW0NvbnRlbnRfVHlwZXNdLnhtbFBLAQItABQABgAIAAAAIQA4/SH/1gAAAJQB&#10;AAALAAAAAAAAAAAAAAAAAC8BAABfcmVscy8ucmVsc1BLAQItABQABgAIAAAAIQDeEfnGCAIAAPAD&#10;AAAOAAAAAAAAAAAAAAAAAC4CAABkcnMvZTJvRG9jLnhtbFBLAQItABQABgAIAAAAIQByzsdk4AAA&#10;AA0BAAAPAAAAAAAAAAAAAAAAAGIEAABkcnMvZG93bnJldi54bWxQSwUGAAAAAAQABADzAAAAbwUA&#10;AAAA&#10;" filled="f" strokeweight="2pt">
               <w10:wrap anchorx="margin"/>
@@ -3830,7 +3797,7 @@
             </wp:anchor>
           </w:drawing>
         </mc:Choice>
-        <mc:Fallback xmlns:cx1="http://schemas.microsoft.com/office/drawing/2015/9/8/chartex" xmlns:cx2="http://schemas.microsoft.com/office/drawing/2015/10/21/chartex" xmlns:cx3="http://schemas.microsoft.com/office/drawing/2016/5/9/chartex" xmlns:cx4="http://schemas.microsoft.com/office/drawing/2016/5/10/chartex" xmlns:cx5="http://schemas.microsoft.com/office/drawing/2016/5/11/chartex" xmlns:cx6="http://schemas.microsoft.com/office/drawing/2016/5/12/chartex" xmlns:cx7="http://schemas.microsoft.com/office/drawing/2016/5/13/chartex" xmlns:cx8="http://schemas.microsoft.com/office/drawing/2016/5/14/chartex" xmlns:aink="http://schemas.microsoft.com/office/drawing/2016/ink" xmlns:am3d="http://schemas.microsoft.com/office/drawing/2017/model3d" xmlns:w16cex="http://schemas.microsoft.com/office/word/2018/wordml/cex" xmlns:w16cid="http://schemas.microsoft.com/office/word/2016/wordml/cid" xmlns:w16="http://schemas.microsoft.com/office/word/2018/wordml" xmlns:w16sdtdh="http://schemas.microsoft.com/office/word/2020/wordml/sdtdatahash" xmlns:w16sdtfl="http://schemas.microsoft.com/office/word/2024/wordml/sdtformatlock" xmlns:w16du="http://schemas.microsoft.com/office/word/2023/wordml/word16du" xmlns:oel="http://schemas.microsoft.com/office/2019/extlst">
+        <mc:Fallback xmlns:oel="http://schemas.microsoft.com/office/2019/extlst" xmlns:w16du="http://schemas.microsoft.com/office/word/2023/wordml/word16du" xmlns:w16sdtfl="http://schemas.microsoft.com/office/word/2024/wordml/sdtformatlock" xmlns:w16sdtdh="http://schemas.microsoft.com/office/word/2020/wordml/sdtdatahash" xmlns:w16="http://schemas.microsoft.com/office/word/2018/wordml" xmlns:w16cid="http://schemas.microsoft.com/office/word/2016/wordml/cid" xmlns:w16cex="http://schemas.microsoft.com/office/word/2018/wordml/cex" xmlns:am3d="http://schemas.microsoft.com/office/drawing/2017/model3d" xmlns:aink="http://schemas.microsoft.com/office/drawing/2016/ink" xmlns:cx8="http://schemas.microsoft.com/office/drawing/2016/5/14/chartex" xmlns:cx7="http://schemas.microsoft.com/office/drawing/2016/5/13/chartex" xmlns:cx6="http://schemas.microsoft.com/office/drawing/2016/5/12/chartex" xmlns:cx5="http://schemas.microsoft.com/office/drawing/2016/5/11/chartex" xmlns:cx4="http://schemas.microsoft.com/office/drawing/2016/5/10/chartex" xmlns:cx3="http://schemas.microsoft.com/office/drawing/2016/5/9/chartex" xmlns:cx2="http://schemas.microsoft.com/office/drawing/2015/10/21/chartex" xmlns:cx1="http://schemas.microsoft.com/office/drawing/2015/9/8/chartex">
           <w:pict>
             <v:rect w14:anchorId="7C87A908" id="Rectangle 2" o:spid="_x0000_s1026" style="position:absolute;margin-left:-19.3pt;margin-top:-19.35pt;width:521.55pt;height:808.7pt;z-index:251663360;visibility:visible;mso-wrap-style:square;mso-width-percent:0;mso-height-percent:0;mso-wrap-distance-left:9pt;mso-wrap-distance-top:0;mso-wrap-distance-right:9pt;mso-wrap-distance-bottom:0;mso-position-horizontal:absolute;mso-position-horizontal-relative:margin;mso-position-vertical:absolute;mso-position-vertical-relative:text;mso-width-percent:0;mso-height-percent:0;mso-width-relative:page;mso-height-relative:page;v-text-anchor:top" o:gfxdata="UEsDBBQABgAIAAAAIQC2gziS/gAAAOEBAAATAAAAW0NvbnRlbnRfVHlwZXNdLnhtbJSRQU7DMBBF&#10;90jcwfIWJU67QAgl6YK0S0CoHGBkTxKLZGx5TGhvj5O2G0SRWNoz/78nu9wcxkFMGNg6quQqL6RA&#10;0s5Y6ir5vt9lD1JwBDIwOMJKHpHlpr69KfdHjyxSmriSfYz+USnWPY7AufNIadK6MEJMx9ApD/oD&#10;OlTrorhX2lFEilmcO2RdNtjC5xDF9pCuTyYBB5bi6bQ4syoJ3g9WQ0ymaiLzg5KdCXlKLjvcW893&#10;SUOqXwnz5DrgnHtJTxOsQfEKIT7DmDSUCaxw7Rqn8787ZsmRM9e2VmPeBN4uqYvTtW7jvijg9N/y&#10;JsXecLq0q+WD6m8AAAD//wMAUEsDBBQABgAIAAAAIQA4/SH/1gAAAJQBAAALAAAAX3JlbHMvLnJl&#10;bHOkkMFqwzAMhu+DvYPRfXGawxijTi+j0GvpHsDYimMaW0Yy2fr2M4PBMnrbUb/Q94l/f/hMi1qR&#10;JVI2sOt6UJgd+ZiDgffL8ekFlFSbvV0oo4EbChzGx4f9GRdb25HMsYhqlCwG5lrLq9biZkxWOiqY&#10;22YiTra2kYMu1l1tQD30/bPm3wwYN0x18gb45AdQl1tp5j/sFB2T0FQ7R0nTNEV3j6o9feQzro1i&#10;OWA14Fm+Q8a1a8+Bvu/d/dMb2JY5uiPbhG/ktn4cqGU/er3pcvwCAAD//wMAUEsDBBQABgAIAAAA&#10;IQARIGBNCQIAAPADAAAOAAAAZHJzL2Uyb0RvYy54bWysU9tu2zAMfR+wfxD0vviyJM2MOEWRrsOA&#10;7gJ0+wBFlm1hsqhRSpzs60fJaRpsb8P8IIgmeUgeHq1vj4NhB4Veg615Mcs5U1ZCo21X8+/fHt6s&#10;OPNB2EYYsKrmJ+X57eb1q/XoKlVCD6ZRyAjE+mp0Ne9DcFWWedmrQfgZOGXJ2QIOIpCJXdagGAl9&#10;MFmZ58tsBGwcglTe09/7yck3Cb9tlQxf2tarwEzNqbeQTkznLp7ZZi2qDoXrtTy3If6hi0FoS0Uv&#10;UPciCLZH/RfUoCWChzbMJAwZtK2WKs1A0xT5H9M89cKpNAuR492FJv//YOXnw5P7irF17x5B/vDM&#10;wrYXtlN3iDD2SjRUrohEZaPz1SUhGp5S2W78BA2tVuwDJA6OLQ4RkKZjx0T16UK1OgYm6edyWb5d&#10;LhacSfIVeXmTz1dpG5monvMd+vBBwcDipeZIy0z44vDoQ+xHVM8hsZyFB21MWqixbKx5uZjnecrw&#10;YHQTvWlO7HZbg+wgoibSl6YjBq7DBh1ImUYPNV9dgkQVCXlvm1QmCG2mO7Vi7JmhSErUn6920JyI&#10;IIRJdvRM6NID/uJsJMnV3P/cC1ScmY+WSH5XzOdRo8mYL25KMvDas7v2CCsJquaBs+m6DZOu9w51&#10;11OlIs1u4Y4W0+rE2EtX52ZJVonI8xOIur22U9TLQ938BgAA//8DAFBLAwQUAAYACAAAACEAR/9j&#10;7OAAAAANAQAADwAAAGRycy9kb3ducmV2LnhtbEyPy07DMBBF90j8gzVI7FqbR5s0jVOlSN0iCP0A&#10;N54mUeNxiJ0HfD0uG9jd0RzdOZPuZtOyEXvXWJLwsBTAkEqrG6okHD8OixiY84q0ai2hhC90sMtu&#10;b1KVaDvRO46Fr1goIZcoCbX3XcK5K2s0yi1thxR2Z9sb5cPYV1z3agrlpuWPQqy5UQ2FC7Xq8KXG&#10;8lIMRsLFz+NrXhXfh81xvynf9vk0fOZS3t/N+RaYx9n/wXDVD+qQBaeTHUg71kpYPMXrgP6GCNiV&#10;EOJ5BewU0iqKI+BZyv9/kf0AAAD//wMAUEsBAi0AFAAGAAgAAAAhALaDOJL+AAAA4QEAABMAAAAA&#10;AAAAAAAAAAAAAAAAAFtDb250ZW50X1R5cGVzXS54bWxQSwECLQAUAAYACAAAACEAOP0h/9YAAACU&#10;AQAACwAAAAAAAAAAAAAAAAAvAQAAX3JlbHMvLnJlbHNQSwECLQAUAAYACAAAACEAESBgTQkCAADw&#10;AwAADgAAAAAAAAAAAAAAAAAuAgAAZHJzL2Uyb0RvYy54bWxQSwECLQAUAAYACAAAACEAR/9j7OAA&#10;AAANAQAADwAAAAAAAAAAAAAAAABjBAAAZHJzL2Rvd25yZXYueG1sUEsFBgAAAAAEAAQA8wAAAHAF&#10;AAAAAA==&#10;" filled="f" strokeweight="2pt">
               <w10:wrap anchorx="margin"/>
@@ -5928,7 +5895,6 @@
                                                 <w:noProof w:val="0"/>
                                               </w:rPr>
                                             </w:pPr>
-                                            <w:proofErr w:type="spellStart"/>
                                             <w:r>
                                               <w:rPr>
                                                 <w:rFonts w:ascii="GOST type B" w:hAnsi="GOST type B"/>
@@ -5936,17 +5902,7 @@
                                                 <w:iCs/>
                                                 <w:noProof w:val="0"/>
                                               </w:rPr>
-                                              <w:t>Гариев</w:t>
-                                            </w:r>
-                                            <w:proofErr w:type="spellEnd"/>
-                                            <w:r>
-                                              <w:rPr>
-                                                <w:rFonts w:ascii="GOST type B" w:hAnsi="GOST type B"/>
-                                                <w:i/>
-                                                <w:iCs/>
-                                                <w:noProof w:val="0"/>
-                                              </w:rPr>
-                                              <w:t xml:space="preserve"> Д.О.</w:t>
+                                              <w:t>Гариев Д.О.</w:t>
                                             </w:r>
                                           </w:p>
                                         </w:txbxContent>
@@ -8689,7 +8645,6 @@
                                           <w:noProof w:val="0"/>
                                         </w:rPr>
                                       </w:pPr>
-                                      <w:proofErr w:type="spellStart"/>
                                       <w:r>
                                         <w:rPr>
                                           <w:rFonts w:ascii="GOST type B" w:hAnsi="GOST type B"/>
@@ -8697,17 +8652,7 @@
                                           <w:iCs/>
                                           <w:noProof w:val="0"/>
                                         </w:rPr>
-                                        <w:t>Гариев</w:t>
-                                      </w:r>
-                                      <w:proofErr w:type="spellEnd"/>
-                                      <w:r>
-                                        <w:rPr>
-                                          <w:rFonts w:ascii="GOST type B" w:hAnsi="GOST type B"/>
-                                          <w:i/>
-                                          <w:iCs/>
-                                          <w:noProof w:val="0"/>
-                                        </w:rPr>
-                                        <w:t xml:space="preserve"> Д.О.</w:t>
+                                        <w:t>Гариев Д.О.</w:t>
                                       </w:r>
                                     </w:p>
                                   </w:txbxContent>
@@ -14013,7 +13958,7 @@
 </file>
 
 <file path=customXml/itemProps1.xml><?xml version="1.0" encoding="utf-8"?>
-<ds:datastoreItem xmlns:ds="http://schemas.openxmlformats.org/officeDocument/2006/customXml" ds:itemID="{D49F01C6-7B4D-4DE9-AA36-9B28BCA097AD}">
+<ds:datastoreItem xmlns:ds="http://schemas.openxmlformats.org/officeDocument/2006/customXml" ds:itemID="{89B1C756-1439-4FE1-9D37-39E17694EFB7}">
   <ds:schemaRefs>
     <ds:schemaRef ds:uri="http://schemas.openxmlformats.org/officeDocument/2006/bibliography"/>
   </ds:schemaRefs>
